--- a/docs/kapitalertrag_documentation.docx
+++ b/docs/kapitalertrag_documentation.docx
@@ -7262,7 +7262,7 @@
                 <w:sz w:val="20"/>
                 <w:szCs w:val="20"/>
               </w:rPr>
-              <w:t xml:space="preserve">Label used in output filenames (default: self). Use different labels for each person.</w:t>
+              <w:t xml:space="preserve">Label used in output filenames. Default: auto — detected from account ID via account_map in config.yaml. Override only if auto-detection is wrong.</w:t>
             </w:r>
           </w:p>
         </w:tc>
@@ -9336,6 +9336,102 @@
           <w:szCs w:val="20"/>
         </w:rPr>
         <w:t xml:space="preserve">  NL: 0.15</w:t>
+      </w:r>
+    </w:p>
+    <w:p>
+      <w:pPr>
+        <w:shd w:fill="F5F5F5" w:val="clear"/>
+        <w:spacing w:after="40" w:before="40"/>
+        <w:ind w:left="720"/>
+      </w:pPr>
+      <w:r>
+        <w:rPr>
+          <w:rFonts w:ascii="Courier New" w:cs="Courier New" w:eastAsia="Courier New" w:hAnsi="Courier New"/>
+          <w:color w:val="404040"/>
+          <w:sz w:val="20"/>
+          <w:szCs w:val="20"/>
+        </w:rPr>
+        <w:t xml:space="preserve"/>
+      </w:r>
+    </w:p>
+    <w:p>
+      <w:pPr>
+        <w:shd w:fill="F5F5F5" w:val="clear"/>
+        <w:spacing w:after="40" w:before="40"/>
+        <w:ind w:left="720"/>
+      </w:pPr>
+      <w:r>
+        <w:rPr>
+          <w:rFonts w:ascii="Courier New" w:cs="Courier New" w:eastAsia="Courier New" w:hAnsi="Courier New"/>
+          <w:color w:val="404040"/>
+          <w:sz w:val="20"/>
+          <w:szCs w:val="20"/>
+        </w:rPr>
+        <w:t xml:space="preserve"># Account ID to person name mapping (auto-detects --person)</w:t>
+      </w:r>
+    </w:p>
+    <w:p>
+      <w:pPr>
+        <w:shd w:fill="F5F5F5" w:val="clear"/>
+        <w:spacing w:after="40" w:before="40"/>
+        <w:ind w:left="720"/>
+      </w:pPr>
+      <w:r>
+        <w:rPr>
+          <w:rFonts w:ascii="Courier New" w:cs="Courier New" w:eastAsia="Courier New" w:hAnsi="Courier New"/>
+          <w:color w:val="404040"/>
+          <w:sz w:val="20"/>
+          <w:szCs w:val="20"/>
+        </w:rPr>
+        <w:t xml:space="preserve"># Find your account ID in the BOF row of any IB Flex Query CSV</w:t>
+      </w:r>
+    </w:p>
+    <w:p>
+      <w:pPr>
+        <w:shd w:fill="F5F5F5" w:val="clear"/>
+        <w:spacing w:after="40" w:before="40"/>
+        <w:ind w:left="720"/>
+      </w:pPr>
+      <w:r>
+        <w:rPr>
+          <w:rFonts w:ascii="Courier New" w:cs="Courier New" w:eastAsia="Courier New" w:hAnsi="Courier New"/>
+          <w:color w:val="404040"/>
+          <w:sz w:val="20"/>
+          <w:szCs w:val="20"/>
+        </w:rPr>
+        <w:t xml:space="preserve">account_map:</w:t>
+      </w:r>
+    </w:p>
+    <w:p>
+      <w:pPr>
+        <w:shd w:fill="F5F5F5" w:val="clear"/>
+        <w:spacing w:after="40" w:before="40"/>
+        <w:ind w:left="720"/>
+      </w:pPr>
+      <w:r>
+        <w:rPr>
+          <w:rFonts w:ascii="Courier New" w:cs="Courier New" w:eastAsia="Courier New" w:hAnsi="Courier New"/>
+          <w:color w:val="404040"/>
+          <w:sz w:val="20"/>
+          <w:szCs w:val="20"/>
+        </w:rPr>
+        <w:t xml:space="preserve">  U13650071: jessie</w:t>
+      </w:r>
+    </w:p>
+    <w:p>
+      <w:pPr>
+        <w:shd w:fill="F5F5F5" w:val="clear"/>
+        <w:spacing w:after="40" w:before="40"/>
+        <w:ind w:left="720"/>
+      </w:pPr>
+      <w:r>
+        <w:rPr>
+          <w:rFonts w:ascii="Courier New" w:cs="Courier New" w:eastAsia="Courier New" w:hAnsi="Courier New"/>
+          <w:color w:val="404040"/>
+          <w:sz w:val="20"/>
+          <w:szCs w:val="20"/>
+        </w:rPr>
+        <w:t xml:space="preserve">  U99999999: self    # replace with your actual account ID</w:t>
       </w:r>
     </w:p>
     <w:p>

--- a/docs/kapitalertrag_documentation.docx
+++ b/docs/kapitalertrag_documentation.docx
@@ -4,25 +4,305 @@
   <w:body>
     <w:p>
       <w:pPr>
+        <w:spacing w:before="0" w:after="2000"/>
+      </w:pPr>
+    </w:p>
+    <w:p>
+      <w:pPr>
+        <w:spacing w:before="0" w:after="200"/>
+        <w:jc w:val="center"/>
+      </w:pPr>
+      <w:r>
+        <w:rPr>
+          <w:b/>
+          <w:color w:val="1F3864"/>
+          <w:sz w:val="64"/>
+        </w:rPr>
+        <w:t>Kapitalertrag</w:t>
+      </w:r>
+    </w:p>
+    <w:p>
+      <w:pPr>
+        <w:spacing w:before="0" w:after="120"/>
+        <w:jc w:val="center"/>
+      </w:pPr>
+      <w:r>
+        <w:rPr>
+          <w:b w:val="0"/>
+          <w:color w:val="2E75B6"/>
+          <w:sz w:val="28"/>
+        </w:rPr>
+        <w:t>Austrian Capital Gains Tax Calculator</w:t>
+      </w:r>
+    </w:p>
+    <w:p>
+      <w:pPr>
+        <w:spacing w:before="0" w:after="600"/>
+        <w:jc w:val="center"/>
+      </w:pPr>
+      <w:r>
+        <w:rPr>
+          <w:b w:val="0"/>
+          <w:color w:val="404040"/>
+          <w:sz w:val="24"/>
+        </w:rPr>
+        <w:t>Complete Setup &amp; Usage Guide</w:t>
+      </w:r>
+    </w:p>
+    <w:p>
+      <w:pPr>
+        <w:spacing w:after="160"/>
+      </w:pPr>
+    </w:p>
+    <w:p>
+      <w:pPr>
+        <w:spacing w:before="0" w:after="80"/>
+        <w:jc w:val="center"/>
+      </w:pPr>
+      <w:r>
+        <w:rPr>
+          <w:b w:val="0"/>
+          <w:color w:val="404040"/>
+          <w:sz w:val="20"/>
+        </w:rPr>
+        <w:t>Version: v0.4.2</w:t>
+      </w:r>
+    </w:p>
+    <w:p>
+      <w:pPr>
+        <w:spacing w:before="0" w:after="80"/>
+        <w:jc w:val="center"/>
+      </w:pPr>
+      <w:r>
+        <w:rPr>
+          <w:b w:val="0"/>
+          <w:color w:val="404040"/>
+          <w:sz w:val="20"/>
+        </w:rPr>
+        <w:t>Tax jurisdiction: Austria (E1kv / FinanzOnline)</w:t>
+      </w:r>
+    </w:p>
+    <w:p>
+      <w:pPr>
+        <w:spacing w:after="0"/>
+      </w:pPr>
+      <w:r>
+        <w:br w:type="page"/>
+      </w:r>
+    </w:p>
+    <w:p>
+      <w:pPr>
         <w:pStyle w:val="Heading1"/>
       </w:pPr>
       <w:r>
-        <w:t>Kapitalertrag — Complete Setup &amp; Usage Guide</w:t>
+        <w:t>Table of Contents</w:t>
+      </w:r>
+    </w:p>
+    <w:p/>
+    <w:p>
+      <w:pPr>
+        <w:pStyle w:val="ListNumber"/>
+      </w:pPr>
+      <w:r>
+        <w:rPr>
+          <w:sz w:val="22"/>
+        </w:rPr>
+        <w:t>Overview</w:t>
       </w:r>
     </w:p>
     <w:p>
-      <w:r>
-        <w:t>Austrian Capital Gains Tax Calculator</w:t>
+      <w:pPr>
+        <w:pStyle w:val="ListNumber"/>
+      </w:pPr>
+      <w:r>
+        <w:rPr>
+          <w:sz w:val="22"/>
+        </w:rPr>
+        <w:t>Prerequisites &amp; Installation</w:t>
       </w:r>
     </w:p>
     <w:p>
-      <w:r>
-        <w:t>Version: current (see git log for last update)</w:t>
+      <w:pPr>
+        <w:pStyle w:val="ListNumber"/>
+      </w:pPr>
+      <w:r>
+        <w:rPr>
+          <w:sz w:val="22"/>
+        </w:rPr>
+        <w:t>Directory Structure</w:t>
       </w:r>
     </w:p>
     <w:p>
-      <w:r>
-        <w:t>Tax jurisdiction: Austria (E1kv / FinanzOnline)</w:t>
+      <w:pPr>
+        <w:pStyle w:val="ListNumber"/>
+      </w:pPr>
+      <w:r>
+        <w:rPr>
+          <w:sz w:val="22"/>
+        </w:rPr>
+        <w:t>Per-Person Configuration</w:t>
+      </w:r>
+    </w:p>
+    <w:p>
+      <w:pPr>
+        <w:pStyle w:val="ListNumber"/>
+      </w:pPr>
+      <w:r>
+        <w:rPr>
+          <w:sz w:val="22"/>
+        </w:rPr>
+        <w:t>Interactive Brokers — Flex Query Setup</w:t>
+      </w:r>
+    </w:p>
+    <w:p>
+      <w:pPr>
+        <w:pStyle w:val="ListNumber"/>
+      </w:pPr>
+      <w:r>
+        <w:rPr>
+          <w:sz w:val="22"/>
+        </w:rPr>
+        <w:t>Interactive Brokers — Auto-Fetch Setup</w:t>
+      </w:r>
+    </w:p>
+    <w:p>
+      <w:pPr>
+        <w:pStyle w:val="ListNumber"/>
+      </w:pPr>
+      <w:r>
+        <w:rPr>
+          <w:sz w:val="22"/>
+        </w:rPr>
+        <w:t>SAXO Bank Setup</w:t>
+      </w:r>
+    </w:p>
+    <w:p>
+      <w:pPr>
+        <w:pStyle w:val="ListNumber"/>
+      </w:pPr>
+      <w:r>
+        <w:rPr>
+          <w:sz w:val="22"/>
+        </w:rPr>
+        <w:t>E*Trade Setup</w:t>
+      </w:r>
+    </w:p>
+    <w:p>
+      <w:pPr>
+        <w:pStyle w:val="ListNumber"/>
+      </w:pPr>
+      <w:r>
+        <w:rPr>
+          <w:sz w:val="22"/>
+        </w:rPr>
+        <w:t>Running the Tool</w:t>
+      </w:r>
+    </w:p>
+    <w:p>
+      <w:pPr>
+        <w:pStyle w:val="ListNumber"/>
+      </w:pPr>
+      <w:r>
+        <w:rPr>
+          <w:sz w:val="22"/>
+        </w:rPr>
+        <w:t>Output Files</w:t>
+      </w:r>
+    </w:p>
+    <w:p>
+      <w:pPr>
+        <w:pStyle w:val="ListNumber"/>
+      </w:pPr>
+      <w:r>
+        <w:rPr>
+          <w:sz w:val="22"/>
+        </w:rPr>
+        <w:t>Nichtmeldefonds (§ 186 InvFG)</w:t>
+      </w:r>
+    </w:p>
+    <w:p>
+      <w:pPr>
+        <w:pStyle w:val="ListNumber"/>
+      </w:pPr>
+      <w:r>
+        <w:rPr>
+          <w:sz w:val="22"/>
+        </w:rPr>
+        <w:t>Meldefonds (OeKB-registered funds)</w:t>
+      </w:r>
+    </w:p>
+    <w:p>
+      <w:pPr>
+        <w:pStyle w:val="ListNumber"/>
+      </w:pPr>
+      <w:r>
+        <w:rPr>
+          <w:sz w:val="22"/>
+        </w:rPr>
+        <w:t>WHT Reclaim Report</w:t>
+      </w:r>
+    </w:p>
+    <w:p>
+      <w:pPr>
+        <w:pStyle w:val="ListNumber"/>
+      </w:pPr>
+      <w:r>
+        <w:rPr>
+          <w:sz w:val="22"/>
+        </w:rPr>
+        <w:t>ANV Deduction Checklist</w:t>
+      </w:r>
+    </w:p>
+    <w:p>
+      <w:pPr>
+        <w:pStyle w:val="ListNumber"/>
+      </w:pPr>
+      <w:r>
+        <w:rPr>
+          <w:sz w:val="22"/>
+        </w:rPr>
+        <w:t>Household Combined View</w:t>
+      </w:r>
+    </w:p>
+    <w:p>
+      <w:pPr>
+        <w:pStyle w:val="ListNumber"/>
+      </w:pPr>
+      <w:r>
+        <w:rPr>
+          <w:sz w:val="22"/>
+        </w:rPr>
+        <w:t>Multi-Year FIFO — The Correct Approach</w:t>
+      </w:r>
+    </w:p>
+    <w:p>
+      <w:pPr>
+        <w:pStyle w:val="ListNumber"/>
+      </w:pPr>
+      <w:r>
+        <w:rPr>
+          <w:sz w:val="22"/>
+        </w:rPr>
+        <w:t>How the Tax Engine Works</w:t>
+      </w:r>
+    </w:p>
+    <w:p>
+      <w:pPr>
+        <w:pStyle w:val="ListNumber"/>
+      </w:pPr>
+      <w:r>
+        <w:rPr>
+          <w:sz w:val="22"/>
+        </w:rPr>
+        <w:t>Troubleshooting</w:t>
+      </w:r>
+    </w:p>
+    <w:p>
+      <w:pPr>
+        <w:spacing w:after="0"/>
+      </w:pPr>
+      <w:r>
+        <w:br w:type="page"/>
       </w:r>
     </w:p>
     <w:p>
@@ -30,125 +310,683 @@
         <w:pStyle w:val="Heading2"/>
       </w:pPr>
       <w:r>
-        <w:t>Table of Contents</w:t>
+        <w:t>1. Overview</w:t>
       </w:r>
     </w:p>
     <w:p>
       <w:r>
-        <w:t>1. [Overview](#1-overview)</w:t>
+        <w:t>Kapitalertrag converts broker export files into Austrian tax-ready outputs. It handles FX</w:t>
       </w:r>
     </w:p>
     <w:p>
       <w:r>
-        <w:t>2. [Prerequisites &amp; Installation](#2-prerequisites--installation)</w:t>
+        <w:t>conversion (ECB rates), FIFO cost basis matching, withholding tax crediting, Nichtmeldefonds</w:t>
       </w:r>
     </w:p>
     <w:p>
       <w:r>
-        <w:t>3. [Directory Structure](#3-directory-structure)</w:t>
+        <w:t>pauschal-AE calculation, Meldefonds OeKB data, and produces pre-filled E1kv Kennziffern ready</w:t>
       </w:r>
     </w:p>
     <w:p>
       <w:r>
-        <w:t>4. [Per-Person Configuration](#4-per-person-configuration)</w:t>
+        <w:t>for entry into FinanzOnline.</w:t>
       </w:r>
     </w:p>
     <w:p>
-      <w:r>
-        <w:t>5. [Interactive Brokers — Flex Query Setup](#5-interactive-brokers--flex-query-setup)</w:t>
+      <w:pPr>
+        <w:pStyle w:val="Heading3"/>
+      </w:pPr>
+      <w:r>
+        <w:t>Supported brokers</w:t>
       </w:r>
     </w:p>
+    <w:tbl>
+      <w:tblPr>
+        <w:tblStyle w:val="TableGrid"/>
+        <w:tblW w:type="auto" w:w="0"/>
+        <w:tblLook w:firstColumn="1" w:firstRow="1" w:lastColumn="0" w:lastRow="0" w:noHBand="0" w:noVBand="1" w:val="04A0"/>
+      </w:tblPr>
+      <w:tblGrid>
+        <w:gridCol w:w="3120"/>
+        <w:gridCol w:w="3120"/>
+        <w:gridCol w:w="3120"/>
+      </w:tblGrid>
+      <w:tr>
+        <w:tc>
+          <w:tcPr>
+            <w:tcW w:type="dxa" w:w="3120"/>
+            <w:shd w:val="clear" w:color="auto" w:fill="2E74B5"/>
+          </w:tcPr>
+          <w:p>
+            <w:pPr>
+              <w:spacing w:before="60" w:after="60"/>
+            </w:pPr>
+            <w:r>
+              <w:rPr>
+                <w:b/>
+                <w:color w:val="FFFFFF"/>
+                <w:sz w:val="18"/>
+              </w:rPr>
+              <w:t>Broker</w:t>
+            </w:r>
+          </w:p>
+        </w:tc>
+        <w:tc>
+          <w:tcPr>
+            <w:tcW w:type="dxa" w:w="3120"/>
+            <w:shd w:val="clear" w:color="auto" w:fill="2E74B5"/>
+          </w:tcPr>
+          <w:p>
+            <w:pPr>
+              <w:spacing w:before="60" w:after="60"/>
+            </w:pPr>
+            <w:r>
+              <w:rPr>
+                <w:b/>
+                <w:color w:val="FFFFFF"/>
+                <w:sz w:val="18"/>
+              </w:rPr>
+              <w:t>Format</w:t>
+            </w:r>
+          </w:p>
+        </w:tc>
+        <w:tc>
+          <w:tcPr>
+            <w:tcW w:type="dxa" w:w="3120"/>
+            <w:shd w:val="clear" w:color="auto" w:fill="2E74B5"/>
+          </w:tcPr>
+          <w:p>
+            <w:pPr>
+              <w:spacing w:before="60" w:after="60"/>
+            </w:pPr>
+            <w:r>
+              <w:rPr>
+                <w:b/>
+                <w:color w:val="FFFFFF"/>
+                <w:sz w:val="18"/>
+              </w:rPr>
+              <w:t>Status</w:t>
+            </w:r>
+          </w:p>
+        </w:tc>
+      </w:tr>
+      <w:tr>
+        <w:tc>
+          <w:tcPr>
+            <w:tcW w:type="dxa" w:w="3120"/>
+          </w:tcPr>
+          <w:p>
+            <w:pPr>
+              <w:spacing w:before="40" w:after="40"/>
+            </w:pPr>
+            <w:r>
+              <w:rPr>
+                <w:sz w:val="18"/>
+              </w:rPr>
+              <w:t>Interactive Brokers (IBKR)</w:t>
+            </w:r>
+          </w:p>
+        </w:tc>
+        <w:tc>
+          <w:tcPr>
+            <w:tcW w:type="dxa" w:w="3120"/>
+          </w:tcPr>
+          <w:p>
+            <w:pPr>
+              <w:spacing w:before="40" w:after="40"/>
+            </w:pPr>
+            <w:r>
+              <w:rPr>
+                <w:sz w:val="18"/>
+              </w:rPr>
+              <w:t>Flex Query CSV</w:t>
+            </w:r>
+          </w:p>
+        </w:tc>
+        <w:tc>
+          <w:tcPr>
+            <w:tcW w:type="dxa" w:w="3120"/>
+          </w:tcPr>
+          <w:p>
+            <w:pPr>
+              <w:spacing w:before="40" w:after="40"/>
+            </w:pPr>
+            <w:r>
+              <w:rPr>
+                <w:sz w:val="18"/>
+              </w:rPr>
+              <w:t>✅ Full support + auto-fetch</w:t>
+            </w:r>
+          </w:p>
+        </w:tc>
+      </w:tr>
+      <w:tr>
+        <w:tc>
+          <w:tcPr>
+            <w:tcW w:type="dxa" w:w="3120"/>
+            <w:shd w:val="clear" w:color="auto" w:fill="EBF3FB"/>
+          </w:tcPr>
+          <w:p>
+            <w:pPr>
+              <w:spacing w:before="40" w:after="40"/>
+            </w:pPr>
+            <w:r>
+              <w:rPr>
+                <w:sz w:val="18"/>
+              </w:rPr>
+              <w:t>SAXO Bank</w:t>
+            </w:r>
+          </w:p>
+        </w:tc>
+        <w:tc>
+          <w:tcPr>
+            <w:tcW w:type="dxa" w:w="3120"/>
+            <w:shd w:val="clear" w:color="auto" w:fill="EBF3FB"/>
+          </w:tcPr>
+          <w:p>
+            <w:pPr>
+              <w:spacing w:before="40" w:after="40"/>
+            </w:pPr>
+            <w:r>
+              <w:rPr>
+                <w:sz w:val="18"/>
+              </w:rPr>
+              <w:t>AggregatedAmounts xlsx + ShareDividends xlsx + ClosedPositions xlsx</w:t>
+            </w:r>
+          </w:p>
+        </w:tc>
+        <w:tc>
+          <w:tcPr>
+            <w:tcW w:type="dxa" w:w="3120"/>
+            <w:shd w:val="clear" w:color="auto" w:fill="EBF3FB"/>
+          </w:tcPr>
+          <w:p>
+            <w:pPr>
+              <w:spacing w:before="40" w:after="40"/>
+            </w:pPr>
+            <w:r>
+              <w:rPr>
+                <w:sz w:val="18"/>
+              </w:rPr>
+              <w:t>✅ Full support</w:t>
+            </w:r>
+          </w:p>
+        </w:tc>
+      </w:tr>
+      <w:tr>
+        <w:tc>
+          <w:tcPr>
+            <w:tcW w:type="dxa" w:w="3120"/>
+          </w:tcPr>
+          <w:p>
+            <w:pPr>
+              <w:spacing w:before="40" w:after="40"/>
+            </w:pPr>
+            <w:r>
+              <w:rPr>
+                <w:sz w:val="18"/>
+              </w:rPr>
+              <w:t>E*Trade / Morgan Stanley</w:t>
+            </w:r>
+          </w:p>
+        </w:tc>
+        <w:tc>
+          <w:tcPr>
+            <w:tcW w:type="dxa" w:w="3120"/>
+          </w:tcPr>
+          <w:p>
+            <w:pPr>
+              <w:spacing w:before="40" w:after="40"/>
+            </w:pPr>
+            <w:r>
+              <w:rPr>
+                <w:sz w:val="18"/>
+              </w:rPr>
+              <w:t>PDF statements (old + new format)</w:t>
+            </w:r>
+          </w:p>
+        </w:tc>
+        <w:tc>
+          <w:tcPr>
+            <w:tcW w:type="dxa" w:w="3120"/>
+          </w:tcPr>
+          <w:p>
+            <w:pPr>
+              <w:spacing w:before="40" w:after="40"/>
+            </w:pPr>
+            <w:r>
+              <w:rPr>
+                <w:sz w:val="18"/>
+              </w:rPr>
+              <w:t>✅ Full support</w:t>
+            </w:r>
+          </w:p>
+        </w:tc>
+      </w:tr>
+    </w:tbl>
+    <w:p/>
     <w:p>
-      <w:r>
-        <w:t>6. [Interactive Brokers — Auto-Fetch Setup](#6-interactive-brokers--auto-fetch-setup)</w:t>
+      <w:pPr>
+        <w:pStyle w:val="Heading3"/>
+      </w:pPr>
+      <w:r>
+        <w:t>Output Kennziffern (E1kv)</w:t>
       </w:r>
     </w:p>
+    <w:tbl>
+      <w:tblPr>
+        <w:tblStyle w:val="TableGrid"/>
+        <w:tblW w:type="auto" w:w="0"/>
+        <w:tblLook w:firstColumn="1" w:firstRow="1" w:lastColumn="0" w:lastRow="0" w:noHBand="0" w:noVBand="1" w:val="04A0"/>
+      </w:tblPr>
+      <w:tblGrid>
+        <w:gridCol w:w="4680"/>
+        <w:gridCol w:w="4680"/>
+      </w:tblGrid>
+      <w:tr>
+        <w:tc>
+          <w:tcPr>
+            <w:tcW w:type="dxa" w:w="4680"/>
+            <w:shd w:val="clear" w:color="auto" w:fill="2E74B5"/>
+          </w:tcPr>
+          <w:p>
+            <w:pPr>
+              <w:spacing w:before="60" w:after="60"/>
+            </w:pPr>
+            <w:r>
+              <w:rPr>
+                <w:b/>
+                <w:color w:val="FFFFFF"/>
+                <w:sz w:val="18"/>
+              </w:rPr>
+              <w:t>KZ</w:t>
+            </w:r>
+          </w:p>
+        </w:tc>
+        <w:tc>
+          <w:tcPr>
+            <w:tcW w:type="dxa" w:w="4680"/>
+            <w:shd w:val="clear" w:color="auto" w:fill="2E74B5"/>
+          </w:tcPr>
+          <w:p>
+            <w:pPr>
+              <w:spacing w:before="60" w:after="60"/>
+            </w:pPr>
+            <w:r>
+              <w:rPr>
+                <w:b/>
+                <w:color w:val="FFFFFF"/>
+                <w:sz w:val="18"/>
+              </w:rPr>
+              <w:t>Description</w:t>
+            </w:r>
+          </w:p>
+        </w:tc>
+      </w:tr>
+      <w:tr>
+        <w:tc>
+          <w:tcPr>
+            <w:tcW w:type="dxa" w:w="4680"/>
+          </w:tcPr>
+          <w:p>
+            <w:pPr>
+              <w:spacing w:before="40" w:after="40"/>
+            </w:pPr>
+            <w:r>
+              <w:rPr>
+                <w:sz w:val="18"/>
+              </w:rPr>
+              <w:t>862</w:t>
+            </w:r>
+          </w:p>
+        </w:tc>
+        <w:tc>
+          <w:tcPr>
+            <w:tcW w:type="dxa" w:w="4680"/>
+          </w:tcPr>
+          <w:p>
+            <w:pPr>
+              <w:spacing w:before="40" w:after="40"/>
+            </w:pPr>
+            <w:r>
+              <w:rPr>
+                <w:sz w:val="18"/>
+              </w:rPr>
+              <w:t>Inländische Dividendenerträge (AT-domiciled dividends + interest)</w:t>
+            </w:r>
+          </w:p>
+        </w:tc>
+      </w:tr>
+      <w:tr>
+        <w:tc>
+          <w:tcPr>
+            <w:tcW w:type="dxa" w:w="4680"/>
+            <w:shd w:val="clear" w:color="auto" w:fill="EBF3FB"/>
+          </w:tcPr>
+          <w:p>
+            <w:pPr>
+              <w:spacing w:before="40" w:after="40"/>
+            </w:pPr>
+            <w:r>
+              <w:rPr>
+                <w:sz w:val="18"/>
+              </w:rPr>
+              <w:t>863</w:t>
+            </w:r>
+          </w:p>
+        </w:tc>
+        <w:tc>
+          <w:tcPr>
+            <w:tcW w:type="dxa" w:w="4680"/>
+            <w:shd w:val="clear" w:color="auto" w:fill="EBF3FB"/>
+          </w:tcPr>
+          <w:p>
+            <w:pPr>
+              <w:spacing w:before="40" w:after="40"/>
+            </w:pPr>
+            <w:r>
+              <w:rPr>
+                <w:sz w:val="18"/>
+              </w:rPr>
+              <w:t>Ausländische Dividendenerträge (foreign dividends + interest)</w:t>
+            </w:r>
+          </w:p>
+        </w:tc>
+      </w:tr>
+      <w:tr>
+        <w:tc>
+          <w:tcPr>
+            <w:tcW w:type="dxa" w:w="4680"/>
+          </w:tcPr>
+          <w:p>
+            <w:pPr>
+              <w:spacing w:before="40" w:after="40"/>
+            </w:pPr>
+            <w:r>
+              <w:rPr>
+                <w:sz w:val="18"/>
+              </w:rPr>
+              <w:t>981</w:t>
+            </w:r>
+          </w:p>
+        </w:tc>
+        <w:tc>
+          <w:tcPr>
+            <w:tcW w:type="dxa" w:w="4680"/>
+          </w:tcPr>
+          <w:p>
+            <w:pPr>
+              <w:spacing w:before="40" w:after="40"/>
+            </w:pPr>
+            <w:r>
+              <w:rPr>
+                <w:sz w:val="18"/>
+              </w:rPr>
+              <w:t>Inländische Kursgewinne (AT securities, 27.5%)</w:t>
+            </w:r>
+          </w:p>
+        </w:tc>
+      </w:tr>
+      <w:tr>
+        <w:tc>
+          <w:tcPr>
+            <w:tcW w:type="dxa" w:w="4680"/>
+            <w:shd w:val="clear" w:color="auto" w:fill="EBF3FB"/>
+          </w:tcPr>
+          <w:p>
+            <w:pPr>
+              <w:spacing w:before="40" w:after="40"/>
+            </w:pPr>
+            <w:r>
+              <w:rPr>
+                <w:sz w:val="18"/>
+              </w:rPr>
+              <w:t>994</w:t>
+            </w:r>
+          </w:p>
+        </w:tc>
+        <w:tc>
+          <w:tcPr>
+            <w:tcW w:type="dxa" w:w="4680"/>
+            <w:shd w:val="clear" w:color="auto" w:fill="EBF3FB"/>
+          </w:tcPr>
+          <w:p>
+            <w:pPr>
+              <w:spacing w:before="40" w:after="40"/>
+            </w:pPr>
+            <w:r>
+              <w:rPr>
+                <w:sz w:val="18"/>
+              </w:rPr>
+              <w:t>Ausländische Kursgewinne (foreign securities, 27.5%)</w:t>
+            </w:r>
+          </w:p>
+        </w:tc>
+      </w:tr>
+      <w:tr>
+        <w:tc>
+          <w:tcPr>
+            <w:tcW w:type="dxa" w:w="4680"/>
+          </w:tcPr>
+          <w:p>
+            <w:pPr>
+              <w:spacing w:before="40" w:after="40"/>
+            </w:pPr>
+            <w:r>
+              <w:rPr>
+                <w:sz w:val="18"/>
+              </w:rPr>
+              <w:t>891</w:t>
+            </w:r>
+          </w:p>
+        </w:tc>
+        <w:tc>
+          <w:tcPr>
+            <w:tcW w:type="dxa" w:w="4680"/>
+          </w:tcPr>
+          <w:p>
+            <w:pPr>
+              <w:spacing w:before="40" w:after="40"/>
+            </w:pPr>
+            <w:r>
+              <w:rPr>
+                <w:sz w:val="18"/>
+              </w:rPr>
+              <w:t>Inländische Kursverluste</w:t>
+            </w:r>
+          </w:p>
+        </w:tc>
+      </w:tr>
+      <w:tr>
+        <w:tc>
+          <w:tcPr>
+            <w:tcW w:type="dxa" w:w="4680"/>
+            <w:shd w:val="clear" w:color="auto" w:fill="EBF3FB"/>
+          </w:tcPr>
+          <w:p>
+            <w:pPr>
+              <w:spacing w:before="40" w:after="40"/>
+            </w:pPr>
+            <w:r>
+              <w:rPr>
+                <w:sz w:val="18"/>
+              </w:rPr>
+              <w:t>892</w:t>
+            </w:r>
+          </w:p>
+        </w:tc>
+        <w:tc>
+          <w:tcPr>
+            <w:tcW w:type="dxa" w:w="4680"/>
+            <w:shd w:val="clear" w:color="auto" w:fill="EBF3FB"/>
+          </w:tcPr>
+          <w:p>
+            <w:pPr>
+              <w:spacing w:before="40" w:after="40"/>
+            </w:pPr>
+            <w:r>
+              <w:rPr>
+                <w:sz w:val="18"/>
+              </w:rPr>
+              <w:t>Ausländische Kursverluste</w:t>
+            </w:r>
+          </w:p>
+        </w:tc>
+      </w:tr>
+      <w:tr>
+        <w:tc>
+          <w:tcPr>
+            <w:tcW w:type="dxa" w:w="4680"/>
+          </w:tcPr>
+          <w:p>
+            <w:pPr>
+              <w:spacing w:before="40" w:after="40"/>
+            </w:pPr>
+            <w:r>
+              <w:rPr>
+                <w:sz w:val="18"/>
+              </w:rPr>
+              <w:t>897/898</w:t>
+            </w:r>
+          </w:p>
+        </w:tc>
+        <w:tc>
+          <w:tcPr>
+            <w:tcW w:type="dxa" w:w="4680"/>
+          </w:tcPr>
+          <w:p>
+            <w:pPr>
+              <w:spacing w:before="40" w:after="40"/>
+            </w:pPr>
+            <w:r>
+              <w:rPr>
+                <w:sz w:val="18"/>
+              </w:rPr>
+              <w:t>Ausschüttungen aus Investmentfonds (domestic/foreign)</w:t>
+            </w:r>
+          </w:p>
+        </w:tc>
+      </w:tr>
+      <w:tr>
+        <w:tc>
+          <w:tcPr>
+            <w:tcW w:type="dxa" w:w="4680"/>
+            <w:shd w:val="clear" w:color="auto" w:fill="EBF3FB"/>
+          </w:tcPr>
+          <w:p>
+            <w:pPr>
+              <w:spacing w:before="40" w:after="40"/>
+            </w:pPr>
+            <w:r>
+              <w:rPr>
+                <w:sz w:val="18"/>
+              </w:rPr>
+              <w:t>937</w:t>
+            </w:r>
+          </w:p>
+        </w:tc>
+        <w:tc>
+          <w:tcPr>
+            <w:tcW w:type="dxa" w:w="4680"/>
+            <w:shd w:val="clear" w:color="auto" w:fill="EBF3FB"/>
+          </w:tcPr>
+          <w:p>
+            <w:pPr>
+              <w:spacing w:before="40" w:after="40"/>
+            </w:pPr>
+            <w:r>
+              <w:rPr>
+                <w:sz w:val="18"/>
+              </w:rPr>
+              <w:t>Ausschüttungsgleiche Erträge (auto-calculated for configured Meldefonds + Nichtmeldefonds)</w:t>
+            </w:r>
+          </w:p>
+        </w:tc>
+      </w:tr>
+      <w:tr>
+        <w:tc>
+          <w:tcPr>
+            <w:tcW w:type="dxa" w:w="4680"/>
+          </w:tcPr>
+          <w:p>
+            <w:pPr>
+              <w:spacing w:before="40" w:after="40"/>
+            </w:pPr>
+            <w:r>
+              <w:rPr>
+                <w:sz w:val="18"/>
+              </w:rPr>
+              <w:t>899</w:t>
+            </w:r>
+          </w:p>
+        </w:tc>
+        <w:tc>
+          <w:tcPr>
+            <w:tcW w:type="dxa" w:w="4680"/>
+          </w:tcPr>
+          <w:p>
+            <w:pPr>
+              <w:spacing w:before="40" w:after="40"/>
+            </w:pPr>
+            <w:r>
+              <w:rPr>
+                <w:sz w:val="18"/>
+              </w:rPr>
+              <w:t>KESt für inländ. WP im Ausland</w:t>
+            </w:r>
+          </w:p>
+        </w:tc>
+      </w:tr>
+      <w:tr>
+        <w:tc>
+          <w:tcPr>
+            <w:tcW w:type="dxa" w:w="4680"/>
+            <w:shd w:val="clear" w:color="auto" w:fill="EBF3FB"/>
+          </w:tcPr>
+          <w:p>
+            <w:pPr>
+              <w:spacing w:before="40" w:after="40"/>
+            </w:pPr>
+            <w:r>
+              <w:rPr>
+                <w:sz w:val="18"/>
+              </w:rPr>
+              <w:t>998</w:t>
+            </w:r>
+          </w:p>
+        </w:tc>
+        <w:tc>
+          <w:tcPr>
+            <w:tcW w:type="dxa" w:w="4680"/>
+            <w:shd w:val="clear" w:color="auto" w:fill="EBF3FB"/>
+          </w:tcPr>
+          <w:p>
+            <w:pPr>
+              <w:spacing w:before="40" w:after="40"/>
+            </w:pPr>
+            <w:r>
+              <w:rPr>
+                <w:sz w:val="18"/>
+              </w:rPr>
+              <w:t>Anrechenbare ausländische Quellensteuer (creditable WHT, max 15% by treaty)</w:t>
+            </w:r>
+          </w:p>
+        </w:tc>
+      </w:tr>
+    </w:tbl>
+    <w:p/>
     <w:p>
-      <w:r>
-        <w:t>7. [SAXO Bank Setup](#7-saxo-bank-setup)</w:t>
-      </w:r>
-    </w:p>
-    <w:p>
-      <w:r>
-        <w:t>8. [E*Trade Setup](#8-etrade-setup)</w:t>
-      </w:r>
-    </w:p>
-    <w:p>
-      <w:r>
-        <w:t>9. [Running the Tool](#9-running-the-tool)</w:t>
-      </w:r>
-    </w:p>
-    <w:p>
-      <w:r>
-        <w:t>10. [Output Files](#10-output-files)</w:t>
-      </w:r>
-    </w:p>
-    <w:p>
-      <w:r>
-        <w:t>11. [Nichtmeldefonds (§ 186 InvFG)](#11-nichtmeldefonds--186-invfg)</w:t>
-      </w:r>
-    </w:p>
-    <w:p>
-      <w:r>
-        <w:t>12. [Meldefonds (OeKB-registered funds)](#12-meldefonds-oekb-registered-funds)</w:t>
-      </w:r>
-    </w:p>
-    <w:p>
-      <w:r>
-        <w:t>13. [WHT Reclaim Report](#13-wht-reclaim-report)</w:t>
-      </w:r>
-    </w:p>
-    <w:p>
-      <w:r>
-        <w:t>14. [ANV Deduction Checklist](#14-anv-deduction-checklist)</w:t>
-      </w:r>
-    </w:p>
-    <w:p>
-      <w:r>
-        <w:t>15. [Household Combined View](#15-household-combined-view)</w:t>
-      </w:r>
-    </w:p>
-    <w:p>
-      <w:r>
-        <w:t>16. [Multi-Year FIFO — The Correct Approach](#16-multi-year-fifo--the-correct-approach)</w:t>
-      </w:r>
-    </w:p>
-    <w:p>
-      <w:r>
-        <w:t>17. [How the Tax Engine Works](#17-how-the-tax-engine-works)</w:t>
-      </w:r>
-    </w:p>
-    <w:p>
-      <w:r>
-        <w:t>18. [Troubleshooting](#18-troubleshooting)</w:t>
-      </w:r>
+      <w:pPr>
+        <w:spacing w:before="40" w:after="40"/>
+      </w:pPr>
     </w:p>
     <w:p>
       <w:pPr>
         <w:pStyle w:val="Heading2"/>
       </w:pPr>
       <w:r>
-        <w:t>1. Overview</w:t>
-      </w:r>
-    </w:p>
-    <w:p>
-      <w:r>
-        <w:t>Kapitalertrag converts broker export files into Austrian tax-ready outputs. It handles FX</w:t>
-      </w:r>
-    </w:p>
-    <w:p>
-      <w:r>
-        <w:t>conversion (ECB rates), FIFO cost basis matching, withholding tax crediting, Nichtmeldefonds</w:t>
-      </w:r>
-    </w:p>
-    <w:p>
-      <w:r>
-        <w:t>pauschal-AE calculation, Meldefonds OeKB data, and produces pre-filled E1kv Kennziffern ready</w:t>
-      </w:r>
-    </w:p>
-    <w:p>
-      <w:r>
-        <w:t>for entry into FinanzOnline.</w:t>
+        <w:t>2. Prerequisites &amp; Installation</w:t>
       </w:r>
     </w:p>
     <w:p>
@@ -156,51 +994,22 @@
         <w:pStyle w:val="Heading3"/>
       </w:pPr>
       <w:r>
-        <w:t>Supported brokers</w:t>
+        <w:t>Python 3.11+</w:t>
       </w:r>
     </w:p>
     <w:p>
       <w:pPr>
-        <w:ind w:left="432"/>
+        <w:shd w:val="clear" w:color="auto" w:fill="F2F2F2"/>
+        <w:spacing w:before="80" w:after="120"/>
+        <w:ind w:left="288" w:right="288"/>
       </w:pPr>
       <w:r>
         <w:rPr>
-          <w:sz w:val="18"/>
+          <w:rFonts w:ascii="Courier New" w:hAnsi="Courier New"/>
+          <w:color w:val="242424"/>
+          <w:sz w:val="17"/>
         </w:rPr>
-        <w:t>Broker  |  Format  |  Status</w:t>
-      </w:r>
-    </w:p>
-    <w:p>
-      <w:pPr>
-        <w:ind w:left="432"/>
-      </w:pPr>
-      <w:r>
-        <w:rPr>
-          <w:sz w:val="18"/>
-        </w:rPr>
-        <w:t>Interactive Brokers (IBKR)  |  Flex Query CSV  |  ✅ Full support + auto-fetch</w:t>
-      </w:r>
-    </w:p>
-    <w:p>
-      <w:pPr>
-        <w:ind w:left="432"/>
-      </w:pPr>
-      <w:r>
-        <w:rPr>
-          <w:sz w:val="18"/>
-        </w:rPr>
-        <w:t>SAXO Bank  |  AggregatedAmounts xlsx + ShareDividends xlsx + ClosedPositions xlsx  |  ✅ Full support</w:t>
-      </w:r>
-    </w:p>
-    <w:p>
-      <w:pPr>
-        <w:ind w:left="432"/>
-      </w:pPr>
-      <w:r>
-        <w:rPr>
-          <w:sz w:val="18"/>
-        </w:rPr>
-        <w:t>E*Trade / Morgan Stanley  |  PDF statements (old + new format)  |  ✅ Full support</w:t>
+        <w:t>python3 --version</w:t>
       </w:r>
     </w:p>
     <w:p>
@@ -208,176 +1017,20 @@
         <w:pStyle w:val="Heading3"/>
       </w:pPr>
       <w:r>
-        <w:t>Output Kennziffern (E1kv)</w:t>
+        <w:t>One-time setup</w:t>
       </w:r>
     </w:p>
     <w:p>
       <w:pPr>
-        <w:ind w:left="432"/>
-      </w:pPr>
-      <w:r>
-        <w:rPr>
-          <w:sz w:val="18"/>
-        </w:rPr>
-        <w:t>KZ  |  Description</w:t>
-      </w:r>
-    </w:p>
-    <w:p>
-      <w:pPr>
-        <w:ind w:left="432"/>
-      </w:pPr>
-      <w:r>
-        <w:rPr>
-          <w:sz w:val="18"/>
-        </w:rPr>
-        <w:t>862  |  Inländische Dividendenerträge (AT-domiciled dividends + interest)</w:t>
-      </w:r>
-    </w:p>
-    <w:p>
-      <w:pPr>
-        <w:ind w:left="432"/>
-      </w:pPr>
-      <w:r>
-        <w:rPr>
-          <w:sz w:val="18"/>
-        </w:rPr>
-        <w:t>863  |  Ausländische Dividendenerträge (foreign dividends + interest)</w:t>
-      </w:r>
-    </w:p>
-    <w:p>
-      <w:pPr>
-        <w:ind w:left="432"/>
-      </w:pPr>
-      <w:r>
-        <w:rPr>
-          <w:sz w:val="18"/>
-        </w:rPr>
-        <w:t>981  |  Inländische Kursgewinne (AT securities, 27.5%)</w:t>
-      </w:r>
-    </w:p>
-    <w:p>
-      <w:pPr>
-        <w:ind w:left="432"/>
-      </w:pPr>
-      <w:r>
-        <w:rPr>
-          <w:sz w:val="18"/>
-        </w:rPr>
-        <w:t>994  |  Ausländische Kursgewinne (foreign securities, 27.5%)</w:t>
-      </w:r>
-    </w:p>
-    <w:p>
-      <w:pPr>
-        <w:ind w:left="432"/>
-      </w:pPr>
-      <w:r>
-        <w:rPr>
-          <w:sz w:val="18"/>
-        </w:rPr>
-        <w:t>891  |  Inländische Kursverluste</w:t>
-      </w:r>
-    </w:p>
-    <w:p>
-      <w:pPr>
-        <w:ind w:left="432"/>
-      </w:pPr>
-      <w:r>
-        <w:rPr>
-          <w:sz w:val="18"/>
-        </w:rPr>
-        <w:t>892  |  Ausländische Kursverluste</w:t>
-      </w:r>
-    </w:p>
-    <w:p>
-      <w:pPr>
-        <w:ind w:left="432"/>
-      </w:pPr>
-      <w:r>
-        <w:rPr>
-          <w:sz w:val="18"/>
-        </w:rPr>
-        <w:t>897/898  |  Ausschüttungen aus Investmentfonds (domestic/foreign)</w:t>
-      </w:r>
-    </w:p>
-    <w:p>
-      <w:pPr>
-        <w:ind w:left="432"/>
-      </w:pPr>
-      <w:r>
-        <w:rPr>
-          <w:sz w:val="18"/>
-        </w:rPr>
-        <w:t>937  |  Ausschüttungsgleiche Erträge (auto-calculated for configured Meldefonds + Nichtmeldefonds)</w:t>
-      </w:r>
-    </w:p>
-    <w:p>
-      <w:pPr>
-        <w:ind w:left="432"/>
-      </w:pPr>
-      <w:r>
-        <w:rPr>
-          <w:sz w:val="18"/>
-        </w:rPr>
-        <w:t>899  |  KESt für inländ. WP im Ausland</w:t>
-      </w:r>
-    </w:p>
-    <w:p>
-      <w:pPr>
-        <w:ind w:left="432"/>
-      </w:pPr>
-      <w:r>
-        <w:rPr>
-          <w:sz w:val="18"/>
-        </w:rPr>
-        <w:t>998  |  Anrechenbare ausländische Quellensteuer (creditable WHT, max 15% by treaty)</w:t>
-      </w:r>
-    </w:p>
-    <w:p>
-      <w:pPr>
-        <w:pStyle w:val="Heading2"/>
-      </w:pPr>
-      <w:r>
-        <w:t>2. Prerequisites &amp; Installation</w:t>
-      </w:r>
-    </w:p>
-    <w:p>
-      <w:pPr>
-        <w:pStyle w:val="Heading3"/>
-      </w:pPr>
-      <w:r>
-        <w:t>Python 3.11+</w:t>
-      </w:r>
-    </w:p>
-    <w:p>
-      <w:pPr>
-        <w:ind w:left="432"/>
+        <w:shd w:val="clear" w:color="auto" w:fill="F2F2F2"/>
+        <w:spacing w:before="80" w:after="120"/>
+        <w:ind w:left="288" w:right="288"/>
       </w:pPr>
       <w:r>
         <w:rPr>
           <w:rFonts w:ascii="Courier New" w:hAnsi="Courier New"/>
-          <w:color w:val="333333"/>
-          <w:sz w:val="16"/>
-        </w:rPr>
-        <w:t>python3 --version</w:t>
-      </w:r>
-    </w:p>
-    <w:p>
-      <w:pPr>
-        <w:pStyle w:val="Heading3"/>
-      </w:pPr>
-      <w:r>
-        <w:t>One-time setup</w:t>
-      </w:r>
-    </w:p>
-    <w:p>
-      <w:pPr>
-        <w:ind w:left="432"/>
-      </w:pPr>
-      <w:r>
-        <w:rPr>
-          <w:rFonts w:ascii="Courier New" w:hAnsi="Courier New"/>
-          <w:color w:val="333333"/>
-          <w:sz w:val="16"/>
+          <w:color w:val="242424"/>
+          <w:sz w:val="17"/>
         </w:rPr>
         <w:t>cd kapitalertrag</w:t>
         <w:br/>
@@ -393,7 +1046,48 @@
     </w:p>
     <w:p>
       <w:r>
-        <w:t>Dependencies: openpyxl, PyYAML, yfinance, pdfplumber</w:t>
+        <w:t xml:space="preserve">Dependencies: </w:t>
+      </w:r>
+      <w:r>
+        <w:rPr>
+          <w:rFonts w:ascii="Courier New" w:hAnsi="Courier New"/>
+          <w:color w:val="C02040"/>
+          <w:sz w:val="20"/>
+        </w:rPr>
+        <w:t>openpyxl</w:t>
+      </w:r>
+      <w:r>
+        <w:t xml:space="preserve">, </w:t>
+      </w:r>
+      <w:r>
+        <w:rPr>
+          <w:rFonts w:ascii="Courier New" w:hAnsi="Courier New"/>
+          <w:color w:val="C02040"/>
+          <w:sz w:val="20"/>
+        </w:rPr>
+        <w:t>PyYAML</w:t>
+      </w:r>
+      <w:r>
+        <w:t xml:space="preserve">, </w:t>
+      </w:r>
+      <w:r>
+        <w:rPr>
+          <w:rFonts w:ascii="Courier New" w:hAnsi="Courier New"/>
+          <w:color w:val="C02040"/>
+          <w:sz w:val="20"/>
+        </w:rPr>
+        <w:t>yfinance</w:t>
+      </w:r>
+      <w:r>
+        <w:t xml:space="preserve">, </w:t>
+      </w:r>
+      <w:r>
+        <w:rPr>
+          <w:rFonts w:ascii="Courier New" w:hAnsi="Courier New"/>
+          <w:color w:val="C02040"/>
+          <w:sz w:val="20"/>
+        </w:rPr>
+        <w:t>pdfplumber</w:t>
       </w:r>
     </w:p>
     <w:p>
@@ -411,16 +1105,23 @@
     </w:p>
     <w:p>
       <w:pPr>
-        <w:ind w:left="432"/>
+        <w:shd w:val="clear" w:color="auto" w:fill="F2F2F2"/>
+        <w:spacing w:before="80" w:after="120"/>
+        <w:ind w:left="288" w:right="288"/>
       </w:pPr>
       <w:r>
         <w:rPr>
           <w:rFonts w:ascii="Courier New" w:hAnsi="Courier New"/>
-          <w:color w:val="333333"/>
-          <w:sz w:val="16"/>
+          <w:color w:val="242424"/>
+          <w:sz w:val="17"/>
         </w:rPr>
         <w:t>cp .hooks/pre-commit .git/hooks/ &amp;&amp; chmod +x .git/hooks/pre-commit</w:t>
       </w:r>
+    </w:p>
+    <w:p>
+      <w:pPr>
+        <w:spacing w:before="40" w:after="40"/>
+      </w:pPr>
     </w:p>
     <w:p>
       <w:pPr>
@@ -432,13 +1133,15 @@
     </w:p>
     <w:p>
       <w:pPr>
-        <w:ind w:left="432"/>
+        <w:shd w:val="clear" w:color="auto" w:fill="F2F2F2"/>
+        <w:spacing w:before="80" w:after="120"/>
+        <w:ind w:left="288" w:right="288"/>
       </w:pPr>
       <w:r>
         <w:rPr>
           <w:rFonts w:ascii="Courier New" w:hAnsi="Courier New"/>
-          <w:color w:val="333333"/>
-          <w:sz w:val="16"/>
+          <w:color w:val="242424"/>
+          <w:sz w:val="17"/>
         </w:rPr>
         <w:t>kapitalertrag/</w:t>
         <w:br/>
@@ -531,18 +1234,31 @@
     </w:p>
     <w:p>
       <w:r>
-        <w:t>After each run, outputs land in users/{person}/output/{year}/:</w:t>
+        <w:t xml:space="preserve">After each run, outputs land in </w:t>
+      </w:r>
+      <w:r>
+        <w:rPr>
+          <w:rFonts w:ascii="Courier New" w:hAnsi="Courier New"/>
+          <w:color w:val="C02040"/>
+          <w:sz w:val="20"/>
+        </w:rPr>
+        <w:t>users/{person}/output/{year}/</w:t>
+      </w:r>
+      <w:r>
+        <w:t>:</w:t>
       </w:r>
     </w:p>
     <w:p>
       <w:pPr>
-        <w:ind w:left="432"/>
+        <w:shd w:val="clear" w:color="auto" w:fill="F2F2F2"/>
+        <w:spacing w:before="80" w:after="120"/>
+        <w:ind w:left="288" w:right="288"/>
       </w:pPr>
       <w:r>
         <w:rPr>
           <w:rFonts w:ascii="Courier New" w:hAnsi="Courier New"/>
-          <w:color w:val="333333"/>
-          <w:sz w:val="16"/>
+          <w:color w:val="242424"/>
+          <w:sz w:val="17"/>
         </w:rPr>
         <w:t>users/matthias/output/2025/</w:t>
         <w:br/>
@@ -565,6 +1281,11 @@
     </w:p>
     <w:p>
       <w:pPr>
+        <w:spacing w:before="40" w:after="40"/>
+      </w:pPr>
+    </w:p>
+    <w:p>
+      <w:pPr>
         <w:pStyle w:val="Heading2"/>
       </w:pPr>
       <w:r>
@@ -573,7 +1294,18 @@
     </w:p>
     <w:p>
       <w:r>
-        <w:t>Each person has their own users/{person}/config.local.yaml. This file is gitignored — it is</w:t>
+        <w:t xml:space="preserve">Each person has their own </w:t>
+      </w:r>
+      <w:r>
+        <w:rPr>
+          <w:rFonts w:ascii="Courier New" w:hAnsi="Courier New"/>
+          <w:color w:val="C02040"/>
+          <w:sz w:val="20"/>
+        </w:rPr>
+        <w:t>users/{person}/config.local.yaml</w:t>
+      </w:r>
+      <w:r>
+        <w:t>. This file is gitignored — it is</w:t>
       </w:r>
     </w:p>
     <w:p>
@@ -591,13 +1323,15 @@
     </w:p>
     <w:p>
       <w:pPr>
-        <w:ind w:left="432"/>
+        <w:shd w:val="clear" w:color="auto" w:fill="F2F2F2"/>
+        <w:spacing w:before="80" w:after="120"/>
+        <w:ind w:left="288" w:right="288"/>
       </w:pPr>
       <w:r>
         <w:rPr>
           <w:rFonts w:ascii="Courier New" w:hAnsi="Courier New"/>
-          <w:color w:val="333333"/>
-          <w:sz w:val="16"/>
+          <w:color w:val="242424"/>
+          <w:sz w:val="17"/>
         </w:rPr>
         <w:t>account_id:</w:t>
         <w:br/>
@@ -616,13 +1350,15 @@
     </w:p>
     <w:p>
       <w:pPr>
-        <w:ind w:left="432"/>
+        <w:shd w:val="clear" w:color="auto" w:fill="F2F2F2"/>
+        <w:spacing w:before="80" w:after="120"/>
+        <w:ind w:left="288" w:right="288"/>
       </w:pPr>
       <w:r>
         <w:rPr>
           <w:rFonts w:ascii="Courier New" w:hAnsi="Courier New"/>
-          <w:color w:val="333333"/>
-          <w:sz w:val="16"/>
+          <w:color w:val="242424"/>
+          <w:sz w:val="17"/>
         </w:rPr>
         <w:t># ── Identity ──────────────────────────────────────────────────────────────────</w:t>
         <w:br/>
@@ -757,6 +1493,11 @@
     </w:p>
     <w:p>
       <w:pPr>
+        <w:spacing w:before="40" w:after="40"/>
+      </w:pPr>
+    </w:p>
+    <w:p>
+      <w:pPr>
         <w:pStyle w:val="Heading2"/>
       </w:pPr>
       <w:r>
@@ -782,23 +1523,61 @@
       </w:r>
     </w:p>
     <w:p>
-      <w:r>
-        <w:t>1. Log in to [clientportal.ibkr.com](https://clientportal.ibkr.com)</w:t>
+      <w:pPr>
+        <w:pStyle w:val="ListNumber"/>
+      </w:pPr>
+      <w:r>
+        <w:t xml:space="preserve">Log in to </w:t>
+      </w:r>
+      <w:r>
+        <w:rPr>
+          <w:color w:val="2E74B5"/>
+        </w:rPr>
+        <w:t>clientportal.ibkr.com</w:t>
       </w:r>
     </w:p>
     <w:p>
-      <w:r>
-        <w:t>2. Navigate to: Reports &amp; Tools → Flex Queries → Activity Flex Query</w:t>
+      <w:pPr>
+        <w:pStyle w:val="ListNumber"/>
+      </w:pPr>
+      <w:r>
+        <w:t xml:space="preserve">Navigate to: </w:t>
+      </w:r>
+      <w:r>
+        <w:rPr>
+          <w:b/>
+        </w:rPr>
+        <w:t>Reports &amp; Tools → Flex Queries → Activity Flex Query</w:t>
       </w:r>
     </w:p>
     <w:p>
-      <w:r>
-        <w:t>3. Click Create New Activity Flex Query</w:t>
+      <w:pPr>
+        <w:pStyle w:val="ListNumber"/>
+      </w:pPr>
+      <w:r>
+        <w:t xml:space="preserve">Click </w:t>
+      </w:r>
+      <w:r>
+        <w:rPr>
+          <w:b/>
+        </w:rPr>
+        <w:t>Create New Activity Flex Query</w:t>
       </w:r>
     </w:p>
     <w:p>
-      <w:r>
-        <w:t>4. Name it, e.g. Kapitalertrag-2025</w:t>
+      <w:pPr>
+        <w:pStyle w:val="ListNumber"/>
+      </w:pPr>
+      <w:r>
+        <w:t xml:space="preserve">Name it, e.g. </w:t>
+      </w:r>
+      <w:r>
+        <w:rPr>
+          <w:rFonts w:ascii="Courier New" w:hAnsi="Courier New"/>
+          <w:color w:val="C02040"/>
+          <w:sz w:val="20"/>
+        </w:rPr>
+        <w:t>Kapitalertrag-2025</w:t>
       </w:r>
     </w:p>
     <w:p>
@@ -809,92 +1588,768 @@
         <w:t>5.2 General settings</w:t>
       </w:r>
     </w:p>
+    <w:tbl>
+      <w:tblPr>
+        <w:tblStyle w:val="TableGrid"/>
+        <w:tblW w:type="auto" w:w="0"/>
+        <w:tblLook w:firstColumn="1" w:firstRow="1" w:lastColumn="0" w:lastRow="0" w:noHBand="0" w:noVBand="1" w:val="04A0"/>
+      </w:tblPr>
+      <w:tblGrid>
+        <w:gridCol w:w="4680"/>
+        <w:gridCol w:w="4680"/>
+      </w:tblGrid>
+      <w:tr>
+        <w:tc>
+          <w:tcPr>
+            <w:tcW w:type="dxa" w:w="4680"/>
+            <w:shd w:val="clear" w:color="auto" w:fill="2E74B5"/>
+          </w:tcPr>
+          <w:p>
+            <w:pPr>
+              <w:spacing w:before="60" w:after="60"/>
+            </w:pPr>
+            <w:r>
+              <w:rPr>
+                <w:b/>
+                <w:color w:val="FFFFFF"/>
+                <w:sz w:val="18"/>
+              </w:rPr>
+              <w:t>Setting</w:t>
+            </w:r>
+          </w:p>
+        </w:tc>
+        <w:tc>
+          <w:tcPr>
+            <w:tcW w:type="dxa" w:w="4680"/>
+            <w:shd w:val="clear" w:color="auto" w:fill="2E74B5"/>
+          </w:tcPr>
+          <w:p>
+            <w:pPr>
+              <w:spacing w:before="60" w:after="60"/>
+            </w:pPr>
+            <w:r>
+              <w:rPr>
+                <w:b/>
+                <w:color w:val="FFFFFF"/>
+                <w:sz w:val="18"/>
+              </w:rPr>
+              <w:t>Value</w:t>
+            </w:r>
+          </w:p>
+        </w:tc>
+      </w:tr>
+      <w:tr>
+        <w:tc>
+          <w:tcPr>
+            <w:tcW w:type="dxa" w:w="4680"/>
+          </w:tcPr>
+          <w:p>
+            <w:pPr>
+              <w:spacing w:before="40" w:after="40"/>
+            </w:pPr>
+            <w:r>
+              <w:rPr>
+                <w:sz w:val="18"/>
+              </w:rPr>
+              <w:t>Date Period</w:t>
+            </w:r>
+          </w:p>
+        </w:tc>
+        <w:tc>
+          <w:tcPr>
+            <w:tcW w:type="dxa" w:w="4680"/>
+          </w:tcPr>
+          <w:p>
+            <w:pPr>
+              <w:spacing w:before="40" w:after="40"/>
+            </w:pPr>
+            <w:r>
+              <w:rPr>
+                <w:sz w:val="18"/>
+              </w:rPr>
+              <w:t>Custom Date Range — Jan 1 to Dec 31 of the tax year</w:t>
+            </w:r>
+          </w:p>
+        </w:tc>
+      </w:tr>
+      <w:tr>
+        <w:tc>
+          <w:tcPr>
+            <w:tcW w:type="dxa" w:w="4680"/>
+            <w:shd w:val="clear" w:color="auto" w:fill="EBF3FB"/>
+          </w:tcPr>
+          <w:p>
+            <w:pPr>
+              <w:spacing w:before="40" w:after="40"/>
+            </w:pPr>
+            <w:r>
+              <w:rPr>
+                <w:sz w:val="18"/>
+              </w:rPr>
+              <w:t>Date Format</w:t>
+            </w:r>
+          </w:p>
+        </w:tc>
+        <w:tc>
+          <w:tcPr>
+            <w:tcW w:type="dxa" w:w="4680"/>
+            <w:shd w:val="clear" w:color="auto" w:fill="EBF3FB"/>
+          </w:tcPr>
+          <w:p>
+            <w:pPr>
+              <w:spacing w:before="40" w:after="40"/>
+            </w:pPr>
+            <w:r>
+              <w:rPr>
+                <w:rFonts w:ascii="Courier New" w:hAnsi="Courier New"/>
+                <w:color w:val="C02040"/>
+                <w:sz w:val="16"/>
+              </w:rPr>
+              <w:t>yyyy-MM-dd</w:t>
+            </w:r>
+          </w:p>
+        </w:tc>
+      </w:tr>
+      <w:tr>
+        <w:tc>
+          <w:tcPr>
+            <w:tcW w:type="dxa" w:w="4680"/>
+          </w:tcPr>
+          <w:p>
+            <w:pPr>
+              <w:spacing w:before="40" w:after="40"/>
+            </w:pPr>
+            <w:r>
+              <w:rPr>
+                <w:sz w:val="18"/>
+              </w:rPr>
+              <w:t>Time Format</w:t>
+            </w:r>
+          </w:p>
+        </w:tc>
+        <w:tc>
+          <w:tcPr>
+            <w:tcW w:type="dxa" w:w="4680"/>
+          </w:tcPr>
+          <w:p>
+            <w:pPr>
+              <w:spacing w:before="40" w:after="40"/>
+            </w:pPr>
+            <w:r>
+              <w:rPr>
+                <w:rFonts w:ascii="Courier New" w:hAnsi="Courier New"/>
+                <w:color w:val="C02040"/>
+                <w:sz w:val="16"/>
+              </w:rPr>
+              <w:t>HH:mm:ss</w:t>
+            </w:r>
+          </w:p>
+        </w:tc>
+      </w:tr>
+      <w:tr>
+        <w:tc>
+          <w:tcPr>
+            <w:tcW w:type="dxa" w:w="4680"/>
+            <w:shd w:val="clear" w:color="auto" w:fill="EBF3FB"/>
+          </w:tcPr>
+          <w:p>
+            <w:pPr>
+              <w:spacing w:before="40" w:after="40"/>
+            </w:pPr>
+            <w:r>
+              <w:rPr>
+                <w:sz w:val="18"/>
+              </w:rPr>
+              <w:t>Date/Time Separator</w:t>
+            </w:r>
+          </w:p>
+        </w:tc>
+        <w:tc>
+          <w:tcPr>
+            <w:tcW w:type="dxa" w:w="4680"/>
+            <w:shd w:val="clear" w:color="auto" w:fill="EBF3FB"/>
+          </w:tcPr>
+          <w:p>
+            <w:pPr>
+              <w:spacing w:before="40" w:after="40"/>
+            </w:pPr>
+            <w:r>
+              <w:rPr>
+                <w:sz w:val="18"/>
+              </w:rPr>
+              <w:t xml:space="preserve">Semicolon </w:t>
+            </w:r>
+            <w:r>
+              <w:rPr>
+                <w:rFonts w:ascii="Courier New" w:hAnsi="Courier New"/>
+                <w:color w:val="C02040"/>
+                <w:sz w:val="16"/>
+              </w:rPr>
+              <w:t>;</w:t>
+            </w:r>
+          </w:p>
+        </w:tc>
+      </w:tr>
+      <w:tr>
+        <w:tc>
+          <w:tcPr>
+            <w:tcW w:type="dxa" w:w="4680"/>
+          </w:tcPr>
+          <w:p>
+            <w:pPr>
+              <w:spacing w:before="40" w:after="40"/>
+            </w:pPr>
+            <w:r>
+              <w:rPr>
+                <w:sz w:val="18"/>
+              </w:rPr>
+              <w:t>Include Canceled Trades</w:t>
+            </w:r>
+          </w:p>
+        </w:tc>
+        <w:tc>
+          <w:tcPr>
+            <w:tcW w:type="dxa" w:w="4680"/>
+          </w:tcPr>
+          <w:p>
+            <w:pPr>
+              <w:spacing w:before="40" w:after="40"/>
+            </w:pPr>
+            <w:r>
+              <w:rPr>
+                <w:sz w:val="18"/>
+              </w:rPr>
+              <w:t>NO</w:t>
+            </w:r>
+          </w:p>
+        </w:tc>
+      </w:tr>
+      <w:tr>
+        <w:tc>
+          <w:tcPr>
+            <w:tcW w:type="dxa" w:w="4680"/>
+            <w:shd w:val="clear" w:color="auto" w:fill="EBF3FB"/>
+          </w:tcPr>
+          <w:p>
+            <w:pPr>
+              <w:spacing w:before="40" w:after="40"/>
+            </w:pPr>
+            <w:r>
+              <w:rPr>
+                <w:sz w:val="18"/>
+              </w:rPr>
+              <w:t>Include Currency Rates</w:t>
+            </w:r>
+          </w:p>
+        </w:tc>
+        <w:tc>
+          <w:tcPr>
+            <w:tcW w:type="dxa" w:w="4680"/>
+            <w:shd w:val="clear" w:color="auto" w:fill="EBF3FB"/>
+          </w:tcPr>
+          <w:p>
+            <w:pPr>
+              <w:spacing w:before="40" w:after="40"/>
+            </w:pPr>
+            <w:r>
+              <w:rPr>
+                <w:sz w:val="18"/>
+              </w:rPr>
+              <w:t>NO</w:t>
+            </w:r>
+          </w:p>
+        </w:tc>
+      </w:tr>
+      <w:tr>
+        <w:tc>
+          <w:tcPr>
+            <w:tcW w:type="dxa" w:w="4680"/>
+          </w:tcPr>
+          <w:p>
+            <w:pPr>
+              <w:spacing w:before="40" w:after="40"/>
+            </w:pPr>
+            <w:r>
+              <w:rPr>
+                <w:sz w:val="18"/>
+              </w:rPr>
+              <w:t>Include Audit Trail</w:t>
+            </w:r>
+          </w:p>
+        </w:tc>
+        <w:tc>
+          <w:tcPr>
+            <w:tcW w:type="dxa" w:w="4680"/>
+          </w:tcPr>
+          <w:p>
+            <w:pPr>
+              <w:spacing w:before="40" w:after="40"/>
+            </w:pPr>
+            <w:r>
+              <w:rPr>
+                <w:sz w:val="18"/>
+              </w:rPr>
+              <w:t>NO</w:t>
+            </w:r>
+          </w:p>
+        </w:tc>
+      </w:tr>
+    </w:tbl>
+    <w:p/>
     <w:p>
       <w:pPr>
-        <w:ind w:left="432"/>
+        <w:pStyle w:val="Heading3"/>
       </w:pPr>
       <w:r>
-        <w:rPr>
-          <w:sz w:val="18"/>
-        </w:rPr>
-        <w:t>Setting  |  Value</w:t>
+        <w:t>5.3 Format settings — critical</w:t>
+      </w:r>
+    </w:p>
+    <w:tbl>
+      <w:tblPr>
+        <w:tblStyle w:val="TableGrid"/>
+        <w:tblW w:type="auto" w:w="0"/>
+        <w:tblLook w:firstColumn="1" w:firstRow="1" w:lastColumn="0" w:lastRow="0" w:noHBand="0" w:noVBand="1" w:val="04A0"/>
+      </w:tblPr>
+      <w:tblGrid>
+        <w:gridCol w:w="4680"/>
+        <w:gridCol w:w="4680"/>
+      </w:tblGrid>
+      <w:tr>
+        <w:tc>
+          <w:tcPr>
+            <w:tcW w:type="dxa" w:w="4680"/>
+            <w:shd w:val="clear" w:color="auto" w:fill="2E74B5"/>
+          </w:tcPr>
+          <w:p>
+            <w:pPr>
+              <w:spacing w:before="60" w:after="60"/>
+            </w:pPr>
+            <w:r>
+              <w:rPr>
+                <w:b/>
+                <w:color w:val="FFFFFF"/>
+                <w:sz w:val="18"/>
+              </w:rPr>
+              <w:t>Setting</w:t>
+            </w:r>
+          </w:p>
+        </w:tc>
+        <w:tc>
+          <w:tcPr>
+            <w:tcW w:type="dxa" w:w="4680"/>
+            <w:shd w:val="clear" w:color="auto" w:fill="2E74B5"/>
+          </w:tcPr>
+          <w:p>
+            <w:pPr>
+              <w:spacing w:before="60" w:after="60"/>
+            </w:pPr>
+            <w:r>
+              <w:rPr>
+                <w:b/>
+                <w:color w:val="FFFFFF"/>
+                <w:sz w:val="18"/>
+              </w:rPr>
+              <w:t>Value</w:t>
+            </w:r>
+          </w:p>
+        </w:tc>
+      </w:tr>
+      <w:tr>
+        <w:tc>
+          <w:tcPr>
+            <w:tcW w:type="dxa" w:w="4680"/>
+          </w:tcPr>
+          <w:p>
+            <w:pPr>
+              <w:spacing w:before="40" w:after="40"/>
+            </w:pPr>
+            <w:r>
+              <w:rPr>
+                <w:sz w:val="18"/>
+              </w:rPr>
+              <w:t>Format</w:t>
+            </w:r>
+          </w:p>
+        </w:tc>
+        <w:tc>
+          <w:tcPr>
+            <w:tcW w:type="dxa" w:w="4680"/>
+          </w:tcPr>
+          <w:p>
+            <w:pPr>
+              <w:spacing w:before="40" w:after="40"/>
+            </w:pPr>
+            <w:r>
+              <w:rPr>
+                <w:sz w:val="18"/>
+              </w:rPr>
+              <w:t>CSV</w:t>
+            </w:r>
+          </w:p>
+        </w:tc>
+      </w:tr>
+      <w:tr>
+        <w:tc>
+          <w:tcPr>
+            <w:tcW w:type="dxa" w:w="4680"/>
+            <w:shd w:val="clear" w:color="auto" w:fill="EBF3FB"/>
+          </w:tcPr>
+          <w:p>
+            <w:pPr>
+              <w:spacing w:before="40" w:after="40"/>
+            </w:pPr>
+            <w:r>
+              <w:rPr>
+                <w:sz w:val="18"/>
+              </w:rPr>
+              <w:t>Delimiter</w:t>
+            </w:r>
+          </w:p>
+        </w:tc>
+        <w:tc>
+          <w:tcPr>
+            <w:tcW w:type="dxa" w:w="4680"/>
+            <w:shd w:val="clear" w:color="auto" w:fill="EBF3FB"/>
+          </w:tcPr>
+          <w:p>
+            <w:pPr>
+              <w:spacing w:before="40" w:after="40"/>
+            </w:pPr>
+            <w:r>
+              <w:rPr>
+                <w:sz w:val="18"/>
+              </w:rPr>
+              <w:t>Comma</w:t>
+            </w:r>
+          </w:p>
+        </w:tc>
+      </w:tr>
+      <w:tr>
+        <w:tc>
+          <w:tcPr>
+            <w:tcW w:type="dxa" w:w="4680"/>
+          </w:tcPr>
+          <w:p>
+            <w:pPr>
+              <w:spacing w:before="40" w:after="40"/>
+            </w:pPr>
+            <w:r>
+              <w:rPr>
+                <w:sz w:val="18"/>
+              </w:rPr>
+              <w:t>Include Header and Trailer Records</w:t>
+            </w:r>
+          </w:p>
+        </w:tc>
+        <w:tc>
+          <w:tcPr>
+            <w:tcW w:type="dxa" w:w="4680"/>
+          </w:tcPr>
+          <w:p>
+            <w:pPr>
+              <w:spacing w:before="40" w:after="40"/>
+            </w:pPr>
+            <w:r>
+              <w:rPr>
+                <w:b/>
+                <w:sz w:val="18"/>
+              </w:rPr>
+              <w:t>YES</w:t>
+            </w:r>
+            <w:r>
+              <w:rPr>
+                <w:sz w:val="18"/>
+              </w:rPr>
+              <w:t xml:space="preserve"> — required for BOF/EOF detection</w:t>
+            </w:r>
+          </w:p>
+        </w:tc>
+      </w:tr>
+      <w:tr>
+        <w:tc>
+          <w:tcPr>
+            <w:tcW w:type="dxa" w:w="4680"/>
+            <w:shd w:val="clear" w:color="auto" w:fill="EBF3FB"/>
+          </w:tcPr>
+          <w:p>
+            <w:pPr>
+              <w:spacing w:before="40" w:after="40"/>
+            </w:pPr>
+            <w:r>
+              <w:rPr>
+                <w:sz w:val="18"/>
+              </w:rPr>
+              <w:t>Include Column Headers</w:t>
+            </w:r>
+          </w:p>
+        </w:tc>
+        <w:tc>
+          <w:tcPr>
+            <w:tcW w:type="dxa" w:w="4680"/>
+            <w:shd w:val="clear" w:color="auto" w:fill="EBF3FB"/>
+          </w:tcPr>
+          <w:p>
+            <w:pPr>
+              <w:spacing w:before="40" w:after="40"/>
+            </w:pPr>
+            <w:r>
+              <w:rPr>
+                <w:b/>
+                <w:sz w:val="18"/>
+              </w:rPr>
+              <w:t>YES</w:t>
+            </w:r>
+            <w:r>
+              <w:rPr>
+                <w:sz w:val="18"/>
+              </w:rPr>
+              <w:t xml:space="preserve"> — field names from these rows</w:t>
+            </w:r>
+          </w:p>
+        </w:tc>
+      </w:tr>
+      <w:tr>
+        <w:tc>
+          <w:tcPr>
+            <w:tcW w:type="dxa" w:w="4680"/>
+          </w:tcPr>
+          <w:p>
+            <w:pPr>
+              <w:spacing w:before="40" w:after="40"/>
+            </w:pPr>
+            <w:r>
+              <w:rPr>
+                <w:sz w:val="18"/>
+              </w:rPr>
+              <w:t>Include Section Code</w:t>
+            </w:r>
+          </w:p>
+        </w:tc>
+        <w:tc>
+          <w:tcPr>
+            <w:tcW w:type="dxa" w:w="4680"/>
+          </w:tcPr>
+          <w:p>
+            <w:pPr>
+              <w:spacing w:before="40" w:after="40"/>
+            </w:pPr>
+            <w:r>
+              <w:rPr>
+                <w:b/>
+                <w:sz w:val="18"/>
+              </w:rPr>
+              <w:t>YES</w:t>
+            </w:r>
+            <w:r>
+              <w:rPr>
+                <w:sz w:val="18"/>
+              </w:rPr>
+              <w:t xml:space="preserve"> — TRNT/CTRN prefix routes rows to correct parser</w:t>
+            </w:r>
+          </w:p>
+        </w:tc>
+      </w:tr>
+    </w:tbl>
+    <w:p/>
+    <w:p>
+      <w:pPr>
+        <w:pStyle w:val="Heading3"/>
+      </w:pPr>
+      <w:r>
+        <w:t>5.4 Trades section — select these fields</w:t>
       </w:r>
     </w:p>
     <w:p>
-      <w:pPr>
-        <w:ind w:left="432"/>
-      </w:pPr>
+      <w:r>
+        <w:t xml:space="preserve">In the left panel, check </w:t>
+      </w:r>
       <w:r>
         <w:rPr>
-          <w:sz w:val="18"/>
+          <w:b/>
         </w:rPr>
-        <w:t>Date Period  |  Custom Date Range — Jan 1 to Dec 31 of the tax year</w:t>
+        <w:t>Trades</w:t>
+      </w:r>
+      <w:r>
+        <w:t>, then select exactly:</w:t>
       </w:r>
     </w:p>
     <w:p>
-      <w:pPr>
-        <w:ind w:left="432"/>
-      </w:pPr>
       <w:r>
         <w:rPr>
-          <w:sz w:val="18"/>
+          <w:rFonts w:ascii="Courier New" w:hAnsi="Courier New"/>
+          <w:color w:val="C02040"/>
+          <w:sz w:val="20"/>
         </w:rPr>
-        <w:t>Date Format  |  `yyyy-MM-dd`</w:t>
+        <w:t>Symbol</w:t>
+      </w:r>
+      <w:r>
+        <w:t xml:space="preserve">, </w:t>
+      </w:r>
+      <w:r>
+        <w:rPr>
+          <w:rFonts w:ascii="Courier New" w:hAnsi="Courier New"/>
+          <w:color w:val="C02040"/>
+          <w:sz w:val="20"/>
+        </w:rPr>
+        <w:t>ISIN</w:t>
+      </w:r>
+      <w:r>
+        <w:t xml:space="preserve">, </w:t>
+      </w:r>
+      <w:r>
+        <w:rPr>
+          <w:rFonts w:ascii="Courier New" w:hAnsi="Courier New"/>
+          <w:color w:val="C02040"/>
+          <w:sz w:val="20"/>
+        </w:rPr>
+        <w:t>Description</w:t>
+      </w:r>
+      <w:r>
+        <w:t xml:space="preserve">, </w:t>
+      </w:r>
+      <w:r>
+        <w:rPr>
+          <w:rFonts w:ascii="Courier New" w:hAnsi="Courier New"/>
+          <w:color w:val="C02040"/>
+          <w:sz w:val="20"/>
+        </w:rPr>
+        <w:t>Asset Class</w:t>
+      </w:r>
+      <w:r>
+        <w:t xml:space="preserve">, </w:t>
+      </w:r>
+      <w:r>
+        <w:rPr>
+          <w:rFonts w:ascii="Courier New" w:hAnsi="Courier New"/>
+          <w:color w:val="C02040"/>
+          <w:sz w:val="20"/>
+        </w:rPr>
+        <w:t>Buy/Sell</w:t>
+      </w:r>
+      <w:r>
+        <w:t xml:space="preserve">, </w:t>
+      </w:r>
+      <w:r>
+        <w:rPr>
+          <w:rFonts w:ascii="Courier New" w:hAnsi="Courier New"/>
+          <w:color w:val="C02040"/>
+          <w:sz w:val="20"/>
+        </w:rPr>
+        <w:t>DateTime</w:t>
+      </w:r>
+      <w:r>
+        <w:t xml:space="preserve">, </w:t>
+      </w:r>
+      <w:r>
+        <w:rPr>
+          <w:rFonts w:ascii="Courier New" w:hAnsi="Courier New"/>
+          <w:color w:val="C02040"/>
+          <w:sz w:val="20"/>
+        </w:rPr>
+        <w:t>Quantity</w:t>
+      </w:r>
+      <w:r>
+        <w:t>,</w:t>
       </w:r>
     </w:p>
     <w:p>
-      <w:pPr>
-        <w:ind w:left="432"/>
-      </w:pPr>
       <w:r>
         <w:rPr>
-          <w:sz w:val="18"/>
+          <w:rFonts w:ascii="Courier New" w:hAnsi="Courier New"/>
+          <w:color w:val="C02040"/>
+          <w:sz w:val="20"/>
         </w:rPr>
-        <w:t>Time Format  |  `HH:mm:ss`</w:t>
+        <w:t>TradePrice</w:t>
+      </w:r>
+      <w:r>
+        <w:t xml:space="preserve">, </w:t>
+      </w:r>
+      <w:r>
+        <w:rPr>
+          <w:rFonts w:ascii="Courier New" w:hAnsi="Courier New"/>
+          <w:color w:val="C02040"/>
+          <w:sz w:val="20"/>
+        </w:rPr>
+        <w:t>Proceeds</w:t>
+      </w:r>
+      <w:r>
+        <w:t xml:space="preserve">, </w:t>
+      </w:r>
+      <w:r>
+        <w:rPr>
+          <w:rFonts w:ascii="Courier New" w:hAnsi="Courier New"/>
+          <w:color w:val="C02040"/>
+          <w:sz w:val="20"/>
+        </w:rPr>
+        <w:t>IBCommission</w:t>
+      </w:r>
+      <w:r>
+        <w:t xml:space="preserve">, </w:t>
+      </w:r>
+      <w:r>
+        <w:rPr>
+          <w:rFonts w:ascii="Courier New" w:hAnsi="Courier New"/>
+          <w:color w:val="C02040"/>
+          <w:sz w:val="20"/>
+        </w:rPr>
+        <w:t>IBCommissionCurrency</w:t>
+      </w:r>
+      <w:r>
+        <w:t xml:space="preserve">, </w:t>
+      </w:r>
+      <w:r>
+        <w:rPr>
+          <w:rFonts w:ascii="Courier New" w:hAnsi="Courier New"/>
+          <w:color w:val="C02040"/>
+          <w:sz w:val="20"/>
+        </w:rPr>
+        <w:t>CurrencyPrimary</w:t>
+      </w:r>
+      <w:r>
+        <w:t>,</w:t>
       </w:r>
     </w:p>
     <w:p>
-      <w:pPr>
-        <w:ind w:left="432"/>
-      </w:pPr>
       <w:r>
         <w:rPr>
-          <w:sz w:val="18"/>
+          <w:rFonts w:ascii="Courier New" w:hAnsi="Courier New"/>
+          <w:color w:val="C02040"/>
+          <w:sz w:val="20"/>
         </w:rPr>
-        <w:t>Date/Time Separator  |  Semicolon `;`</w:t>
-      </w:r>
-    </w:p>
-    <w:p>
-      <w:pPr>
-        <w:ind w:left="432"/>
-      </w:pPr>
+        <w:t>Exchange</w:t>
+      </w:r>
+      <w:r>
+        <w:t xml:space="preserve">, </w:t>
+      </w:r>
       <w:r>
         <w:rPr>
-          <w:sz w:val="18"/>
+          <w:rFonts w:ascii="Courier New" w:hAnsi="Courier New"/>
+          <w:color w:val="C02040"/>
+          <w:sz w:val="20"/>
         </w:rPr>
-        <w:t>Include Canceled Trades  |  NO</w:t>
-      </w:r>
-    </w:p>
-    <w:p>
-      <w:pPr>
-        <w:ind w:left="432"/>
-      </w:pPr>
+        <w:t>Conid</w:t>
+      </w:r>
+      <w:r>
+        <w:t xml:space="preserve">, </w:t>
+      </w:r>
       <w:r>
         <w:rPr>
-          <w:sz w:val="18"/>
+          <w:rFonts w:ascii="Courier New" w:hAnsi="Courier New"/>
+          <w:color w:val="C02040"/>
+          <w:sz w:val="20"/>
         </w:rPr>
-        <w:t>Include Currency Rates  |  NO</w:t>
-      </w:r>
-    </w:p>
-    <w:p>
-      <w:pPr>
-        <w:ind w:left="432"/>
-      </w:pPr>
+        <w:t>CostBasis</w:t>
+      </w:r>
+      <w:r>
+        <w:t xml:space="preserve">, </w:t>
+      </w:r>
       <w:r>
         <w:rPr>
-          <w:sz w:val="18"/>
+          <w:rFonts w:ascii="Courier New" w:hAnsi="Courier New"/>
+          <w:color w:val="C02040"/>
+          <w:sz w:val="20"/>
         </w:rPr>
-        <w:t>Include Audit Trail  |  NO</w:t>
+        <w:t>FifoPnlRealized</w:t>
       </w:r>
     </w:p>
     <w:p>
@@ -902,73 +2357,132 @@
         <w:pStyle w:val="Heading3"/>
       </w:pPr>
       <w:r>
-        <w:t>5.3 Format settings — critical</w:t>
+        <w:t>5.5 Cash Transactions section — select these fields</w:t>
       </w:r>
     </w:p>
     <w:p>
-      <w:pPr>
-        <w:ind w:left="432"/>
-      </w:pPr>
+      <w:r>
+        <w:t xml:space="preserve">In the left panel, check </w:t>
+      </w:r>
       <w:r>
         <w:rPr>
-          <w:sz w:val="18"/>
+          <w:b/>
         </w:rPr>
-        <w:t>Setting  |  Value</w:t>
+        <w:t>Cash Transactions</w:t>
+      </w:r>
+      <w:r>
+        <w:t>, then select:</w:t>
       </w:r>
     </w:p>
     <w:p>
-      <w:pPr>
-        <w:ind w:left="432"/>
-      </w:pPr>
       <w:r>
         <w:rPr>
-          <w:sz w:val="18"/>
+          <w:rFonts w:ascii="Courier New" w:hAnsi="Courier New"/>
+          <w:color w:val="C02040"/>
+          <w:sz w:val="20"/>
         </w:rPr>
-        <w:t>Format  |  CSV</w:t>
+        <w:t>Symbol</w:t>
+      </w:r>
+      <w:r>
+        <w:t xml:space="preserve">, </w:t>
+      </w:r>
+      <w:r>
+        <w:rPr>
+          <w:rFonts w:ascii="Courier New" w:hAnsi="Courier New"/>
+          <w:color w:val="C02040"/>
+          <w:sz w:val="20"/>
+        </w:rPr>
+        <w:t>ISIN</w:t>
+      </w:r>
+      <w:r>
+        <w:t xml:space="preserve">, </w:t>
+      </w:r>
+      <w:r>
+        <w:rPr>
+          <w:rFonts w:ascii="Courier New" w:hAnsi="Courier New"/>
+          <w:color w:val="C02040"/>
+          <w:sz w:val="20"/>
+        </w:rPr>
+        <w:t>Description</w:t>
+      </w:r>
+      <w:r>
+        <w:t xml:space="preserve">, </w:t>
+      </w:r>
+      <w:r>
+        <w:rPr>
+          <w:rFonts w:ascii="Courier New" w:hAnsi="Courier New"/>
+          <w:color w:val="C02040"/>
+          <w:sz w:val="20"/>
+        </w:rPr>
+        <w:t>AssetClass</w:t>
+      </w:r>
+      <w:r>
+        <w:t xml:space="preserve">, </w:t>
+      </w:r>
+      <w:r>
+        <w:rPr>
+          <w:rFonts w:ascii="Courier New" w:hAnsi="Courier New"/>
+          <w:color w:val="C02040"/>
+          <w:sz w:val="20"/>
+        </w:rPr>
+        <w:t>Date/Time</w:t>
+      </w:r>
+      <w:r>
+        <w:t xml:space="preserve">, </w:t>
+      </w:r>
+      <w:r>
+        <w:rPr>
+          <w:rFonts w:ascii="Courier New" w:hAnsi="Courier New"/>
+          <w:color w:val="C02040"/>
+          <w:sz w:val="20"/>
+        </w:rPr>
+        <w:t>Amount</w:t>
+      </w:r>
+      <w:r>
+        <w:t>,</w:t>
       </w:r>
     </w:p>
     <w:p>
-      <w:pPr>
-        <w:ind w:left="432"/>
-      </w:pPr>
       <w:r>
         <w:rPr>
-          <w:sz w:val="18"/>
+          <w:rFonts w:ascii="Courier New" w:hAnsi="Courier New"/>
+          <w:color w:val="C02040"/>
+          <w:sz w:val="20"/>
         </w:rPr>
-        <w:t>Delimiter  |  Comma</w:t>
-      </w:r>
-    </w:p>
-    <w:p>
-      <w:pPr>
-        <w:ind w:left="432"/>
-      </w:pPr>
+        <w:t>CurrencyPrimary</w:t>
+      </w:r>
+      <w:r>
+        <w:t xml:space="preserve">, </w:t>
+      </w:r>
       <w:r>
         <w:rPr>
-          <w:sz w:val="18"/>
+          <w:rFonts w:ascii="Courier New" w:hAnsi="Courier New"/>
+          <w:color w:val="C02040"/>
+          <w:sz w:val="20"/>
         </w:rPr>
-        <w:t>Include Header and Trailer Records  |  **YES** — required for BOF/EOF detection</w:t>
-      </w:r>
-    </w:p>
-    <w:p>
-      <w:pPr>
-        <w:ind w:left="432"/>
-      </w:pPr>
+        <w:t>Type</w:t>
+      </w:r>
+      <w:r>
+        <w:t xml:space="preserve">, </w:t>
+      </w:r>
       <w:r>
         <w:rPr>
-          <w:sz w:val="18"/>
+          <w:rFonts w:ascii="Courier New" w:hAnsi="Courier New"/>
+          <w:color w:val="C02040"/>
+          <w:sz w:val="20"/>
         </w:rPr>
-        <w:t>Include Column Headers  |  **YES** — field names from these rows</w:t>
-      </w:r>
-    </w:p>
-    <w:p>
-      <w:pPr>
-        <w:ind w:left="432"/>
-      </w:pPr>
+        <w:t>Conid</w:t>
+      </w:r>
+      <w:r>
+        <w:t xml:space="preserve">, </w:t>
+      </w:r>
       <w:r>
         <w:rPr>
-          <w:sz w:val="18"/>
+          <w:rFonts w:ascii="Courier New" w:hAnsi="Courier New"/>
+          <w:color w:val="C02040"/>
+          <w:sz w:val="20"/>
         </w:rPr>
-        <w:t>Include Section Code  |  **YES** — TRNT/CTRN prefix routes rows to correct parser</w:t>
+        <w:t>TransactionID</w:t>
       </w:r>
     </w:p>
     <w:p>
@@ -976,27 +2490,153 @@
         <w:pStyle w:val="Heading3"/>
       </w:pPr>
       <w:r>
-        <w:t>5.4 Trades section — select these fields</w:t>
+        <w:t>5.6 Open Positions section (portfolio value — recommended)</w:t>
       </w:r>
     </w:p>
     <w:p>
       <w:r>
-        <w:t>In the left panel, check Trades, then select exactly:</w:t>
+        <w:t>Enables accurate portfolio valuation using IBKR's own mark prices, instead of fetching from</w:t>
       </w:r>
     </w:p>
     <w:p>
       <w:r>
-        <w:t>Symbol, ISIN, Description, Asset Class, Buy/Sell, DateTime, Quantity,</w:t>
+        <w:t>Yahoo Finance (which fails for European tickers like RENK, RHM, TKMS).</w:t>
       </w:r>
     </w:p>
     <w:p>
       <w:r>
-        <w:t>TradePrice, Proceeds, IBCommission, IBCommissionCurrency, CurrencyPrimary,</w:t>
+        <w:t xml:space="preserve">In the left panel, check </w:t>
+      </w:r>
+      <w:r>
+        <w:rPr>
+          <w:b/>
+        </w:rPr>
+        <w:t>Open Positions</w:t>
+      </w:r>
+      <w:r>
+        <w:t>, then select:</w:t>
       </w:r>
     </w:p>
     <w:p>
       <w:r>
-        <w:t>Exchange, Conid, CostBasis, FifoPnlRealized</w:t>
+        <w:rPr>
+          <w:rFonts w:ascii="Courier New" w:hAnsi="Courier New"/>
+          <w:color w:val="C02040"/>
+          <w:sz w:val="20"/>
+        </w:rPr>
+        <w:t>Symbol</w:t>
+      </w:r>
+      <w:r>
+        <w:t xml:space="preserve">, </w:t>
+      </w:r>
+      <w:r>
+        <w:rPr>
+          <w:rFonts w:ascii="Courier New" w:hAnsi="Courier New"/>
+          <w:color w:val="C02040"/>
+          <w:sz w:val="20"/>
+        </w:rPr>
+        <w:t>ISIN</w:t>
+      </w:r>
+      <w:r>
+        <w:t xml:space="preserve">, </w:t>
+      </w:r>
+      <w:r>
+        <w:rPr>
+          <w:rFonts w:ascii="Courier New" w:hAnsi="Courier New"/>
+          <w:color w:val="C02040"/>
+          <w:sz w:val="20"/>
+        </w:rPr>
+        <w:t>Position</w:t>
+      </w:r>
+      <w:r>
+        <w:t xml:space="preserve">, </w:t>
+      </w:r>
+      <w:r>
+        <w:rPr>
+          <w:rFonts w:ascii="Courier New" w:hAnsi="Courier New"/>
+          <w:color w:val="C02040"/>
+          <w:sz w:val="20"/>
+        </w:rPr>
+        <w:t>Mark Price</w:t>
+      </w:r>
+      <w:r>
+        <w:t xml:space="preserve">, </w:t>
+      </w:r>
+      <w:r>
+        <w:rPr>
+          <w:rFonts w:ascii="Courier New" w:hAnsi="Courier New"/>
+          <w:color w:val="C02040"/>
+          <w:sz w:val="20"/>
+        </w:rPr>
+        <w:t>Currency</w:t>
+      </w:r>
+      <w:r>
+        <w:t xml:space="preserve">, </w:t>
+      </w:r>
+      <w:r>
+        <w:rPr>
+          <w:rFonts w:ascii="Courier New" w:hAnsi="Courier New"/>
+          <w:color w:val="C02040"/>
+          <w:sz w:val="20"/>
+        </w:rPr>
+        <w:t>Asset Class</w:t>
+      </w:r>
+      <w:r>
+        <w:t xml:space="preserve">, </w:t>
+      </w:r>
+      <w:r>
+        <w:rPr>
+          <w:rFonts w:ascii="Courier New" w:hAnsi="Courier New"/>
+          <w:color w:val="C02040"/>
+          <w:sz w:val="20"/>
+        </w:rPr>
+        <w:t>Level of Detail</w:t>
+      </w:r>
+    </w:p>
+    <w:p>
+      <w:r>
+        <w:t xml:space="preserve">Set </w:t>
+      </w:r>
+      <w:r>
+        <w:rPr>
+          <w:b/>
+        </w:rPr>
+        <w:t>Level of Detail</w:t>
+      </w:r>
+      <w:r>
+        <w:t xml:space="preserve"> to </w:t>
+      </w:r>
+      <w:r>
+        <w:rPr>
+          <w:rFonts w:ascii="Courier New" w:hAnsi="Courier New"/>
+          <w:color w:val="C02040"/>
+          <w:sz w:val="20"/>
+        </w:rPr>
+        <w:t>Summary</w:t>
+      </w:r>
+      <w:r>
+        <w:t>.</w:t>
+      </w:r>
+    </w:p>
+    <w:p>
+      <w:r>
+        <w:t xml:space="preserve">After adding this section, run </w:t>
+      </w:r>
+      <w:r>
+        <w:rPr>
+          <w:rFonts w:ascii="Courier New" w:hAnsi="Courier New"/>
+          <w:color w:val="C02040"/>
+          <w:sz w:val="20"/>
+        </w:rPr>
+        <w:t>--force-fetch-ibkr</w:t>
+      </w:r>
+      <w:r>
+        <w:t xml:space="preserve"> once to re-download the updated query.</w:t>
+      </w:r>
+    </w:p>
+    <w:p>
+      <w:r>
+        <w:t>The pipeline auto-detects and uses the Open Positions data thereafter.</w:t>
       </w:r>
     </w:p>
     <w:p>
@@ -1004,22 +2644,120 @@
         <w:pStyle w:val="Heading3"/>
       </w:pPr>
       <w:r>
-        <w:t>5.5 Cash Transactions section — select these fields</w:t>
+        <w:t>5.7 Cash Report section (cash balance — optional)</w:t>
       </w:r>
     </w:p>
     <w:p>
       <w:r>
-        <w:t>In the left panel, check Cash Transactions, then select:</w:t>
+        <w:t>Adds your total cash balance to the portfolio value in the Freedom dashboard. Optional.</w:t>
       </w:r>
     </w:p>
     <w:p>
       <w:r>
-        <w:t>Symbol, ISIN, Description, AssetClass, Date/Time, Amount,</w:t>
+        <w:t xml:space="preserve">In the left panel, check </w:t>
+      </w:r>
+      <w:r>
+        <w:rPr>
+          <w:b/>
+        </w:rPr>
+        <w:t>Cash Report</w:t>
+      </w:r>
+      <w:r>
+        <w:t xml:space="preserve"> (trade date basis), then select at minimum:</w:t>
       </w:r>
     </w:p>
     <w:p>
       <w:r>
-        <w:t>CurrencyPrimary, Type, Conid, TransactionID</w:t>
+        <w:rPr>
+          <w:rFonts w:ascii="Courier New" w:hAnsi="Courier New"/>
+          <w:color w:val="C02040"/>
+          <w:sz w:val="20"/>
+        </w:rPr>
+        <w:t>Currency</w:t>
+      </w:r>
+      <w:r>
+        <w:t xml:space="preserve">, </w:t>
+      </w:r>
+      <w:r>
+        <w:rPr>
+          <w:rFonts w:ascii="Courier New" w:hAnsi="Courier New"/>
+          <w:color w:val="C02040"/>
+          <w:sz w:val="20"/>
+        </w:rPr>
+        <w:t>Ending Cash</w:t>
+      </w:r>
+    </w:p>
+    <w:p>
+      <w:r>
+        <w:t xml:space="preserve">Set </w:t>
+      </w:r>
+      <w:r>
+        <w:rPr>
+          <w:b/>
+        </w:rPr>
+        <w:t>Level of Detail</w:t>
+      </w:r>
+      <w:r>
+        <w:t xml:space="preserve"> to </w:t>
+      </w:r>
+      <w:r>
+        <w:rPr>
+          <w:rFonts w:ascii="Courier New" w:hAnsi="Courier New"/>
+          <w:color w:val="C02040"/>
+          <w:sz w:val="20"/>
+        </w:rPr>
+        <w:t>Summary</w:t>
+      </w:r>
+      <w:r>
+        <w:t>.</w:t>
+      </w:r>
+    </w:p>
+    <w:p>
+      <w:r>
+        <w:t xml:space="preserve">After adding, run </w:t>
+      </w:r>
+      <w:r>
+        <w:rPr>
+          <w:rFonts w:ascii="Courier New" w:hAnsi="Courier New"/>
+          <w:color w:val="C02040"/>
+          <w:sz w:val="20"/>
+        </w:rPr>
+        <w:t>--force-fetch-ibkr</w:t>
+      </w:r>
+      <w:r>
+        <w:t xml:space="preserve"> once. Auto-detected thereafter from the </w:t>
+      </w:r>
+      <w:r>
+        <w:rPr>
+          <w:rFonts w:ascii="Courier New" w:hAnsi="Courier New"/>
+          <w:color w:val="C02040"/>
+          <w:sz w:val="20"/>
+        </w:rPr>
+        <w:t>CRTT</w:t>
+      </w:r>
+      <w:r>
+        <w:t xml:space="preserve"> section.</w:t>
+      </w:r>
+    </w:p>
+    <w:p>
+      <w:r>
+        <w:t xml:space="preserve">The </w:t>
+      </w:r>
+      <w:r>
+        <w:rPr>
+          <w:rFonts w:ascii="Courier New" w:hAnsi="Courier New"/>
+          <w:color w:val="C02040"/>
+          <w:sz w:val="20"/>
+        </w:rPr>
+        <w:t>BASE_SUMMARY</w:t>
+      </w:r>
+      <w:r>
+        <w:t xml:space="preserve"> row provides IB's own EUR-equivalent cash total — no FX lookup needed.</w:t>
+      </w:r>
+    </w:p>
+    <w:p>
+      <w:r>
+        <w:t>Privacy note: if you prefer not to expose full cash balances, simply omit this section.</w:t>
       </w:r>
     </w:p>
     <w:p>
@@ -1027,42 +2765,26 @@
         <w:pStyle w:val="Heading3"/>
       </w:pPr>
       <w:r>
-        <w:t>5.6 Open Positions section (portfolio value — recommended)</w:t>
+        <w:t>5.8 All other sections</w:t>
       </w:r>
     </w:p>
     <w:p>
       <w:r>
-        <w:t>Enables accurate portfolio valuation using IBKR's own mark prices, instead of fetching from</w:t>
+        <w:t xml:space="preserve">Leave unchecked unless you have a specific need. Particularly: do </w:t>
+      </w:r>
+      <w:r>
+        <w:rPr>
+          <w:b/>
+        </w:rPr>
+        <w:t>not</w:t>
+      </w:r>
+      <w:r>
+        <w:t xml:space="preserve"> enable Corporate</w:t>
       </w:r>
     </w:p>
     <w:p>
       <w:r>
-        <w:t>Yahoo Finance (which fails for European tickers like RENK, RHM, TKMS).</w:t>
-      </w:r>
-    </w:p>
-    <w:p>
-      <w:r>
-        <w:t>In the left panel, check Open Positions, then select:</w:t>
-      </w:r>
-    </w:p>
-    <w:p>
-      <w:r>
-        <w:t>Symbol, ISIN, Position, Mark Price, Currency, Asset Class, Level of Detail</w:t>
-      </w:r>
-    </w:p>
-    <w:p>
-      <w:r>
-        <w:t>Set Level of Detail to Summary.</w:t>
-      </w:r>
-    </w:p>
-    <w:p>
-      <w:r>
-        <w:t>After adding this section, run --force-fetch-ibkr once to re-download the updated query.</w:t>
-      </w:r>
-    </w:p>
-    <w:p>
-      <w:r>
-        <w:t>The pipeline auto-detects and uses the Open Positions data thereafter.</w:t>
+        <w:t>Actions, Transfers, or Interest Accruals — these can create duplicate entries.</w:t>
       </w:r>
     </w:p>
     <w:p>
@@ -1070,94 +2792,67 @@
         <w:pStyle w:val="Heading3"/>
       </w:pPr>
       <w:r>
-        <w:t>5.7 Cash Report section (cash balance — optional)</w:t>
-      </w:r>
-    </w:p>
-    <w:p>
-      <w:r>
-        <w:t>Adds your total cash balance to the portfolio value in the Freedom dashboard. Optional.</w:t>
-      </w:r>
-    </w:p>
-    <w:p>
-      <w:r>
-        <w:t>In the left panel, check Cash Report (trade date basis), then select at minimum:</w:t>
-      </w:r>
-    </w:p>
-    <w:p>
-      <w:r>
-        <w:t>Currency, Ending Cash</w:t>
-      </w:r>
-    </w:p>
-    <w:p>
-      <w:r>
-        <w:t>Set Level of Detail to Summary.</w:t>
-      </w:r>
-    </w:p>
-    <w:p>
-      <w:r>
-        <w:t>After adding, run --force-fetch-ibkr once. Auto-detected thereafter from the CRTT section.</w:t>
-      </w:r>
-    </w:p>
-    <w:p>
-      <w:r>
-        <w:t>The BASE_SUMMARY row provides IB's own EUR-equivalent cash total — no FX lookup needed.</w:t>
-      </w:r>
-    </w:p>
-    <w:p>
-      <w:r>
-        <w:t>Privacy note: if you prefer not to expose full cash balances, simply omit this section.</w:t>
+        <w:t>5.9 Download and verify</w:t>
       </w:r>
     </w:p>
     <w:p>
       <w:pPr>
-        <w:pStyle w:val="Heading3"/>
+        <w:pStyle w:val="ListNumber"/>
       </w:pPr>
       <w:r>
-        <w:t>5.8 All other sections</w:t>
-      </w:r>
-    </w:p>
-    <w:p>
-      <w:r>
-        <w:t>Leave unchecked unless you have a specific need. Particularly: do not enable Corporate</w:t>
-      </w:r>
-    </w:p>
-    <w:p>
-      <w:r>
-        <w:t>Actions, Transfers, or Interest Accruals — these can create duplicate entries.</w:t>
+        <w:t xml:space="preserve">Click </w:t>
+      </w:r>
+      <w:r>
+        <w:rPr>
+          <w:b/>
+        </w:rPr>
+        <w:t>Save</w:t>
+      </w:r>
+      <w:r>
+        <w:t xml:space="preserve">, then </w:t>
+      </w:r>
+      <w:r>
+        <w:rPr>
+          <w:b/>
+        </w:rPr>
+        <w:t>Run</w:t>
       </w:r>
     </w:p>
     <w:p>
       <w:pPr>
-        <w:pStyle w:val="Heading3"/>
+        <w:pStyle w:val="ListNumber"/>
       </w:pPr>
       <w:r>
-        <w:t>5.9 Download and verify</w:t>
-      </w:r>
-    </w:p>
-    <w:p>
-      <w:r>
-        <w:t>1. Click Save, then Run</w:t>
-      </w:r>
-    </w:p>
-    <w:p>
-      <w:r>
-        <w:t>2. Download the CSV and save to users/{person}/data/IB/{year}/</w:t>
-      </w:r>
-    </w:p>
-    <w:p>
-      <w:r>
-        <w:t>3. Open in a text editor and verify it starts with:</w:t>
+        <w:t xml:space="preserve">Download the CSV and save to </w:t>
+      </w:r>
+      <w:r>
+        <w:rPr>
+          <w:rFonts w:ascii="Courier New" w:hAnsi="Courier New"/>
+          <w:color w:val="C02040"/>
+          <w:sz w:val="20"/>
+        </w:rPr>
+        <w:t>users/{person}/data/IB/{year}/</w:t>
       </w:r>
     </w:p>
     <w:p>
       <w:pPr>
-        <w:ind w:left="432"/>
+        <w:pStyle w:val="ListNumber"/>
+      </w:pPr>
+      <w:r>
+        <w:t>Open in a text editor and verify it starts with:</w:t>
+      </w:r>
+    </w:p>
+    <w:p>
+      <w:pPr>
+        <w:shd w:val="clear" w:color="auto" w:fill="F2F2F2"/>
+        <w:spacing w:before="80" w:after="120"/>
+        <w:ind w:left="288" w:right="288"/>
       </w:pPr>
       <w:r>
         <w:rPr>
           <w:rFonts w:ascii="Courier New" w:hAnsi="Courier New"/>
-          <w:color w:val="333333"/>
-          <w:sz w:val="16"/>
+          <w:color w:val="242424"/>
+          <w:sz w:val="17"/>
         </w:rPr>
         <w:t>"BOF","U1234567","Kapitalertrag-2025","2","2025-01-01","2025-12-31",...</w:t>
         <w:br/>
@@ -1178,6 +2873,11 @@
     </w:p>
     <w:p>
       <w:pPr>
+        <w:spacing w:before="40" w:after="40"/>
+      </w:pPr>
+    </w:p>
+    <w:p>
+      <w:pPr>
         <w:pStyle w:val="Heading2"/>
       </w:pPr>
       <w:r>
@@ -1198,18 +2898,42 @@
       </w:r>
     </w:p>
     <w:p>
-      <w:r>
-        <w:t>1. Log in to Client Portal</w:t>
+      <w:pPr>
+        <w:pStyle w:val="ListNumber"/>
+      </w:pPr>
+      <w:r>
+        <w:t>Log in to Client Portal</w:t>
       </w:r>
     </w:p>
     <w:p>
-      <w:r>
-        <w:t>2. Navigate to: Settings → Flex Web Service → Manage Tokens</w:t>
+      <w:pPr>
+        <w:pStyle w:val="ListNumber"/>
+      </w:pPr>
+      <w:r>
+        <w:t xml:space="preserve">Navigate to: </w:t>
+      </w:r>
+      <w:r>
+        <w:rPr>
+          <w:b/>
+        </w:rPr>
+        <w:t>Settings → Flex Web Service → Manage Tokens</w:t>
       </w:r>
     </w:p>
     <w:p>
-      <w:r>
-        <w:t>3. Click Create Token → copy the token string (show it once only)</w:t>
+      <w:pPr>
+        <w:pStyle w:val="ListNumber"/>
+      </w:pPr>
+      <w:r>
+        <w:t xml:space="preserve">Click </w:t>
+      </w:r>
+      <w:r>
+        <w:rPr>
+          <w:b/>
+        </w:rPr>
+        <w:t>Create Token</w:t>
+      </w:r>
+      <w:r>
+        <w:t xml:space="preserve"> → copy the token string (show it once only)</w:t>
       </w:r>
     </w:p>
     <w:p>
@@ -1221,18 +2945,41 @@
       </w:r>
     </w:p>
     <w:p>
-      <w:r>
-        <w:t>1. Navigate to: Reports → Flex Queries</w:t>
+      <w:pPr>
+        <w:pStyle w:val="ListNumber"/>
+      </w:pPr>
+      <w:r>
+        <w:t xml:space="preserve">Navigate to: </w:t>
+      </w:r>
+      <w:r>
+        <w:rPr>
+          <w:b/>
+        </w:rPr>
+        <w:t>Reports → Flex Queries</w:t>
       </w:r>
     </w:p>
     <w:p>
-      <w:r>
-        <w:t>2. Click the query name to open it</w:t>
+      <w:pPr>
+        <w:pStyle w:val="ListNumber"/>
+      </w:pPr>
+      <w:r>
+        <w:t>Click the query name to open it</w:t>
       </w:r>
     </w:p>
     <w:p>
-      <w:r>
-        <w:t>3. Look at the URL — the numeric ID at the end is your query_id</w:t>
+      <w:pPr>
+        <w:pStyle w:val="ListNumber"/>
+      </w:pPr>
+      <w:r>
+        <w:t xml:space="preserve">Look at the URL — the numeric ID at the end is your </w:t>
+      </w:r>
+      <w:r>
+        <w:rPr>
+          <w:rFonts w:ascii="Courier New" w:hAnsi="Courier New"/>
+          <w:color w:val="C02040"/>
+          <w:sz w:val="20"/>
+        </w:rPr>
+        <w:t>query_id</w:t>
       </w:r>
     </w:p>
     <w:p>
@@ -1245,13 +2992,15 @@
     </w:p>
     <w:p>
       <w:pPr>
-        <w:ind w:left="432"/>
+        <w:shd w:val="clear" w:color="auto" w:fill="F2F2F2"/>
+        <w:spacing w:before="80" w:after="120"/>
+        <w:ind w:left="288" w:right="288"/>
       </w:pPr>
       <w:r>
         <w:rPr>
           <w:rFonts w:ascii="Courier New" w:hAnsi="Courier New"/>
-          <w:color w:val="333333"/>
-          <w:sz w:val="16"/>
+          <w:color w:val="242424"/>
+          <w:sz w:val="17"/>
         </w:rPr>
         <w:t># users/{person}/secrets.local.yaml</w:t>
         <w:br/>
@@ -1279,13 +3028,15 @@
     </w:p>
     <w:p>
       <w:pPr>
-        <w:ind w:left="432"/>
+        <w:shd w:val="clear" w:color="auto" w:fill="F2F2F2"/>
+        <w:spacing w:before="80" w:after="120"/>
+        <w:ind w:left="288" w:right="288"/>
       </w:pPr>
       <w:r>
         <w:rPr>
           <w:rFonts w:ascii="Courier New" w:hAnsi="Courier New"/>
-          <w:color w:val="333333"/>
-          <w:sz w:val="16"/>
+          <w:color w:val="242424"/>
+          <w:sz w:val="17"/>
         </w:rPr>
         <w:t># Fetch + run in one step</w:t>
         <w:br/>
@@ -1299,7 +3050,18 @@
     </w:p>
     <w:p>
       <w:r>
-        <w:t>The downloaded file is saved to users/{person}/data/IB/{person}_ibkr_flex.csv and picked up</w:t>
+        <w:t xml:space="preserve">The downloaded file is saved to </w:t>
+      </w:r>
+      <w:r>
+        <w:rPr>
+          <w:rFonts w:ascii="Courier New" w:hAnsi="Courier New"/>
+          <w:color w:val="C02040"/>
+          <w:sz w:val="20"/>
+        </w:rPr>
+        <w:t>users/{person}/data/IB/{person}_ibkr_flex.csv</w:t>
+      </w:r>
+      <w:r>
+        <w:t xml:space="preserve"> and picked up</w:t>
       </w:r>
     </w:p>
     <w:p>
@@ -1309,8 +3071,19 @@
     </w:p>
     <w:p>
       <w:r>
-        <w:t>Error 1001: IBKR enforces a ~10-minute cooldown between consecutive fetches. Wait and retry.</w:t>
-      </w:r>
+        <w:rPr>
+          <w:b/>
+        </w:rPr>
+        <w:t>Error 1001</w:t>
+      </w:r>
+      <w:r>
+        <w:t>: IBKR enforces a ~10-minute cooldown between consecutive fetches. Wait and retry.</w:t>
+      </w:r>
+    </w:p>
+    <w:p>
+      <w:pPr>
+        <w:spacing w:before="40" w:after="40"/>
+      </w:pPr>
     </w:p>
     <w:p>
       <w:pPr>
@@ -1328,68 +3101,328 @@
         <w:t>7.1 Which reports to export</w:t>
       </w:r>
     </w:p>
+    <w:tbl>
+      <w:tblPr>
+        <w:tblStyle w:val="TableGrid"/>
+        <w:tblW w:type="auto" w:w="0"/>
+        <w:tblLook w:firstColumn="1" w:firstRow="1" w:lastColumn="0" w:lastRow="0" w:noHBand="0" w:noVBand="1" w:val="04A0"/>
+      </w:tblPr>
+      <w:tblGrid>
+        <w:gridCol w:w="3120"/>
+        <w:gridCol w:w="3120"/>
+        <w:gridCol w:w="3120"/>
+      </w:tblGrid>
+      <w:tr>
+        <w:tc>
+          <w:tcPr>
+            <w:tcW w:type="dxa" w:w="3120"/>
+            <w:shd w:val="clear" w:color="auto" w:fill="2E74B5"/>
+          </w:tcPr>
+          <w:p>
+            <w:pPr>
+              <w:spacing w:before="60" w:after="60"/>
+            </w:pPr>
+            <w:r>
+              <w:rPr>
+                <w:b/>
+                <w:color w:val="FFFFFF"/>
+                <w:sz w:val="18"/>
+              </w:rPr>
+              <w:t>Need</w:t>
+            </w:r>
+          </w:p>
+        </w:tc>
+        <w:tc>
+          <w:tcPr>
+            <w:tcW w:type="dxa" w:w="3120"/>
+            <w:shd w:val="clear" w:color="auto" w:fill="2E74B5"/>
+          </w:tcPr>
+          <w:p>
+            <w:pPr>
+              <w:spacing w:before="60" w:after="60"/>
+            </w:pPr>
+            <w:r>
+              <w:rPr>
+                <w:b/>
+                <w:color w:val="FFFFFF"/>
+                <w:sz w:val="18"/>
+              </w:rPr>
+              <w:t>Export type</w:t>
+            </w:r>
+          </w:p>
+        </w:tc>
+        <w:tc>
+          <w:tcPr>
+            <w:tcW w:type="dxa" w:w="3120"/>
+            <w:shd w:val="clear" w:color="auto" w:fill="2E74B5"/>
+          </w:tcPr>
+          <w:p>
+            <w:pPr>
+              <w:spacing w:before="60" w:after="60"/>
+            </w:pPr>
+            <w:r>
+              <w:rPr>
+                <w:b/>
+                <w:color w:val="FFFFFF"/>
+                <w:sz w:val="18"/>
+              </w:rPr>
+              <w:t>Notes</w:t>
+            </w:r>
+          </w:p>
+        </w:tc>
+      </w:tr>
+      <w:tr>
+        <w:tc>
+          <w:tcPr>
+            <w:tcW w:type="dxa" w:w="3120"/>
+          </w:tcPr>
+          <w:p>
+            <w:pPr>
+              <w:spacing w:before="40" w:after="40"/>
+            </w:pPr>
+            <w:r>
+              <w:rPr>
+                <w:sz w:val="18"/>
+              </w:rPr>
+              <w:t>Capital gains (buys/sells)</w:t>
+            </w:r>
+          </w:p>
+        </w:tc>
+        <w:tc>
+          <w:tcPr>
+            <w:tcW w:type="dxa" w:w="3120"/>
+          </w:tcPr>
+          <w:p>
+            <w:pPr>
+              <w:spacing w:before="40" w:after="40"/>
+            </w:pPr>
+            <w:r>
+              <w:rPr>
+                <w:b/>
+                <w:sz w:val="18"/>
+              </w:rPr>
+              <w:t>ClosedPositions</w:t>
+            </w:r>
+            <w:r>
+              <w:rPr>
+                <w:sz w:val="18"/>
+              </w:rPr>
+              <w:t xml:space="preserve"> xlsx</w:t>
+            </w:r>
+          </w:p>
+        </w:tc>
+        <w:tc>
+          <w:tcPr>
+            <w:tcW w:type="dxa" w:w="3120"/>
+          </w:tcPr>
+          <w:p>
+            <w:pPr>
+              <w:spacing w:before="40" w:after="40"/>
+            </w:pPr>
+            <w:r>
+              <w:rPr>
+                <w:sz w:val="18"/>
+              </w:rPr>
+              <w:t>Real quantities per lot — preferred for DK account 2024+</w:t>
+            </w:r>
+          </w:p>
+        </w:tc>
+      </w:tr>
+      <w:tr>
+        <w:tc>
+          <w:tcPr>
+            <w:tcW w:type="dxa" w:w="3120"/>
+            <w:shd w:val="clear" w:color="auto" w:fill="EBF3FB"/>
+          </w:tcPr>
+          <w:p>
+            <w:pPr>
+              <w:spacing w:before="40" w:after="40"/>
+            </w:pPr>
+            <w:r>
+              <w:rPr>
+                <w:sz w:val="18"/>
+              </w:rPr>
+              <w:t>Dividends</w:t>
+            </w:r>
+          </w:p>
+        </w:tc>
+        <w:tc>
+          <w:tcPr>
+            <w:tcW w:type="dxa" w:w="3120"/>
+            <w:shd w:val="clear" w:color="auto" w:fill="EBF3FB"/>
+          </w:tcPr>
+          <w:p>
+            <w:pPr>
+              <w:spacing w:before="40" w:after="40"/>
+            </w:pPr>
+            <w:r>
+              <w:rPr>
+                <w:b/>
+                <w:sz w:val="18"/>
+              </w:rPr>
+              <w:t>AggregatedAmounts</w:t>
+            </w:r>
+            <w:r>
+              <w:rPr>
+                <w:sz w:val="18"/>
+              </w:rPr>
+              <w:t xml:space="preserve"> xlsx</w:t>
+            </w:r>
+          </w:p>
+        </w:tc>
+        <w:tc>
+          <w:tcPr>
+            <w:tcW w:type="dxa" w:w="3120"/>
+            <w:shd w:val="clear" w:color="auto" w:fill="EBF3FB"/>
+          </w:tcPr>
+          <w:p>
+            <w:pPr>
+              <w:spacing w:before="40" w:after="40"/>
+            </w:pPr>
+            <w:r>
+              <w:rPr>
+                <w:sz w:val="18"/>
+              </w:rPr>
+              <w:t>Richer WHT/currency data available in ShareDividends</w:t>
+            </w:r>
+          </w:p>
+        </w:tc>
+      </w:tr>
+      <w:tr>
+        <w:tc>
+          <w:tcPr>
+            <w:tcW w:type="dxa" w:w="3120"/>
+          </w:tcPr>
+          <w:p>
+            <w:pPr>
+              <w:spacing w:before="40" w:after="40"/>
+            </w:pPr>
+            <w:r>
+              <w:rPr>
+                <w:sz w:val="18"/>
+              </w:rPr>
+              <w:t>Dividends (with WHT detail)</w:t>
+            </w:r>
+          </w:p>
+        </w:tc>
+        <w:tc>
+          <w:tcPr>
+            <w:tcW w:type="dxa" w:w="3120"/>
+          </w:tcPr>
+          <w:p>
+            <w:pPr>
+              <w:spacing w:before="40" w:after="40"/>
+            </w:pPr>
+            <w:r>
+              <w:rPr>
+                <w:b/>
+                <w:sz w:val="18"/>
+              </w:rPr>
+              <w:t>ShareDividends</w:t>
+            </w:r>
+            <w:r>
+              <w:rPr>
+                <w:sz w:val="18"/>
+              </w:rPr>
+              <w:t xml:space="preserve"> xlsx</w:t>
+            </w:r>
+          </w:p>
+        </w:tc>
+        <w:tc>
+          <w:tcPr>
+            <w:tcW w:type="dxa" w:w="3120"/>
+          </w:tcPr>
+          <w:p>
+            <w:pPr>
+              <w:spacing w:before="40" w:after="40"/>
+            </w:pPr>
+            <w:r>
+              <w:rPr>
+                <w:sz w:val="18"/>
+              </w:rPr>
+              <w:t>Better than AA for individual dividend breakdown</w:t>
+            </w:r>
+          </w:p>
+        </w:tc>
+      </w:tr>
+    </w:tbl>
+    <w:p/>
     <w:p>
-      <w:pPr>
-        <w:ind w:left="432"/>
-      </w:pPr>
       <w:r>
         <w:rPr>
-          <w:sz w:val="18"/>
+          <w:b/>
         </w:rPr>
-        <w:t>Need  |  Export type  |  Notes</w:t>
+        <w:t>Recommended workflow (DK account, 2024+):</w:t>
       </w:r>
     </w:p>
     <w:p>
       <w:pPr>
-        <w:ind w:left="432"/>
+        <w:pStyle w:val="ListNumber"/>
       </w:pPr>
       <w:r>
+        <w:t xml:space="preserve">Export </w:t>
+      </w:r>
+      <w:r>
         <w:rPr>
-          <w:sz w:val="18"/>
+          <w:b/>
         </w:rPr>
-        <w:t>Capital gains (buys/sells)  |  **ClosedPositions** xlsx  |  Real quantities per lot — preferred for DK account 2024+</w:t>
+        <w:t>ClosedPositions</w:t>
+      </w:r>
+      <w:r>
+        <w:t xml:space="preserve"> for capital gains</w:t>
       </w:r>
     </w:p>
     <w:p>
       <w:pPr>
-        <w:ind w:left="432"/>
+        <w:pStyle w:val="ListNumber"/>
       </w:pPr>
       <w:r>
+        <w:t xml:space="preserve">Export </w:t>
+      </w:r>
+      <w:r>
         <w:rPr>
-          <w:sz w:val="18"/>
+          <w:b/>
         </w:rPr>
-        <w:t>Dividends  |  **AggregatedAmounts** xlsx  |  Richer WHT/currency data available in ShareDividends</w:t>
+        <w:t>AggregatedAmounts</w:t>
+      </w:r>
+      <w:r>
+        <w:t xml:space="preserve"> with </w:t>
+      </w:r>
+      <w:r>
+        <w:rPr>
+          <w:rFonts w:ascii="Courier New" w:hAnsi="Courier New"/>
+          <w:color w:val="C02040"/>
+          <w:sz w:val="20"/>
+        </w:rPr>
+        <w:t>saxo_skip_agg_trades: true</w:t>
+      </w:r>
+      <w:r>
+        <w:t xml:space="preserve"> for dividends only  </w:t>
       </w:r>
     </w:p>
     <w:p>
-      <w:pPr>
-        <w:ind w:left="432"/>
-      </w:pPr>
+      <w:r>
+        <w:t xml:space="preserve">   — OR — export </w:t>
+      </w:r>
       <w:r>
         <w:rPr>
-          <w:sz w:val="18"/>
+          <w:b/>
         </w:rPr>
-        <w:t>Dividends (with WHT detail)  |  **ShareDividends** xlsx  |  Better than AA for individual dividend breakdown</w:t>
-      </w:r>
-    </w:p>
-    <w:p>
-      <w:r>
-        <w:t>Recommended workflow (DK account, 2024+):</w:t>
-      </w:r>
-    </w:p>
-    <w:p>
-      <w:r>
-        <w:t>1. Export ClosedPositions for capital gains</w:t>
-      </w:r>
-    </w:p>
-    <w:p>
-      <w:r>
-        <w:t xml:space="preserve">2. Export AggregatedAmounts with saxo_skip_agg_trades: true for dividends only  </w:t>
-      </w:r>
-    </w:p>
-    <w:p>
-      <w:r>
-        <w:t xml:space="preserve">   — OR — export ShareDividends and set saxo_skip_agg_dividends: true in AggregatedAmounts</w:t>
+        <w:t>ShareDividends</w:t>
+      </w:r>
+      <w:r>
+        <w:t xml:space="preserve"> and set </w:t>
+      </w:r>
+      <w:r>
+        <w:rPr>
+          <w:rFonts w:ascii="Courier New" w:hAnsi="Courier New"/>
+          <w:color w:val="C02040"/>
+          <w:sz w:val="20"/>
+        </w:rPr>
+        <w:t>saxo_skip_agg_dividends: true</w:t>
+      </w:r>
+      <w:r>
+        <w:t xml:space="preserve"> in AggregatedAmounts</w:t>
       </w:r>
     </w:p>
     <w:p>
@@ -1402,7 +3435,13 @@
     </w:p>
     <w:p>
       <w:r>
-        <w:t>Log in → Account → Reports → Account Statement</w:t>
+        <w:t xml:space="preserve">Log in → </w:t>
+      </w:r>
+      <w:r>
+        <w:rPr>
+          <w:b/>
+        </w:rPr>
+        <w:t>Account → Reports → Account Statement</w:t>
       </w:r>
     </w:p>
     <w:p>
@@ -1410,7 +3449,13 @@
         <w:pStyle w:val="ListBullet"/>
       </w:pPr>
       <w:r>
-        <w:t>ClosedPositions: Account Statement → Format: Excel → Report type: Closed Positions</w:t>
+        <w:rPr>
+          <w:b/>
+        </w:rPr>
+        <w:t>ClosedPositions</w:t>
+      </w:r>
+      <w:r>
+        <w:t>: Account Statement → Format: Excel → Report type: Closed Positions</w:t>
       </w:r>
     </w:p>
     <w:p>
@@ -1418,7 +3463,13 @@
         <w:pStyle w:val="ListBullet"/>
       </w:pPr>
       <w:r>
-        <w:t>AggregatedAmounts: Account Statement → Format: Excel → Report type: Aggregated Amounts</w:t>
+        <w:rPr>
+          <w:b/>
+        </w:rPr>
+        <w:t>AggregatedAmounts</w:t>
+      </w:r>
+      <w:r>
+        <w:t>: Account Statement → Format: Excel → Report type: Aggregated Amounts</w:t>
       </w:r>
     </w:p>
     <w:p>
@@ -1426,12 +3477,29 @@
         <w:pStyle w:val="ListBullet"/>
       </w:pPr>
       <w:r>
-        <w:t>ShareDividends: Account Statement → Format: Excel → Report type: Share Dividends</w:t>
+        <w:rPr>
+          <w:b/>
+        </w:rPr>
+        <w:t>ShareDividends</w:t>
+      </w:r>
+      <w:r>
+        <w:t>: Account Statement → Format: Excel → Report type: Share Dividends</w:t>
       </w:r>
     </w:p>
     <w:p>
       <w:r>
-        <w:t>Save files to users/{person}/data/SAXO/{year}/.</w:t>
+        <w:t xml:space="preserve">Save files to </w:t>
+      </w:r>
+      <w:r>
+        <w:rPr>
+          <w:rFonts w:ascii="Courier New" w:hAnsi="Courier New"/>
+          <w:color w:val="C02040"/>
+          <w:sz w:val="20"/>
+        </w:rPr>
+        <w:t>users/{person}/data/SAXO/{year}/</w:t>
+      </w:r>
+      <w:r>
+        <w:t>.</w:t>
       </w:r>
     </w:p>
     <w:p>
@@ -1449,7 +3517,29 @@
     </w:p>
     <w:p>
       <w:r>
-        <w:t>total EUR amount. The parser stores quantity=1 for each trade, making cost_per_unit = total.</w:t>
+        <w:t xml:space="preserve">total EUR amount. The parser stores </w:t>
+      </w:r>
+      <w:r>
+        <w:rPr>
+          <w:rFonts w:ascii="Courier New" w:hAnsi="Courier New"/>
+          <w:color w:val="C02040"/>
+          <w:sz w:val="20"/>
+        </w:rPr>
+        <w:t>quantity=1</w:t>
+      </w:r>
+      <w:r>
+        <w:t xml:space="preserve"> for each trade, making </w:t>
+      </w:r>
+      <w:r>
+        <w:rPr>
+          <w:rFonts w:ascii="Courier New" w:hAnsi="Courier New"/>
+          <w:color w:val="C02040"/>
+          <w:sz w:val="20"/>
+        </w:rPr>
+        <w:t>cost_per_unit = total</w:t>
+      </w:r>
+      <w:r>
+        <w:t>.</w:t>
       </w:r>
     </w:p>
     <w:p>
@@ -1459,7 +3549,35 @@
     </w:p>
     <w:p>
       <w:r>
-        <w:t>Consequence: manual_cost_basis entries must also use quantity: 1, not the real share count.</w:t>
+        <w:rPr>
+          <w:b/>
+        </w:rPr>
+        <w:t>Consequence</w:t>
+      </w:r>
+      <w:r>
+        <w:t xml:space="preserve">: </w:t>
+      </w:r>
+      <w:r>
+        <w:rPr>
+          <w:rFonts w:ascii="Courier New" w:hAnsi="Courier New"/>
+          <w:color w:val="C02040"/>
+          <w:sz w:val="20"/>
+        </w:rPr>
+        <w:t>manual_cost_basis</w:t>
+      </w:r>
+      <w:r>
+        <w:t xml:space="preserve"> entries must also use </w:t>
+      </w:r>
+      <w:r>
+        <w:rPr>
+          <w:rFonts w:ascii="Courier New" w:hAnsi="Courier New"/>
+          <w:color w:val="C02040"/>
+          <w:sz w:val="20"/>
+        </w:rPr>
+        <w:t>quantity: 1</w:t>
+      </w:r>
+      <w:r>
+        <w:t>, not the real share count.</w:t>
       </w:r>
     </w:p>
     <w:p>
@@ -1477,33 +3595,79 @@
     </w:p>
     <w:p>
       <w:r>
-        <w:t>transfer date as the Trade Date Open. To avoid using the wrong FX date for these lots:</w:t>
-      </w:r>
-    </w:p>
-    <w:p>
-      <w:r>
-        <w:t>1. Seed them via manual_cost_basis with the correct original cost</w:t>
-      </w:r>
-    </w:p>
-    <w:p>
-      <w:r>
-        <w:t>2. Add the transfer date to saxo_closedpos_skip_buy_open_dates:</w:t>
+        <w:t xml:space="preserve">transfer date as the </w:t>
+      </w:r>
+      <w:r>
+        <w:rPr>
+          <w:rFonts w:ascii="Courier New" w:hAnsi="Courier New"/>
+          <w:color w:val="C02040"/>
+          <w:sz w:val="20"/>
+        </w:rPr>
+        <w:t>Trade Date Open</w:t>
+      </w:r>
+      <w:r>
+        <w:t>. To avoid using the wrong FX date for these lots:</w:t>
       </w:r>
     </w:p>
     <w:p>
       <w:pPr>
-        <w:ind w:left="432"/>
+        <w:pStyle w:val="ListNumber"/>
       </w:pPr>
+      <w:r>
+        <w:t xml:space="preserve">Seed them via </w:t>
+      </w:r>
       <w:r>
         <w:rPr>
           <w:rFonts w:ascii="Courier New" w:hAnsi="Courier New"/>
-          <w:color w:val="333333"/>
-          <w:sz w:val="16"/>
+          <w:color w:val="C02040"/>
+          <w:sz w:val="20"/>
+        </w:rPr>
+        <w:t>manual_cost_basis</w:t>
+      </w:r>
+      <w:r>
+        <w:t xml:space="preserve"> with the correct original cost</w:t>
+      </w:r>
+    </w:p>
+    <w:p>
+      <w:pPr>
+        <w:pStyle w:val="ListNumber"/>
+      </w:pPr>
+      <w:r>
+        <w:t xml:space="preserve">Add the transfer date to </w:t>
+      </w:r>
+      <w:r>
+        <w:rPr>
+          <w:rFonts w:ascii="Courier New" w:hAnsi="Courier New"/>
+          <w:color w:val="C02040"/>
+          <w:sz w:val="20"/>
+        </w:rPr>
+        <w:t>saxo_closedpos_skip_buy_open_dates</w:t>
+      </w:r>
+      <w:r>
+        <w:t>:</w:t>
+      </w:r>
+    </w:p>
+    <w:p>
+      <w:pPr>
+        <w:shd w:val="clear" w:color="auto" w:fill="F2F2F2"/>
+        <w:spacing w:before="80" w:after="120"/>
+        <w:ind w:left="288" w:right="288"/>
+      </w:pPr>
+      <w:r>
+        <w:rPr>
+          <w:rFonts w:ascii="Courier New" w:hAnsi="Courier New"/>
+          <w:color w:val="242424"/>
+          <w:sz w:val="17"/>
         </w:rPr>
         <w:t>saxo_closedpos_skip_buy_open_dates:</w:t>
         <w:br/>
         <w:t xml:space="preserve">  - "2024-03-07"   # SG → DK transfer date</w:t>
       </w:r>
+    </w:p>
+    <w:p>
+      <w:pPr>
+        <w:spacing w:before="40" w:after="40"/>
+      </w:pPr>
     </w:p>
     <w:p>
       <w:pPr>
@@ -1521,48 +3685,315 @@
         <w:t>8.1 Two format generations</w:t>
       </w:r>
     </w:p>
+    <w:tbl>
+      <w:tblPr>
+        <w:tblStyle w:val="TableGrid"/>
+        <w:tblW w:type="auto" w:w="0"/>
+        <w:tblLook w:firstColumn="1" w:firstRow="1" w:lastColumn="0" w:lastRow="0" w:noHBand="0" w:noVBand="1" w:val="04A0"/>
+      </w:tblPr>
+      <w:tblGrid>
+        <w:gridCol w:w="3120"/>
+        <w:gridCol w:w="3120"/>
+        <w:gridCol w:w="3120"/>
+      </w:tblGrid>
+      <w:tr>
+        <w:tc>
+          <w:tcPr>
+            <w:tcW w:type="dxa" w:w="3120"/>
+            <w:shd w:val="clear" w:color="auto" w:fill="2E74B5"/>
+          </w:tcPr>
+          <w:p>
+            <w:pPr>
+              <w:spacing w:before="60" w:after="60"/>
+            </w:pPr>
+            <w:r>
+              <w:rPr>
+                <w:b/>
+                <w:color w:val="FFFFFF"/>
+                <w:sz w:val="18"/>
+              </w:rPr>
+              <w:t>Period</w:t>
+            </w:r>
+          </w:p>
+        </w:tc>
+        <w:tc>
+          <w:tcPr>
+            <w:tcW w:type="dxa" w:w="3120"/>
+            <w:shd w:val="clear" w:color="auto" w:fill="2E74B5"/>
+          </w:tcPr>
+          <w:p>
+            <w:pPr>
+              <w:spacing w:before="60" w:after="60"/>
+            </w:pPr>
+            <w:r>
+              <w:rPr>
+                <w:b/>
+                <w:color w:val="FFFFFF"/>
+                <w:sz w:val="18"/>
+              </w:rPr>
+              <w:t>Format</w:t>
+            </w:r>
+          </w:p>
+        </w:tc>
+        <w:tc>
+          <w:tcPr>
+            <w:tcW w:type="dxa" w:w="3120"/>
+            <w:shd w:val="clear" w:color="auto" w:fill="2E74B5"/>
+          </w:tcPr>
+          <w:p>
+            <w:pPr>
+              <w:spacing w:before="60" w:after="60"/>
+            </w:pPr>
+            <w:r>
+              <w:rPr>
+                <w:b/>
+                <w:color w:val="FFFFFF"/>
+                <w:sz w:val="18"/>
+              </w:rPr>
+              <w:t>Account label</w:t>
+            </w:r>
+          </w:p>
+        </w:tc>
+      </w:tr>
+      <w:tr>
+        <w:tc>
+          <w:tcPr>
+            <w:tcW w:type="dxa" w:w="3120"/>
+          </w:tcPr>
+          <w:p>
+            <w:pPr>
+              <w:spacing w:before="40" w:after="40"/>
+            </w:pPr>
+            <w:r>
+              <w:rPr>
+                <w:sz w:val="18"/>
+              </w:rPr>
+              <w:t>2020–2021</w:t>
+            </w:r>
+          </w:p>
+        </w:tc>
+        <w:tc>
+          <w:tcPr>
+            <w:tcW w:type="dxa" w:w="3120"/>
+          </w:tcPr>
+          <w:p>
+            <w:pPr>
+              <w:spacing w:before="40" w:after="40"/>
+            </w:pPr>
+            <w:r>
+              <w:rPr>
+                <w:sz w:val="18"/>
+              </w:rPr>
+              <w:t>Old E*TRADE Securities (quarterly PDFs)</w:t>
+            </w:r>
+          </w:p>
+        </w:tc>
+        <w:tc>
+          <w:tcPr>
+            <w:tcW w:type="dxa" w:w="3120"/>
+          </w:tcPr>
+          <w:p>
+            <w:pPr>
+              <w:spacing w:before="40" w:after="40"/>
+            </w:pPr>
+            <w:r>
+              <w:rPr>
+                <w:sz w:val="18"/>
+              </w:rPr>
+              <w:t>XXXX0725</w:t>
+            </w:r>
+          </w:p>
+        </w:tc>
+      </w:tr>
+      <w:tr>
+        <w:tc>
+          <w:tcPr>
+            <w:tcW w:type="dxa" w:w="3120"/>
+            <w:shd w:val="clear" w:color="auto" w:fill="EBF3FB"/>
+          </w:tcPr>
+          <w:p>
+            <w:pPr>
+              <w:spacing w:before="40" w:after="40"/>
+            </w:pPr>
+            <w:r>
+              <w:rPr>
+                <w:sz w:val="18"/>
+              </w:rPr>
+              <w:t>2022–Aug 2023</w:t>
+            </w:r>
+          </w:p>
+        </w:tc>
+        <w:tc>
+          <w:tcPr>
+            <w:tcW w:type="dxa" w:w="3120"/>
+            <w:shd w:val="clear" w:color="auto" w:fill="EBF3FB"/>
+          </w:tcPr>
+          <w:p>
+            <w:pPr>
+              <w:spacing w:before="40" w:after="40"/>
+            </w:pPr>
+            <w:r>
+              <w:rPr>
+                <w:sz w:val="18"/>
+              </w:rPr>
+              <w:t>Old E*TRADE Securities (monthly PDFs)</w:t>
+            </w:r>
+          </w:p>
+        </w:tc>
+        <w:tc>
+          <w:tcPr>
+            <w:tcW w:type="dxa" w:w="3120"/>
+            <w:shd w:val="clear" w:color="auto" w:fill="EBF3FB"/>
+          </w:tcPr>
+          <w:p>
+            <w:pPr>
+              <w:spacing w:before="40" w:after="40"/>
+            </w:pPr>
+            <w:r>
+              <w:rPr>
+                <w:sz w:val="18"/>
+              </w:rPr>
+              <w:t>XXXX0725</w:t>
+            </w:r>
+          </w:p>
+        </w:tc>
+      </w:tr>
+      <w:tr>
+        <w:tc>
+          <w:tcPr>
+            <w:tcW w:type="dxa" w:w="3120"/>
+          </w:tcPr>
+          <w:p>
+            <w:pPr>
+              <w:spacing w:before="40" w:after="40"/>
+            </w:pPr>
+            <w:r>
+              <w:rPr>
+                <w:sz w:val="18"/>
+              </w:rPr>
+              <w:t>Sep 2023+</w:t>
+            </w:r>
+          </w:p>
+        </w:tc>
+        <w:tc>
+          <w:tcPr>
+            <w:tcW w:type="dxa" w:w="3120"/>
+          </w:tcPr>
+          <w:p>
+            <w:pPr>
+              <w:spacing w:before="40" w:after="40"/>
+            </w:pPr>
+            <w:r>
+              <w:rPr>
+                <w:sz w:val="18"/>
+              </w:rPr>
+              <w:t>E*Trade from Morgan Stanley (monthly PDFs)</w:t>
+            </w:r>
+          </w:p>
+        </w:tc>
+        <w:tc>
+          <w:tcPr>
+            <w:tcW w:type="dxa" w:w="3120"/>
+          </w:tcPr>
+          <w:p>
+            <w:pPr>
+              <w:spacing w:before="40" w:after="40"/>
+            </w:pPr>
+            <w:r>
+              <w:rPr>
+                <w:sz w:val="18"/>
+              </w:rPr>
+              <w:t>XXXX201</w:t>
+            </w:r>
+          </w:p>
+        </w:tc>
+      </w:tr>
+    </w:tbl>
+    <w:p/>
     <w:p>
       <w:pPr>
-        <w:ind w:left="432"/>
+        <w:pStyle w:val="Heading3"/>
       </w:pPr>
       <w:r>
+        <w:t>8.2 Which files to download</w:t>
+      </w:r>
+    </w:p>
+    <w:p>
+      <w:r>
+        <w:t xml:space="preserve">Log in → </w:t>
+      </w:r>
+      <w:r>
         <w:rPr>
-          <w:sz w:val="18"/>
+          <w:b/>
         </w:rPr>
-        <w:t>Period  |  Format  |  Account label</w:t>
+        <w:t>Documents → Account Statements</w:t>
+      </w:r>
+    </w:p>
+    <w:p>
+      <w:r>
+        <w:t xml:space="preserve">Download </w:t>
+      </w:r>
+      <w:r>
+        <w:rPr>
+          <w:b/>
+        </w:rPr>
+        <w:t>monthly</w:t>
+      </w:r>
+      <w:r>
+        <w:t xml:space="preserve"> statements (not annual recaps). Annual recaps reprint prior-year transfers</w:t>
+      </w:r>
+    </w:p>
+    <w:p>
+      <w:r>
+        <w:t>with the same IDs — the pipeline's deduplication handles this, but the files are otherwise</w:t>
+      </w:r>
+    </w:p>
+    <w:p>
+      <w:r>
+        <w:t>informational only.</w:t>
+      </w:r>
+    </w:p>
+    <w:p>
+      <w:r>
+        <w:t>The September 2023 Morgan Stanley migration creates a "Transfer into Account" entry for all</w:t>
+      </w:r>
+    </w:p>
+    <w:p>
+      <w:r>
+        <w:t>positions. Suppress this with:</w:t>
       </w:r>
     </w:p>
     <w:p>
       <w:pPr>
-        <w:ind w:left="432"/>
+        <w:shd w:val="clear" w:color="auto" w:fill="F2F2F2"/>
+        <w:spacing w:before="80" w:after="120"/>
+        <w:ind w:left="288" w:right="288"/>
       </w:pPr>
       <w:r>
         <w:rPr>
-          <w:sz w:val="18"/>
+          <w:rFonts w:ascii="Courier New" w:hAnsi="Courier New"/>
+          <w:color w:val="242424"/>
+          <w:sz w:val="17"/>
         </w:rPr>
-        <w:t>2020–2021  |  Old E*TRADE Securities (quarterly PDFs)  |  XXXX0725</w:t>
+        <w:t>etrade_skip_transfers:</w:t>
+        <w:br/>
+        <w:t xml:space="preserve">  - "2023-09-01"   # migration date</w:t>
       </w:r>
     </w:p>
     <w:p>
-      <w:pPr>
-        <w:ind w:left="432"/>
-      </w:pPr>
+      <w:r>
+        <w:t xml:space="preserve">Save PDFs to </w:t>
+      </w:r>
       <w:r>
         <w:rPr>
-          <w:sz w:val="18"/>
+          <w:rFonts w:ascii="Courier New" w:hAnsi="Courier New"/>
+          <w:color w:val="C02040"/>
+          <w:sz w:val="20"/>
         </w:rPr>
-        <w:t>2022–Aug 2023  |  Old E*TRADE Securities (monthly PDFs)  |  XXXX0725</w:t>
-      </w:r>
-    </w:p>
-    <w:p>
-      <w:pPr>
-        <w:ind w:left="432"/>
-      </w:pPr>
-      <w:r>
-        <w:rPr>
-          <w:sz w:val="18"/>
-        </w:rPr>
-        <w:t>Sep 2023+  |  E*Trade from Morgan Stanley (monthly PDFs)  |  XXXX201</w:t>
+        <w:t>users/{person}/data/ETRADE/{year}/</w:t>
+      </w:r>
+      <w:r>
+        <w:t>.</w:t>
       </w:r>
     </w:p>
     <w:p>
@@ -1570,57 +4001,35 @@
         <w:pStyle w:val="Heading3"/>
       </w:pPr>
       <w:r>
-        <w:t>8.2 Which files to download</w:t>
+        <w:t>8.3 RSU treatment</w:t>
       </w:r>
     </w:p>
     <w:p>
       <w:r>
-        <w:t>Log in → Documents → Account Statements</w:t>
+        <w:t>Only net-issued shares appear in the export ("Transfer into Account" / "Receive"). The shares</w:t>
       </w:r>
     </w:p>
     <w:p>
       <w:r>
-        <w:t>Download monthly statements (not annual recaps). Annual recaps reprint prior-year transfers</w:t>
+        <w:t>withheld for tax are off-statement. Cost basis = Fair Market Value at vesting date (from statement</w:t>
       </w:r>
     </w:p>
     <w:p>
       <w:r>
-        <w:t>with the same IDs — the pipeline's deduplication handles this, but the files are otherwise</w:t>
-      </w:r>
-    </w:p>
-    <w:p>
-      <w:r>
-        <w:t>informational only.</w:t>
-      </w:r>
-    </w:p>
-    <w:p>
-      <w:r>
-        <w:t>The September 2023 Morgan Stanley migration creates a "Transfer into Account" entry for all</w:t>
-      </w:r>
-    </w:p>
-    <w:p>
-      <w:r>
-        <w:t>positions. Suppress this with:</w:t>
+        <w:t>or yfinance). KeSt = 27.5% × (sale price − FMV).</w:t>
       </w:r>
     </w:p>
     <w:p>
       <w:pPr>
-        <w:ind w:left="432"/>
+        <w:spacing w:before="40" w:after="40"/>
       </w:pPr>
-      <w:r>
-        <w:rPr>
-          <w:rFonts w:ascii="Courier New" w:hAnsi="Courier New"/>
-          <w:color w:val="333333"/>
-          <w:sz w:val="16"/>
-        </w:rPr>
-        <w:t>etrade_skip_transfers:</w:t>
-        <w:br/>
-        <w:t xml:space="preserve">  - "2023-09-01"   # migration date</w:t>
-      </w:r>
     </w:p>
     <w:p>
-      <w:r>
-        <w:t>Save PDFs to users/{person}/data/ETRADE/{year}/.</w:t>
+      <w:pPr>
+        <w:pStyle w:val="Heading2"/>
+      </w:pPr>
+      <w:r>
+        <w:t>9. Running the Tool</w:t>
       </w:r>
     </w:p>
     <w:p>
@@ -1628,49 +4037,20 @@
         <w:pStyle w:val="Heading3"/>
       </w:pPr>
       <w:r>
-        <w:t>8.3 RSU treatment</w:t>
-      </w:r>
-    </w:p>
-    <w:p>
-      <w:r>
-        <w:t>Only net-issued shares appear in the export ("Transfer into Account" / "Receive"). The shares</w:t>
-      </w:r>
-    </w:p>
-    <w:p>
-      <w:r>
-        <w:t>withheld for tax are off-statement. Cost basis = Fair Market Value at vesting date (from statement</w:t>
-      </w:r>
-    </w:p>
-    <w:p>
-      <w:r>
-        <w:t>or yfinance). KeSt = 27.5% × (sale price − FMV).</w:t>
+        <w:t>9.1 Recommended (auto-discover all files)</w:t>
       </w:r>
     </w:p>
     <w:p>
       <w:pPr>
-        <w:pStyle w:val="Heading2"/>
-      </w:pPr>
-      <w:r>
-        <w:t>9. Running the Tool</w:t>
-      </w:r>
-    </w:p>
-    <w:p>
-      <w:pPr>
-        <w:pStyle w:val="Heading3"/>
-      </w:pPr>
-      <w:r>
-        <w:t>9.1 Recommended (auto-discover all files)</w:t>
-      </w:r>
-    </w:p>
-    <w:p>
-      <w:pPr>
-        <w:ind w:left="432"/>
+        <w:shd w:val="clear" w:color="auto" w:fill="F2F2F2"/>
+        <w:spacing w:before="80" w:after="120"/>
+        <w:ind w:left="288" w:right="288"/>
       </w:pPr>
       <w:r>
         <w:rPr>
           <w:rFonts w:ascii="Courier New" w:hAnsi="Courier New"/>
-          <w:color w:val="333333"/>
-          <w:sz w:val="16"/>
+          <w:color w:val="242424"/>
+          <w:sz w:val="17"/>
         </w:rPr>
         <w:t>source .venv/bin/activate</w:t>
         <w:br/>
@@ -1702,13 +4082,15 @@
     </w:p>
     <w:p>
       <w:pPr>
-        <w:ind w:left="432"/>
+        <w:shd w:val="clear" w:color="auto" w:fill="F2F2F2"/>
+        <w:spacing w:before="80" w:after="120"/>
+        <w:ind w:left="288" w:right="288"/>
       </w:pPr>
       <w:r>
         <w:rPr>
           <w:rFonts w:ascii="Courier New" w:hAnsi="Courier New"/>
-          <w:color w:val="333333"/>
-          <w:sz w:val="16"/>
+          <w:color w:val="242424"/>
+          <w:sz w:val="17"/>
         </w:rPr>
         <w:t>python main.py --person matthias \</w:t>
         <w:br/>
@@ -1727,83 +4109,336 @@
         <w:t>9.3 All CLI arguments</w:t>
       </w:r>
     </w:p>
-    <w:p>
-      <w:pPr>
-        <w:ind w:left="432"/>
-      </w:pPr>
-      <w:r>
-        <w:rPr>
-          <w:sz w:val="18"/>
-        </w:rPr>
-        <w:t>Argument  |  Description</w:t>
-      </w:r>
-    </w:p>
-    <w:p>
-      <w:pPr>
-        <w:ind w:left="432"/>
-      </w:pPr>
-      <w:r>
-        <w:rPr>
-          <w:sz w:val="18"/>
-        </w:rPr>
-        <w:t>`--person LABEL`  |  Person label. Auto-detected from `account_id` in `config.local.yaml` if omitted.</w:t>
-      </w:r>
-    </w:p>
-    <w:p>
-      <w:pPr>
-        <w:ind w:left="432"/>
-      </w:pPr>
-      <w:r>
-        <w:rPr>
-          <w:sz w:val="18"/>
-        </w:rPr>
-        <w:t>`--year YYYY`  |  Tax year to calculate. Required.</w:t>
-      </w:r>
-    </w:p>
-    <w:p>
-      <w:pPr>
-        <w:ind w:left="432"/>
-      </w:pPr>
-      <w:r>
-        <w:rPr>
-          <w:sz w:val="18"/>
-        </w:rPr>
-        <w:t>`--input FILE [...]`  |  Explicit broker export files. Optional: if omitted, scans `users/{person}/data/` recursively.</w:t>
-      </w:r>
-    </w:p>
-    <w:p>
-      <w:pPr>
-        <w:ind w:left="432"/>
-      </w:pPr>
-      <w:r>
-        <w:rPr>
-          <w:sz w:val="18"/>
-        </w:rPr>
-        <w:t>`--fetch-ibkr`  |  Fetch IBKR Flex data automatically before running. Requires `secrets.local.yaml`.</w:t>
-      </w:r>
-    </w:p>
-    <w:p>
-      <w:pPr>
-        <w:ind w:left="432"/>
-      </w:pPr>
-      <w:r>
-        <w:rPr>
-          <w:sz w:val="18"/>
-        </w:rPr>
-        <w:t>`--force-fetch-ibkr`  |  Force re-download even if file exists today.</w:t>
-      </w:r>
-    </w:p>
-    <w:p>
-      <w:pPr>
-        <w:ind w:left="432"/>
-      </w:pPr>
-      <w:r>
-        <w:rPr>
-          <w:sz w:val="18"/>
-        </w:rPr>
-        <w:t>`--no-fx-fetch`  |  Skip live ECB FX fetch. Use only cached rates.</w:t>
-      </w:r>
-    </w:p>
+    <w:tbl>
+      <w:tblPr>
+        <w:tblStyle w:val="TableGrid"/>
+        <w:tblW w:type="auto" w:w="0"/>
+        <w:tblLook w:firstColumn="1" w:firstRow="1" w:lastColumn="0" w:lastRow="0" w:noHBand="0" w:noVBand="1" w:val="04A0"/>
+      </w:tblPr>
+      <w:tblGrid>
+        <w:gridCol w:w="4680"/>
+        <w:gridCol w:w="4680"/>
+      </w:tblGrid>
+      <w:tr>
+        <w:tc>
+          <w:tcPr>
+            <w:tcW w:type="dxa" w:w="4680"/>
+            <w:shd w:val="clear" w:color="auto" w:fill="2E74B5"/>
+          </w:tcPr>
+          <w:p>
+            <w:pPr>
+              <w:spacing w:before="60" w:after="60"/>
+            </w:pPr>
+            <w:r>
+              <w:rPr>
+                <w:b/>
+                <w:color w:val="FFFFFF"/>
+                <w:sz w:val="18"/>
+              </w:rPr>
+              <w:t>Argument</w:t>
+            </w:r>
+          </w:p>
+        </w:tc>
+        <w:tc>
+          <w:tcPr>
+            <w:tcW w:type="dxa" w:w="4680"/>
+            <w:shd w:val="clear" w:color="auto" w:fill="2E74B5"/>
+          </w:tcPr>
+          <w:p>
+            <w:pPr>
+              <w:spacing w:before="60" w:after="60"/>
+            </w:pPr>
+            <w:r>
+              <w:rPr>
+                <w:b/>
+                <w:color w:val="FFFFFF"/>
+                <w:sz w:val="18"/>
+              </w:rPr>
+              <w:t>Description</w:t>
+            </w:r>
+          </w:p>
+        </w:tc>
+      </w:tr>
+      <w:tr>
+        <w:tc>
+          <w:tcPr>
+            <w:tcW w:type="dxa" w:w="4680"/>
+          </w:tcPr>
+          <w:p>
+            <w:pPr>
+              <w:spacing w:before="40" w:after="40"/>
+            </w:pPr>
+            <w:r>
+              <w:rPr>
+                <w:rFonts w:ascii="Courier New" w:hAnsi="Courier New"/>
+                <w:color w:val="C02040"/>
+                <w:sz w:val="16"/>
+              </w:rPr>
+              <w:t>--person LABEL</w:t>
+            </w:r>
+          </w:p>
+        </w:tc>
+        <w:tc>
+          <w:tcPr>
+            <w:tcW w:type="dxa" w:w="4680"/>
+          </w:tcPr>
+          <w:p>
+            <w:pPr>
+              <w:spacing w:before="40" w:after="40"/>
+            </w:pPr>
+            <w:r>
+              <w:rPr>
+                <w:sz w:val="18"/>
+              </w:rPr>
+              <w:t xml:space="preserve">Person label. Auto-detected from </w:t>
+            </w:r>
+            <w:r>
+              <w:rPr>
+                <w:rFonts w:ascii="Courier New" w:hAnsi="Courier New"/>
+                <w:color w:val="C02040"/>
+                <w:sz w:val="16"/>
+              </w:rPr>
+              <w:t>account_id</w:t>
+            </w:r>
+            <w:r>
+              <w:rPr>
+                <w:sz w:val="18"/>
+              </w:rPr>
+              <w:t xml:space="preserve"> in </w:t>
+            </w:r>
+            <w:r>
+              <w:rPr>
+                <w:rFonts w:ascii="Courier New" w:hAnsi="Courier New"/>
+                <w:color w:val="C02040"/>
+                <w:sz w:val="16"/>
+              </w:rPr>
+              <w:t>config.local.yaml</w:t>
+            </w:r>
+            <w:r>
+              <w:rPr>
+                <w:sz w:val="18"/>
+              </w:rPr>
+              <w:t xml:space="preserve"> if omitted.</w:t>
+            </w:r>
+          </w:p>
+        </w:tc>
+      </w:tr>
+      <w:tr>
+        <w:tc>
+          <w:tcPr>
+            <w:tcW w:type="dxa" w:w="4680"/>
+            <w:shd w:val="clear" w:color="auto" w:fill="EBF3FB"/>
+          </w:tcPr>
+          <w:p>
+            <w:pPr>
+              <w:spacing w:before="40" w:after="40"/>
+            </w:pPr>
+            <w:r>
+              <w:rPr>
+                <w:rFonts w:ascii="Courier New" w:hAnsi="Courier New"/>
+                <w:color w:val="C02040"/>
+                <w:sz w:val="16"/>
+              </w:rPr>
+              <w:t>--year YYYY</w:t>
+            </w:r>
+          </w:p>
+        </w:tc>
+        <w:tc>
+          <w:tcPr>
+            <w:tcW w:type="dxa" w:w="4680"/>
+            <w:shd w:val="clear" w:color="auto" w:fill="EBF3FB"/>
+          </w:tcPr>
+          <w:p>
+            <w:pPr>
+              <w:spacing w:before="40" w:after="40"/>
+            </w:pPr>
+            <w:r>
+              <w:rPr>
+                <w:sz w:val="18"/>
+              </w:rPr>
+              <w:t>Tax year to calculate. Required.</w:t>
+            </w:r>
+          </w:p>
+        </w:tc>
+      </w:tr>
+      <w:tr>
+        <w:tc>
+          <w:tcPr>
+            <w:tcW w:type="dxa" w:w="4680"/>
+          </w:tcPr>
+          <w:p>
+            <w:pPr>
+              <w:spacing w:before="40" w:after="40"/>
+            </w:pPr>
+            <w:r>
+              <w:rPr>
+                <w:rFonts w:ascii="Courier New" w:hAnsi="Courier New"/>
+                <w:color w:val="C02040"/>
+                <w:sz w:val="16"/>
+              </w:rPr>
+              <w:t>--input FILE [...]</w:t>
+            </w:r>
+          </w:p>
+        </w:tc>
+        <w:tc>
+          <w:tcPr>
+            <w:tcW w:type="dxa" w:w="4680"/>
+          </w:tcPr>
+          <w:p>
+            <w:pPr>
+              <w:spacing w:before="40" w:after="40"/>
+            </w:pPr>
+            <w:r>
+              <w:rPr>
+                <w:sz w:val="18"/>
+              </w:rPr>
+              <w:t xml:space="preserve">Explicit broker export files. Optional: if omitted, scans </w:t>
+            </w:r>
+            <w:r>
+              <w:rPr>
+                <w:rFonts w:ascii="Courier New" w:hAnsi="Courier New"/>
+                <w:color w:val="C02040"/>
+                <w:sz w:val="16"/>
+              </w:rPr>
+              <w:t>users/{person}/data/</w:t>
+            </w:r>
+            <w:r>
+              <w:rPr>
+                <w:sz w:val="18"/>
+              </w:rPr>
+              <w:t xml:space="preserve"> recursively.</w:t>
+            </w:r>
+          </w:p>
+        </w:tc>
+      </w:tr>
+      <w:tr>
+        <w:tc>
+          <w:tcPr>
+            <w:tcW w:type="dxa" w:w="4680"/>
+            <w:shd w:val="clear" w:color="auto" w:fill="EBF3FB"/>
+          </w:tcPr>
+          <w:p>
+            <w:pPr>
+              <w:spacing w:before="40" w:after="40"/>
+            </w:pPr>
+            <w:r>
+              <w:rPr>
+                <w:rFonts w:ascii="Courier New" w:hAnsi="Courier New"/>
+                <w:color w:val="C02040"/>
+                <w:sz w:val="16"/>
+              </w:rPr>
+              <w:t>--fetch-ibkr</w:t>
+            </w:r>
+          </w:p>
+        </w:tc>
+        <w:tc>
+          <w:tcPr>
+            <w:tcW w:type="dxa" w:w="4680"/>
+            <w:shd w:val="clear" w:color="auto" w:fill="EBF3FB"/>
+          </w:tcPr>
+          <w:p>
+            <w:pPr>
+              <w:spacing w:before="40" w:after="40"/>
+            </w:pPr>
+            <w:r>
+              <w:rPr>
+                <w:sz w:val="18"/>
+              </w:rPr>
+              <w:t xml:space="preserve">Fetch IBKR Flex data automatically before running. Requires </w:t>
+            </w:r>
+            <w:r>
+              <w:rPr>
+                <w:rFonts w:ascii="Courier New" w:hAnsi="Courier New"/>
+                <w:color w:val="C02040"/>
+                <w:sz w:val="16"/>
+              </w:rPr>
+              <w:t>secrets.local.yaml</w:t>
+            </w:r>
+            <w:r>
+              <w:rPr>
+                <w:sz w:val="18"/>
+              </w:rPr>
+              <w:t>.</w:t>
+            </w:r>
+          </w:p>
+        </w:tc>
+      </w:tr>
+      <w:tr>
+        <w:tc>
+          <w:tcPr>
+            <w:tcW w:type="dxa" w:w="4680"/>
+          </w:tcPr>
+          <w:p>
+            <w:pPr>
+              <w:spacing w:before="40" w:after="40"/>
+            </w:pPr>
+            <w:r>
+              <w:rPr>
+                <w:rFonts w:ascii="Courier New" w:hAnsi="Courier New"/>
+                <w:color w:val="C02040"/>
+                <w:sz w:val="16"/>
+              </w:rPr>
+              <w:t>--force-fetch-ibkr</w:t>
+            </w:r>
+          </w:p>
+        </w:tc>
+        <w:tc>
+          <w:tcPr>
+            <w:tcW w:type="dxa" w:w="4680"/>
+          </w:tcPr>
+          <w:p>
+            <w:pPr>
+              <w:spacing w:before="40" w:after="40"/>
+            </w:pPr>
+            <w:r>
+              <w:rPr>
+                <w:sz w:val="18"/>
+              </w:rPr>
+              <w:t>Force re-download even if file exists today.</w:t>
+            </w:r>
+          </w:p>
+        </w:tc>
+      </w:tr>
+      <w:tr>
+        <w:tc>
+          <w:tcPr>
+            <w:tcW w:type="dxa" w:w="4680"/>
+            <w:shd w:val="clear" w:color="auto" w:fill="EBF3FB"/>
+          </w:tcPr>
+          <w:p>
+            <w:pPr>
+              <w:spacing w:before="40" w:after="40"/>
+            </w:pPr>
+            <w:r>
+              <w:rPr>
+                <w:rFonts w:ascii="Courier New" w:hAnsi="Courier New"/>
+                <w:color w:val="C02040"/>
+                <w:sz w:val="16"/>
+              </w:rPr>
+              <w:t>--no-fx-fetch</w:t>
+            </w:r>
+          </w:p>
+        </w:tc>
+        <w:tc>
+          <w:tcPr>
+            <w:tcW w:type="dxa" w:w="4680"/>
+            <w:shd w:val="clear" w:color="auto" w:fill="EBF3FB"/>
+          </w:tcPr>
+          <w:p>
+            <w:pPr>
+              <w:spacing w:before="40" w:after="40"/>
+            </w:pPr>
+            <w:r>
+              <w:rPr>
+                <w:sz w:val="18"/>
+              </w:rPr>
+              <w:t>Skip live ECB FX fetch. Use only cached rates.</w:t>
+            </w:r>
+          </w:p>
+        </w:tc>
+      </w:tr>
+    </w:tbl>
+    <w:p/>
     <w:p>
       <w:pPr>
         <w:pStyle w:val="Heading3"/>
@@ -1824,18 +4459,39 @@
     </w:p>
     <w:p>
       <w:r>
-        <w:t>users/{person}/data/. If using explicit --input, pass all years' files:</w:t>
+        <w:rPr>
+          <w:rFonts w:ascii="Courier New" w:hAnsi="Courier New"/>
+          <w:color w:val="C02040"/>
+          <w:sz w:val="20"/>
+        </w:rPr>
+        <w:t>users/{person}/data/</w:t>
+      </w:r>
+      <w:r>
+        <w:t xml:space="preserve">. If using explicit </w:t>
+      </w:r>
+      <w:r>
+        <w:rPr>
+          <w:rFonts w:ascii="Courier New" w:hAnsi="Courier New"/>
+          <w:color w:val="C02040"/>
+          <w:sz w:val="20"/>
+        </w:rPr>
+        <w:t>--input</w:t>
+      </w:r>
+      <w:r>
+        <w:t>, pass all years' files:</w:t>
       </w:r>
     </w:p>
     <w:p>
       <w:pPr>
-        <w:ind w:left="432"/>
+        <w:shd w:val="clear" w:color="auto" w:fill="F2F2F2"/>
+        <w:spacing w:before="80" w:after="120"/>
+        <w:ind w:left="288" w:right="288"/>
       </w:pPr>
       <w:r>
         <w:rPr>
           <w:rFonts w:ascii="Courier New" w:hAnsi="Courier New"/>
-          <w:color w:val="333333"/>
-          <w:sz w:val="16"/>
+          <w:color w:val="242424"/>
+          <w:sz w:val="17"/>
         </w:rPr>
         <w:t>python main.py --person matthias \</w:t>
         <w:br/>
@@ -1850,13 +4506,29 @@
     </w:p>
     <w:p>
       <w:r>
-        <w:t>The --year flag controls which year is taxed. All files are parsed for FIFO continuity.</w:t>
+        <w:t xml:space="preserve">The </w:t>
+      </w:r>
+      <w:r>
+        <w:rPr>
+          <w:rFonts w:ascii="Courier New" w:hAnsi="Courier New"/>
+          <w:color w:val="C02040"/>
+          <w:sz w:val="20"/>
+        </w:rPr>
+        <w:t>--year</w:t>
+      </w:r>
+      <w:r>
+        <w:t xml:space="preserve"> flag controls which year is taxed. All files are parsed for FIFO continuity.</w:t>
       </w:r>
     </w:p>
     <w:p>
       <w:r>
         <w:t>Duplicate transactions across overlapping files are automatically deduplicated.</w:t>
       </w:r>
+    </w:p>
+    <w:p>
+      <w:pPr>
+        <w:spacing w:before="40" w:after="40"/>
+      </w:pPr>
     </w:p>
     <w:p>
       <w:pPr>
@@ -1868,106 +4540,809 @@
     </w:p>
     <w:p>
       <w:r>
-        <w:t>All output files land in users/{person}/output/{year}/.</w:t>
-      </w:r>
+        <w:t xml:space="preserve">All output files land in </w:t>
+      </w:r>
+      <w:r>
+        <w:rPr>
+          <w:rFonts w:ascii="Courier New" w:hAnsi="Courier New"/>
+          <w:color w:val="C02040"/>
+          <w:sz w:val="20"/>
+        </w:rPr>
+        <w:t>users/{person}/output/{year}/</w:t>
+      </w:r>
+      <w:r>
+        <w:t>.</w:t>
+      </w:r>
+    </w:p>
+    <w:tbl>
+      <w:tblPr>
+        <w:tblStyle w:val="TableGrid"/>
+        <w:tblW w:type="auto" w:w="0"/>
+        <w:tblLook w:firstColumn="1" w:firstRow="1" w:lastColumn="0" w:lastRow="0" w:noHBand="0" w:noVBand="1" w:val="04A0"/>
+      </w:tblPr>
+      <w:tblGrid>
+        <w:gridCol w:w="4680"/>
+        <w:gridCol w:w="4680"/>
+      </w:tblGrid>
+      <w:tr>
+        <w:tc>
+          <w:tcPr>
+            <w:tcW w:type="dxa" w:w="4680"/>
+            <w:shd w:val="clear" w:color="auto" w:fill="2E74B5"/>
+          </w:tcPr>
+          <w:p>
+            <w:pPr>
+              <w:spacing w:before="60" w:after="60"/>
+            </w:pPr>
+            <w:r>
+              <w:rPr>
+                <w:b/>
+                <w:color w:val="FFFFFF"/>
+                <w:sz w:val="18"/>
+              </w:rPr>
+              <w:t>File</w:t>
+            </w:r>
+          </w:p>
+        </w:tc>
+        <w:tc>
+          <w:tcPr>
+            <w:tcW w:type="dxa" w:w="4680"/>
+            <w:shd w:val="clear" w:color="auto" w:fill="2E74B5"/>
+          </w:tcPr>
+          <w:p>
+            <w:pPr>
+              <w:spacing w:before="60" w:after="60"/>
+            </w:pPr>
+            <w:r>
+              <w:rPr>
+                <w:b/>
+                <w:color w:val="FFFFFF"/>
+                <w:sz w:val="18"/>
+              </w:rPr>
+              <w:t>Description</w:t>
+            </w:r>
+          </w:p>
+        </w:tc>
+      </w:tr>
+      <w:tr>
+        <w:tc>
+          <w:tcPr>
+            <w:tcW w:type="dxa" w:w="4680"/>
+          </w:tcPr>
+          <w:p>
+            <w:pPr>
+              <w:spacing w:before="40" w:after="40"/>
+            </w:pPr>
+            <w:r>
+              <w:rPr>
+                <w:rFonts w:ascii="Courier New" w:hAnsi="Courier New"/>
+                <w:color w:val="C02040"/>
+                <w:sz w:val="16"/>
+              </w:rPr>
+              <w:t>{person}_{year}_tax_summary.txt</w:t>
+            </w:r>
+          </w:p>
+        </w:tc>
+        <w:tc>
+          <w:tcPr>
+            <w:tcW w:type="dxa" w:w="4680"/>
+          </w:tcPr>
+          <w:p>
+            <w:pPr>
+              <w:spacing w:before="40" w:after="40"/>
+            </w:pPr>
+            <w:r>
+              <w:rPr>
+                <w:sz w:val="18"/>
+              </w:rPr>
+              <w:t>E1kv Kennziffern — copy values into FinanzOnline</w:t>
+            </w:r>
+          </w:p>
+        </w:tc>
+      </w:tr>
+      <w:tr>
+        <w:tc>
+          <w:tcPr>
+            <w:tcW w:type="dxa" w:w="4680"/>
+            <w:shd w:val="clear" w:color="auto" w:fill="EBF3FB"/>
+          </w:tcPr>
+          <w:p>
+            <w:pPr>
+              <w:spacing w:before="40" w:after="40"/>
+            </w:pPr>
+            <w:r>
+              <w:rPr>
+                <w:rFonts w:ascii="Courier New" w:hAnsi="Courier New"/>
+                <w:color w:val="C02040"/>
+                <w:sz w:val="16"/>
+              </w:rPr>
+              <w:t>{person}_{year}_transactions.csv</w:t>
+            </w:r>
+          </w:p>
+        </w:tc>
+        <w:tc>
+          <w:tcPr>
+            <w:tcW w:type="dxa" w:w="4680"/>
+            <w:shd w:val="clear" w:color="auto" w:fill="EBF3FB"/>
+          </w:tcPr>
+          <w:p>
+            <w:pPr>
+              <w:spacing w:before="40" w:after="40"/>
+            </w:pPr>
+            <w:r>
+              <w:rPr>
+                <w:sz w:val="18"/>
+              </w:rPr>
+              <w:t>Full normalized transaction log with all fields</w:t>
+            </w:r>
+          </w:p>
+        </w:tc>
+      </w:tr>
+      <w:tr>
+        <w:tc>
+          <w:tcPr>
+            <w:tcW w:type="dxa" w:w="4680"/>
+          </w:tcPr>
+          <w:p>
+            <w:pPr>
+              <w:spacing w:before="40" w:after="40"/>
+            </w:pPr>
+            <w:r>
+              <w:rPr>
+                <w:rFonts w:ascii="Courier New" w:hAnsi="Courier New"/>
+                <w:color w:val="C02040"/>
+                <w:sz w:val="16"/>
+              </w:rPr>
+              <w:t>{person}_{year}_dashboard.xlsx</w:t>
+            </w:r>
+          </w:p>
+        </w:tc>
+        <w:tc>
+          <w:tcPr>
+            <w:tcW w:type="dxa" w:w="4680"/>
+          </w:tcPr>
+          <w:p>
+            <w:pPr>
+              <w:spacing w:before="40" w:after="40"/>
+            </w:pPr>
+            <w:r>
+              <w:rPr>
+                <w:sz w:val="18"/>
+              </w:rPr>
+              <w:t>Multi-tab Excel workbook (see below)</w:t>
+            </w:r>
+          </w:p>
+        </w:tc>
+      </w:tr>
+      <w:tr>
+        <w:tc>
+          <w:tcPr>
+            <w:tcW w:type="dxa" w:w="4680"/>
+            <w:shd w:val="clear" w:color="auto" w:fill="EBF3FB"/>
+          </w:tcPr>
+          <w:p>
+            <w:pPr>
+              <w:spacing w:before="40" w:after="40"/>
+            </w:pPr>
+            <w:r>
+              <w:rPr>
+                <w:rFonts w:ascii="Courier New" w:hAnsi="Courier New"/>
+                <w:color w:val="C02040"/>
+                <w:sz w:val="16"/>
+              </w:rPr>
+              <w:t>{person}_{year}_freedom.html</w:t>
+            </w:r>
+          </w:p>
+        </w:tc>
+        <w:tc>
+          <w:tcPr>
+            <w:tcW w:type="dxa" w:w="4680"/>
+            <w:shd w:val="clear" w:color="auto" w:fill="EBF3FB"/>
+          </w:tcPr>
+          <w:p>
+            <w:pPr>
+              <w:spacing w:before="40" w:after="40"/>
+            </w:pPr>
+            <w:r>
+              <w:rPr>
+                <w:sz w:val="18"/>
+              </w:rPr>
+              <w:t>Interactive FIRE dashboard with sliders</w:t>
+            </w:r>
+          </w:p>
+        </w:tc>
+      </w:tr>
+      <w:tr>
+        <w:tc>
+          <w:tcPr>
+            <w:tcW w:type="dxa" w:w="4680"/>
+          </w:tcPr>
+          <w:p>
+            <w:pPr>
+              <w:spacing w:before="40" w:after="40"/>
+            </w:pPr>
+            <w:r>
+              <w:rPr>
+                <w:rFonts w:ascii="Courier New" w:hAnsi="Courier New"/>
+                <w:color w:val="C02040"/>
+                <w:sz w:val="16"/>
+              </w:rPr>
+              <w:t>{person}_{year}_wht_reclaim.txt</w:t>
+            </w:r>
+          </w:p>
+        </w:tc>
+        <w:tc>
+          <w:tcPr>
+            <w:tcW w:type="dxa" w:w="4680"/>
+          </w:tcPr>
+          <w:p>
+            <w:pPr>
+              <w:spacing w:before="40" w:after="40"/>
+            </w:pPr>
+            <w:r>
+              <w:rPr>
+                <w:sz w:val="18"/>
+              </w:rPr>
+              <w:t xml:space="preserve">WHT reclaim report per country (if </w:t>
+            </w:r>
+            <w:r>
+              <w:rPr>
+                <w:rFonts w:ascii="Courier New" w:hAnsi="Courier New"/>
+                <w:color w:val="C02040"/>
+                <w:sz w:val="16"/>
+              </w:rPr>
+              <w:t>at_residency_start_year</w:t>
+            </w:r>
+            <w:r>
+              <w:rPr>
+                <w:sz w:val="18"/>
+              </w:rPr>
+              <w:t xml:space="preserve"> set)</w:t>
+            </w:r>
+          </w:p>
+        </w:tc>
+      </w:tr>
+      <w:tr>
+        <w:tc>
+          <w:tcPr>
+            <w:tcW w:type="dxa" w:w="4680"/>
+            <w:shd w:val="clear" w:color="auto" w:fill="EBF3FB"/>
+          </w:tcPr>
+          <w:p>
+            <w:pPr>
+              <w:spacing w:before="40" w:after="40"/>
+            </w:pPr>
+            <w:r>
+              <w:rPr>
+                <w:rFonts w:ascii="Courier New" w:hAnsi="Courier New"/>
+                <w:color w:val="C02040"/>
+                <w:sz w:val="16"/>
+              </w:rPr>
+              <w:t>{person}_{year}_anv_checklist.txt</w:t>
+            </w:r>
+          </w:p>
+        </w:tc>
+        <w:tc>
+          <w:tcPr>
+            <w:tcW w:type="dxa" w:w="4680"/>
+            <w:shd w:val="clear" w:color="auto" w:fill="EBF3FB"/>
+          </w:tcPr>
+          <w:p>
+            <w:pPr>
+              <w:spacing w:before="40" w:after="40"/>
+            </w:pPr>
+            <w:r>
+              <w:rPr>
+                <w:sz w:val="18"/>
+              </w:rPr>
+              <w:t xml:space="preserve">L1 deduction checklist (if </w:t>
+            </w:r>
+            <w:r>
+              <w:rPr>
+                <w:rFonts w:ascii="Courier New" w:hAnsi="Courier New"/>
+                <w:color w:val="C02040"/>
+                <w:sz w:val="16"/>
+              </w:rPr>
+              <w:t>anv:</w:t>
+            </w:r>
+            <w:r>
+              <w:rPr>
+                <w:sz w:val="18"/>
+              </w:rPr>
+              <w:t xml:space="preserve"> section configured)</w:t>
+            </w:r>
+          </w:p>
+        </w:tc>
+      </w:tr>
+      <w:tr>
+        <w:tc>
+          <w:tcPr>
+            <w:tcW w:type="dxa" w:w="4680"/>
+          </w:tcPr>
+          <w:p>
+            <w:pPr>
+              <w:spacing w:before="40" w:after="40"/>
+            </w:pPr>
+            <w:r>
+              <w:rPr>
+                <w:rFonts w:ascii="Courier New" w:hAnsi="Courier New"/>
+                <w:color w:val="C02040"/>
+                <w:sz w:val="16"/>
+              </w:rPr>
+              <w:t>{person}_{year}_tax_efficiency.txt</w:t>
+            </w:r>
+          </w:p>
+        </w:tc>
+        <w:tc>
+          <w:tcPr>
+            <w:tcW w:type="dxa" w:w="4680"/>
+          </w:tcPr>
+          <w:p>
+            <w:pPr>
+              <w:spacing w:before="40" w:after="40"/>
+            </w:pPr>
+            <w:r>
+              <w:rPr>
+                <w:sz w:val="18"/>
+              </w:rPr>
+              <w:t>NMF embedded P&amp;L + KeSt credit analysis (if NMF positions)</w:t>
+            </w:r>
+          </w:p>
+        </w:tc>
+      </w:tr>
+      <w:tr>
+        <w:tc>
+          <w:tcPr>
+            <w:tcW w:type="dxa" w:w="4680"/>
+            <w:shd w:val="clear" w:color="auto" w:fill="EBF3FB"/>
+          </w:tcPr>
+          <w:p>
+            <w:pPr>
+              <w:spacing w:before="40" w:after="40"/>
+            </w:pPr>
+            <w:r>
+              <w:rPr>
+                <w:rFonts w:ascii="Courier New" w:hAnsi="Courier New"/>
+                <w:color w:val="C02040"/>
+                <w:sz w:val="16"/>
+              </w:rPr>
+              <w:t>{person}_{year}_summary.json</w:t>
+            </w:r>
+          </w:p>
+        </w:tc>
+        <w:tc>
+          <w:tcPr>
+            <w:tcW w:type="dxa" w:w="4680"/>
+            <w:shd w:val="clear" w:color="auto" w:fill="EBF3FB"/>
+          </w:tcPr>
+          <w:p>
+            <w:pPr>
+              <w:spacing w:before="40" w:after="40"/>
+            </w:pPr>
+            <w:r>
+              <w:rPr>
+                <w:sz w:val="18"/>
+              </w:rPr>
+              <w:t>Machine-readable snapshot; drives multi-year Overview tab</w:t>
+            </w:r>
+          </w:p>
+        </w:tc>
+      </w:tr>
+    </w:tbl>
+    <w:p/>
+    <w:p>
+      <w:pPr>
+        <w:pStyle w:val="Heading3"/>
+      </w:pPr>
+      <w:r>
+        <w:t>Excel dashboard tabs</w:t>
+      </w:r>
+    </w:p>
+    <w:tbl>
+      <w:tblPr>
+        <w:tblStyle w:val="TableGrid"/>
+        <w:tblW w:type="auto" w:w="0"/>
+        <w:tblLook w:firstColumn="1" w:firstRow="1" w:lastColumn="0" w:lastRow="0" w:noHBand="0" w:noVBand="1" w:val="04A0"/>
+      </w:tblPr>
+      <w:tblGrid>
+        <w:gridCol w:w="4680"/>
+        <w:gridCol w:w="4680"/>
+      </w:tblGrid>
+      <w:tr>
+        <w:tc>
+          <w:tcPr>
+            <w:tcW w:type="dxa" w:w="4680"/>
+            <w:shd w:val="clear" w:color="auto" w:fill="2E74B5"/>
+          </w:tcPr>
+          <w:p>
+            <w:pPr>
+              <w:spacing w:before="60" w:after="60"/>
+            </w:pPr>
+            <w:r>
+              <w:rPr>
+                <w:b/>
+                <w:color w:val="FFFFFF"/>
+                <w:sz w:val="18"/>
+              </w:rPr>
+              <w:t>Tab</w:t>
+            </w:r>
+          </w:p>
+        </w:tc>
+        <w:tc>
+          <w:tcPr>
+            <w:tcW w:type="dxa" w:w="4680"/>
+            <w:shd w:val="clear" w:color="auto" w:fill="2E74B5"/>
+          </w:tcPr>
+          <w:p>
+            <w:pPr>
+              <w:spacing w:before="60" w:after="60"/>
+            </w:pPr>
+            <w:r>
+              <w:rPr>
+                <w:b/>
+                <w:color w:val="FFFFFF"/>
+                <w:sz w:val="18"/>
+              </w:rPr>
+              <w:t>Contents</w:t>
+            </w:r>
+          </w:p>
+        </w:tc>
+      </w:tr>
+      <w:tr>
+        <w:tc>
+          <w:tcPr>
+            <w:tcW w:type="dxa" w:w="4680"/>
+          </w:tcPr>
+          <w:p>
+            <w:pPr>
+              <w:spacing w:before="40" w:after="40"/>
+            </w:pPr>
+            <w:r>
+              <w:rPr>
+                <w:sz w:val="18"/>
+              </w:rPr>
+              <w:t>E1kv Summary</w:t>
+            </w:r>
+          </w:p>
+        </w:tc>
+        <w:tc>
+          <w:tcPr>
+            <w:tcW w:type="dxa" w:w="4680"/>
+          </w:tcPr>
+          <w:p>
+            <w:pPr>
+              <w:spacing w:before="40" w:after="40"/>
+            </w:pPr>
+            <w:r>
+              <w:rPr>
+                <w:sz w:val="18"/>
+              </w:rPr>
+              <w:t>All Kennziffern with colour coding; cross-sheet formulas to Dividends/Trades</w:t>
+            </w:r>
+          </w:p>
+        </w:tc>
+      </w:tr>
+      <w:tr>
+        <w:tc>
+          <w:tcPr>
+            <w:tcW w:type="dxa" w:w="4680"/>
+            <w:shd w:val="clear" w:color="auto" w:fill="EBF3FB"/>
+          </w:tcPr>
+          <w:p>
+            <w:pPr>
+              <w:spacing w:before="40" w:after="40"/>
+            </w:pPr>
+            <w:r>
+              <w:rPr>
+                <w:sz w:val="18"/>
+              </w:rPr>
+              <w:t>Overview</w:t>
+            </w:r>
+          </w:p>
+        </w:tc>
+        <w:tc>
+          <w:tcPr>
+            <w:tcW w:type="dxa" w:w="4680"/>
+            <w:shd w:val="clear" w:color="auto" w:fill="EBF3FB"/>
+          </w:tcPr>
+          <w:p>
+            <w:pPr>
+              <w:spacing w:before="40" w:after="40"/>
+            </w:pPr>
+            <w:r>
+              <w:rPr>
+                <w:sz w:val="18"/>
+              </w:rPr>
+              <w:t>Multi-year table + charts: dividends/year, KeSt remaining, income sources, transactions, FIRE %, monthly breakdowns</w:t>
+            </w:r>
+          </w:p>
+        </w:tc>
+      </w:tr>
+      <w:tr>
+        <w:tc>
+          <w:tcPr>
+            <w:tcW w:type="dxa" w:w="4680"/>
+          </w:tcPr>
+          <w:p>
+            <w:pPr>
+              <w:spacing w:before="40" w:after="40"/>
+            </w:pPr>
+            <w:r>
+              <w:rPr>
+                <w:sz w:val="18"/>
+              </w:rPr>
+              <w:t>Transactions</w:t>
+            </w:r>
+          </w:p>
+        </w:tc>
+        <w:tc>
+          <w:tcPr>
+            <w:tcW w:type="dxa" w:w="4680"/>
+          </w:tcPr>
+          <w:p>
+            <w:pPr>
+              <w:spacing w:before="40" w:after="40"/>
+            </w:pPr>
+            <w:r>
+              <w:rPr>
+                <w:sz w:val="18"/>
+              </w:rPr>
+              <w:t>All transactions for the year</w:t>
+            </w:r>
+          </w:p>
+        </w:tc>
+      </w:tr>
+      <w:tr>
+        <w:tc>
+          <w:tcPr>
+            <w:tcW w:type="dxa" w:w="4680"/>
+            <w:shd w:val="clear" w:color="auto" w:fill="EBF3FB"/>
+          </w:tcPr>
+          <w:p>
+            <w:pPr>
+              <w:spacing w:before="40" w:after="40"/>
+            </w:pPr>
+            <w:r>
+              <w:rPr>
+                <w:sz w:val="18"/>
+              </w:rPr>
+              <w:t>Dividends</w:t>
+            </w:r>
+          </w:p>
+        </w:tc>
+        <w:tc>
+          <w:tcPr>
+            <w:tcW w:type="dxa" w:w="4680"/>
+            <w:shd w:val="clear" w:color="auto" w:fill="EBF3FB"/>
+          </w:tcPr>
+          <w:p>
+            <w:pPr>
+              <w:spacing w:before="40" w:after="40"/>
+            </w:pPr>
+            <w:r>
+              <w:rPr>
+                <w:sz w:val="18"/>
+              </w:rPr>
+              <w:t>Dividend transactions only, with domestic/foreign subtotals</w:t>
+            </w:r>
+          </w:p>
+        </w:tc>
+      </w:tr>
+      <w:tr>
+        <w:tc>
+          <w:tcPr>
+            <w:tcW w:type="dxa" w:w="4680"/>
+          </w:tcPr>
+          <w:p>
+            <w:pPr>
+              <w:spacing w:before="40" w:after="40"/>
+            </w:pPr>
+            <w:r>
+              <w:rPr>
+                <w:sz w:val="18"/>
+              </w:rPr>
+              <w:t>Trades</w:t>
+            </w:r>
+          </w:p>
+        </w:tc>
+        <w:tc>
+          <w:tcPr>
+            <w:tcW w:type="dxa" w:w="4680"/>
+          </w:tcPr>
+          <w:p>
+            <w:pPr>
+              <w:spacing w:before="40" w:after="40"/>
+            </w:pPr>
+            <w:r>
+              <w:rPr>
+                <w:sz w:val="18"/>
+              </w:rPr>
+              <w:t>Buy/sell transactions with gain/loss per trade</w:t>
+            </w:r>
+          </w:p>
+        </w:tc>
+      </w:tr>
+      <w:tr>
+        <w:tc>
+          <w:tcPr>
+            <w:tcW w:type="dxa" w:w="4680"/>
+            <w:shd w:val="clear" w:color="auto" w:fill="EBF3FB"/>
+          </w:tcPr>
+          <w:p>
+            <w:pPr>
+              <w:spacing w:before="40" w:after="40"/>
+            </w:pPr>
+            <w:r>
+              <w:rPr>
+                <w:sz w:val="18"/>
+              </w:rPr>
+              <w:t>Freedom</w:t>
+            </w:r>
+          </w:p>
+        </w:tc>
+        <w:tc>
+          <w:tcPr>
+            <w:tcW w:type="dxa" w:w="4680"/>
+            <w:shd w:val="clear" w:color="auto" w:fill="EBF3FB"/>
+          </w:tcPr>
+          <w:p>
+            <w:pPr>
+              <w:spacing w:before="40" w:after="40"/>
+            </w:pPr>
+            <w:r>
+              <w:rPr>
+                <w:sz w:val="18"/>
+              </w:rPr>
+              <w:t>Portfolio holdings table + 10-year FIRE projection</w:t>
+            </w:r>
+          </w:p>
+        </w:tc>
+      </w:tr>
+      <w:tr>
+        <w:tc>
+          <w:tcPr>
+            <w:tcW w:type="dxa" w:w="4680"/>
+          </w:tcPr>
+          <w:p>
+            <w:pPr>
+              <w:spacing w:before="40" w:after="40"/>
+            </w:pPr>
+            <w:r>
+              <w:rPr>
+                <w:sz w:val="18"/>
+              </w:rPr>
+              <w:t>Nichtmeldefonds</w:t>
+            </w:r>
+          </w:p>
+        </w:tc>
+        <w:tc>
+          <w:tcPr>
+            <w:tcW w:type="dxa" w:w="4680"/>
+          </w:tcPr>
+          <w:p>
+            <w:pPr>
+              <w:spacing w:before="40" w:after="40"/>
+            </w:pPr>
+            <w:r>
+              <w:rPr>
+                <w:sz w:val="18"/>
+              </w:rPr>
+              <w:t>Per-symbol NMF breakdown (if NMF positions configured)</w:t>
+            </w:r>
+          </w:p>
+        </w:tc>
+      </w:tr>
+      <w:tr>
+        <w:tc>
+          <w:tcPr>
+            <w:tcW w:type="dxa" w:w="4680"/>
+            <w:shd w:val="clear" w:color="auto" w:fill="EBF3FB"/>
+          </w:tcPr>
+          <w:p>
+            <w:pPr>
+              <w:spacing w:before="40" w:after="40"/>
+            </w:pPr>
+            <w:r>
+              <w:rPr>
+                <w:sz w:val="18"/>
+              </w:rPr>
+              <w:t>Meldefonds</w:t>
+            </w:r>
+          </w:p>
+        </w:tc>
+        <w:tc>
+          <w:tcPr>
+            <w:tcW w:type="dxa" w:w="4680"/>
+            <w:shd w:val="clear" w:color="auto" w:fill="EBF3FB"/>
+          </w:tcPr>
+          <w:p>
+            <w:pPr>
+              <w:spacing w:before="40" w:after="40"/>
+            </w:pPr>
+            <w:r>
+              <w:rPr>
+                <w:sz w:val="18"/>
+              </w:rPr>
+              <w:t>Per-fund AE/WA/KeSt breakdown (if Meldefonds configured)</w:t>
+            </w:r>
+          </w:p>
+        </w:tc>
+      </w:tr>
+    </w:tbl>
+    <w:p/>
+    <w:p>
+      <w:pPr>
+        <w:spacing w:before="40" w:after="40"/>
+      </w:pPr>
     </w:p>
     <w:p>
       <w:pPr>
-        <w:ind w:left="432"/>
+        <w:pStyle w:val="Heading2"/>
       </w:pPr>
       <w:r>
-        <w:rPr>
-          <w:sz w:val="18"/>
-        </w:rPr>
-        <w:t>File  |  Description</w:t>
+        <w:t>11. Nichtmeldefonds (§ 186 InvFG)</w:t>
       </w:r>
     </w:p>
     <w:p>
-      <w:pPr>
-        <w:ind w:left="432"/>
-      </w:pPr>
-      <w:r>
-        <w:rPr>
-          <w:sz w:val="18"/>
-        </w:rPr>
-        <w:t>`{person}_{year}_tax_summary.txt`  |  E1kv Kennziffern — copy values into FinanzOnline</w:t>
+      <w:r>
+        <w:t>US REITs (O, EPR, OHI, WPC, VNQ, ...) and BDCs (ARCC, MAIN, ...) are classified as investment</w:t>
       </w:r>
     </w:p>
     <w:p>
-      <w:pPr>
-        <w:ind w:left="432"/>
-      </w:pPr>
-      <w:r>
-        <w:rPr>
-          <w:sz w:val="18"/>
-        </w:rPr>
-        <w:t>`{person}_{year}_transactions.csv`  |  Full normalized transaction log with all fields</w:t>
+      <w:r>
+        <w:t>funds under Austrian law but are not registered with OeKB. Austrian residents must apply the</w:t>
       </w:r>
     </w:p>
     <w:p>
-      <w:pPr>
-        <w:ind w:left="432"/>
-      </w:pPr>
+      <w:r>
+        <w:t xml:space="preserve">pauschal AE calculation </w:t>
+      </w:r>
       <w:r>
         <w:rPr>
-          <w:sz w:val="18"/>
+          <w:b/>
         </w:rPr>
-        <w:t>`{person}_{year}_dashboard.xlsx`  |  Multi-tab Excel workbook (see below)</w:t>
+        <w:t>in addition to</w:t>
+      </w:r>
+      <w:r>
+        <w:t xml:space="preserve"> normal dividend taxation.</w:t>
       </w:r>
     </w:p>
     <w:p>
-      <w:pPr>
-        <w:ind w:left="432"/>
-      </w:pPr>
       <w:r>
         <w:rPr>
-          <w:sz w:val="18"/>
+          <w:b/>
         </w:rPr>
-        <w:t>`{person}_{year}_freedom.html`  |  Interactive FIRE dashboard with sliders</w:t>
+        <w:t>AE formula</w:t>
+      </w:r>
+      <w:r>
+        <w:t xml:space="preserve">: </w:t>
+      </w:r>
+      <w:r>
+        <w:rPr>
+          <w:rFonts w:ascii="Courier New" w:hAnsi="Courier New"/>
+          <w:color w:val="C02040"/>
+          <w:sz w:val="20"/>
+        </w:rPr>
+        <w:t>AE = max(90% × annual gain/share, 10% × Dec 31 price/share) × shares × FX</w:t>
       </w:r>
     </w:p>
     <w:p>
-      <w:pPr>
-        <w:ind w:left="432"/>
-      </w:pPr>
       <w:r>
         <w:rPr>
-          <w:sz w:val="18"/>
+          <w:b/>
         </w:rPr>
-        <w:t>`{person}_{year}_wht_reclaim.txt`  |  WHT reclaim report per country (if `at_residency_start_year` set)</w:t>
-      </w:r>
-    </w:p>
-    <w:p>
-      <w:pPr>
-        <w:ind w:left="432"/>
-      </w:pPr>
+        <w:t>KeSt</w:t>
+      </w:r>
+      <w:r>
+        <w:t xml:space="preserve">: </w:t>
+      </w:r>
       <w:r>
         <w:rPr>
-          <w:sz w:val="18"/>
+          <w:rFonts w:ascii="Courier New" w:hAnsi="Courier New"/>
+          <w:color w:val="C02040"/>
+          <w:sz w:val="20"/>
         </w:rPr>
-        <w:t>`{person}_{year}_anv_checklist.txt`  |  L1 deduction checklist (if `anv:` section configured)</w:t>
-      </w:r>
-    </w:p>
-    <w:p>
-      <w:pPr>
-        <w:ind w:left="432"/>
-      </w:pPr>
-      <w:r>
-        <w:rPr>
-          <w:sz w:val="18"/>
-        </w:rPr>
-        <w:t>`{person}_{year}_tax_efficiency.txt`  |  NMF embedded P&amp;L + KeSt credit analysis (if NMF positions)</w:t>
-      </w:r>
-    </w:p>
-    <w:p>
-      <w:pPr>
-        <w:ind w:left="432"/>
-      </w:pPr>
-      <w:r>
-        <w:rPr>
-          <w:sz w:val="18"/>
-        </w:rPr>
-        <w:t>`{person}_{year}_summary.json`  |  Machine-readable snapshot; drives multi-year Overview tab</w:t>
+        <w:t>27.5% × AE</w:t>
       </w:r>
     </w:p>
     <w:p>
@@ -1975,163 +5350,47 @@
         <w:pStyle w:val="Heading3"/>
       </w:pPr>
       <w:r>
-        <w:t>Excel dashboard tabs</w:t>
+        <w:t>Setup</w:t>
+      </w:r>
+    </w:p>
+    <w:p>
+      <w:r>
+        <w:t xml:space="preserve">Add symbols to </w:t>
+      </w:r>
+      <w:r>
+        <w:rPr>
+          <w:rFonts w:ascii="Courier New" w:hAnsi="Courier New"/>
+          <w:color w:val="C02040"/>
+          <w:sz w:val="20"/>
+        </w:rPr>
+        <w:t>nichtmeldefonds:</w:t>
+      </w:r>
+      <w:r>
+        <w:t xml:space="preserve"> in your </w:t>
+      </w:r>
+      <w:r>
+        <w:rPr>
+          <w:rFonts w:ascii="Courier New" w:hAnsi="Courier New"/>
+          <w:color w:val="C02040"/>
+          <w:sz w:val="20"/>
+        </w:rPr>
+        <w:t>config.local.yaml</w:t>
+      </w:r>
+      <w:r>
+        <w:t>:</w:t>
       </w:r>
     </w:p>
     <w:p>
       <w:pPr>
-        <w:ind w:left="432"/>
-      </w:pPr>
-      <w:r>
-        <w:rPr>
-          <w:sz w:val="18"/>
-        </w:rPr>
-        <w:t>Tab  |  Contents</w:t>
-      </w:r>
-    </w:p>
-    <w:p>
-      <w:pPr>
-        <w:ind w:left="432"/>
-      </w:pPr>
-      <w:r>
-        <w:rPr>
-          <w:sz w:val="18"/>
-        </w:rPr>
-        <w:t>E1kv Summary  |  All Kennziffern with colour coding; cross-sheet formulas to Dividends/Trades</w:t>
-      </w:r>
-    </w:p>
-    <w:p>
-      <w:pPr>
-        <w:ind w:left="432"/>
-      </w:pPr>
-      <w:r>
-        <w:rPr>
-          <w:sz w:val="18"/>
-        </w:rPr>
-        <w:t>Overview  |  Multi-year table + charts: dividends/year, KeSt remaining, income sources, transactions, FIRE %, monthly breakdowns</w:t>
-      </w:r>
-    </w:p>
-    <w:p>
-      <w:pPr>
-        <w:ind w:left="432"/>
-      </w:pPr>
-      <w:r>
-        <w:rPr>
-          <w:sz w:val="18"/>
-        </w:rPr>
-        <w:t>Transactions  |  All transactions for the year</w:t>
-      </w:r>
-    </w:p>
-    <w:p>
-      <w:pPr>
-        <w:ind w:left="432"/>
-      </w:pPr>
-      <w:r>
-        <w:rPr>
-          <w:sz w:val="18"/>
-        </w:rPr>
-        <w:t>Dividends  |  Dividend transactions only, with domestic/foreign subtotals</w:t>
-      </w:r>
-    </w:p>
-    <w:p>
-      <w:pPr>
-        <w:ind w:left="432"/>
-      </w:pPr>
-      <w:r>
-        <w:rPr>
-          <w:sz w:val="18"/>
-        </w:rPr>
-        <w:t>Trades  |  Buy/sell transactions with gain/loss per trade</w:t>
-      </w:r>
-    </w:p>
-    <w:p>
-      <w:pPr>
-        <w:ind w:left="432"/>
-      </w:pPr>
-      <w:r>
-        <w:rPr>
-          <w:sz w:val="18"/>
-        </w:rPr>
-        <w:t>Freedom  |  Portfolio holdings table + 10-year FIRE projection</w:t>
-      </w:r>
-    </w:p>
-    <w:p>
-      <w:pPr>
-        <w:ind w:left="432"/>
-      </w:pPr>
-      <w:r>
-        <w:rPr>
-          <w:sz w:val="18"/>
-        </w:rPr>
-        <w:t>Nichtmeldefonds  |  Per-symbol NMF breakdown (if NMF positions configured)</w:t>
-      </w:r>
-    </w:p>
-    <w:p>
-      <w:pPr>
-        <w:ind w:left="432"/>
-      </w:pPr>
-      <w:r>
-        <w:rPr>
-          <w:sz w:val="18"/>
-        </w:rPr>
-        <w:t>Meldefonds  |  Per-fund AE/WA/KeSt breakdown (if Meldefonds configured)</w:t>
-      </w:r>
-    </w:p>
-    <w:p>
-      <w:pPr>
-        <w:pStyle w:val="Heading2"/>
-      </w:pPr>
-      <w:r>
-        <w:t>11. Nichtmeldefonds (§ 186 InvFG)</w:t>
-      </w:r>
-    </w:p>
-    <w:p>
-      <w:r>
-        <w:t>US REITs (O, EPR, OHI, WPC, VNQ, ...) and BDCs (ARCC, MAIN, ...) are classified as investment</w:t>
-      </w:r>
-    </w:p>
-    <w:p>
-      <w:r>
-        <w:t>funds under Austrian law but are not registered with OeKB. Austrian residents must apply the</w:t>
-      </w:r>
-    </w:p>
-    <w:p>
-      <w:r>
-        <w:t>pauschal AE calculation in addition to normal dividend taxation.</w:t>
-      </w:r>
-    </w:p>
-    <w:p>
-      <w:r>
-        <w:t>AE formula: AE = max(90% × annual gain/share, 10% × Dec 31 price/share) × shares × FX</w:t>
-      </w:r>
-    </w:p>
-    <w:p>
-      <w:r>
-        <w:t>KeSt: 27.5% × AE</w:t>
-      </w:r>
-    </w:p>
-    <w:p>
-      <w:pPr>
-        <w:pStyle w:val="Heading3"/>
-      </w:pPr>
-      <w:r>
-        <w:t>Setup</w:t>
-      </w:r>
-    </w:p>
-    <w:p>
-      <w:r>
-        <w:t>Add symbols to nichtmeldefonds: in your config.local.yaml:</w:t>
-      </w:r>
-    </w:p>
-    <w:p>
-      <w:pPr>
-        <w:ind w:left="432"/>
+        <w:shd w:val="clear" w:color="auto" w:fill="F2F2F2"/>
+        <w:spacing w:before="80" w:after="120"/>
+        <w:ind w:left="288" w:right="288"/>
       </w:pPr>
       <w:r>
         <w:rPr>
           <w:rFonts w:ascii="Courier New" w:hAnsi="Courier New"/>
-          <w:color w:val="333333"/>
-          <w:sz w:val="16"/>
+          <w:color w:val="242424"/>
+          <w:sz w:val="17"/>
         </w:rPr>
         <w:t>nichtmeldefonds:</w:t>
         <w:br/>
@@ -2154,7 +5413,18 @@
     </w:p>
     <w:p>
       <w:r>
-        <w:t>Dec 31 prices are fetched automatically from Yahoo Finance and cached in cache/price_cache/.</w:t>
+        <w:t xml:space="preserve">Dec 31 prices are fetched automatically from Yahoo Finance and cached in </w:t>
+      </w:r>
+      <w:r>
+        <w:rPr>
+          <w:rFonts w:ascii="Courier New" w:hAnsi="Courier New"/>
+          <w:color w:val="C02040"/>
+          <w:sz w:val="20"/>
+        </w:rPr>
+        <w:t>cache/price_cache/</w:t>
+      </w:r>
+      <w:r>
+        <w:t>.</w:t>
       </w:r>
     </w:p>
     <w:p>
@@ -2182,6 +5452,11 @@
     </w:p>
     <w:p>
       <w:pPr>
+        <w:spacing w:before="40" w:after="40"/>
+      </w:pPr>
+    </w:p>
+    <w:p>
+      <w:pPr>
         <w:pStyle w:val="Heading2"/>
       </w:pPr>
       <w:r>
@@ -2195,12 +5470,29 @@
     </w:p>
     <w:p>
       <w:r>
-        <w:t>data is available at [my.oekb.at](https://my.oekb.at) and must be entered manually into</w:t>
+        <w:t xml:space="preserve">data is available at </w:t>
+      </w:r>
+      <w:r>
+        <w:rPr>
+          <w:color w:val="2E74B5"/>
+        </w:rPr>
+        <w:t>my.oekb.at</w:t>
+      </w:r>
+      <w:r>
+        <w:t xml:space="preserve"> and must be entered manually into</w:t>
       </w:r>
     </w:p>
     <w:p>
       <w:r>
-        <w:t>data/oekb_ae.yaml.</w:t>
+        <w:rPr>
+          <w:rFonts w:ascii="Courier New" w:hAnsi="Courier New"/>
+          <w:color w:val="C02040"/>
+          <w:sz w:val="20"/>
+        </w:rPr>
+        <w:t>data/oekb_ae.yaml</w:t>
+      </w:r>
+      <w:r>
+        <w:t>.</w:t>
       </w:r>
     </w:p>
     <w:p>
@@ -2212,19 +5504,46 @@
       </w:r>
     </w:p>
     <w:p>
-      <w:r>
-        <w:t>1. Add ISINs to meldefonds: in your config.local.yaml:</w:t>
+      <w:pPr>
+        <w:pStyle w:val="ListNumber"/>
+      </w:pPr>
+      <w:r>
+        <w:t xml:space="preserve">Add ISINs to </w:t>
+      </w:r>
+      <w:r>
+        <w:rPr>
+          <w:rFonts w:ascii="Courier New" w:hAnsi="Courier New"/>
+          <w:color w:val="C02040"/>
+          <w:sz w:val="20"/>
+        </w:rPr>
+        <w:t>meldefonds:</w:t>
+      </w:r>
+      <w:r>
+        <w:t xml:space="preserve"> in your </w:t>
+      </w:r>
+      <w:r>
+        <w:rPr>
+          <w:rFonts w:ascii="Courier New" w:hAnsi="Courier New"/>
+          <w:color w:val="C02040"/>
+          <w:sz w:val="20"/>
+        </w:rPr>
+        <w:t>config.local.yaml</w:t>
+      </w:r>
+      <w:r>
+        <w:t>:</w:t>
       </w:r>
     </w:p>
     <w:p>
       <w:pPr>
-        <w:ind w:left="432"/>
+        <w:shd w:val="clear" w:color="auto" w:fill="F2F2F2"/>
+        <w:spacing w:before="80" w:after="120"/>
+        <w:ind w:left="288" w:right="288"/>
       </w:pPr>
       <w:r>
         <w:rPr>
           <w:rFonts w:ascii="Courier New" w:hAnsi="Courier New"/>
-          <w:color w:val="333333"/>
-          <w:sz w:val="16"/>
+          <w:color w:val="242424"/>
+          <w:sz w:val="17"/>
         </w:rPr>
         <w:t>meldefonds:</w:t>
         <w:br/>
@@ -2234,24 +5553,43 @@
       </w:r>
     </w:p>
     <w:p>
-      <w:r>
-        <w:t>2. Look up the AE/WA values on my.oekb.at for each fund and year</w:t>
-      </w:r>
-    </w:p>
-    <w:p>
-      <w:r>
-        <w:t>3. Enter them in data/oekb_ae.yaml:</w:t>
+      <w:pPr>
+        <w:pStyle w:val="ListNumber"/>
+      </w:pPr>
+      <w:r>
+        <w:t>Look up the AE/WA values on my.oekb.at for each fund and year</w:t>
       </w:r>
     </w:p>
     <w:p>
       <w:pPr>
-        <w:ind w:left="432"/>
+        <w:pStyle w:val="ListNumber"/>
       </w:pPr>
+      <w:r>
+        <w:t xml:space="preserve">Enter them in </w:t>
+      </w:r>
       <w:r>
         <w:rPr>
           <w:rFonts w:ascii="Courier New" w:hAnsi="Courier New"/>
-          <w:color w:val="333333"/>
-          <w:sz w:val="16"/>
+          <w:color w:val="C02040"/>
+          <w:sz w:val="20"/>
+        </w:rPr>
+        <w:t>data/oekb_ae.yaml</w:t>
+      </w:r>
+      <w:r>
+        <w:t>:</w:t>
+      </w:r>
+    </w:p>
+    <w:p>
+      <w:pPr>
+        <w:shd w:val="clear" w:color="auto" w:fill="F2F2F2"/>
+        <w:spacing w:before="80" w:after="120"/>
+        <w:ind w:left="288" w:right="288"/>
+      </w:pPr>
+      <w:r>
+        <w:rPr>
+          <w:rFonts w:ascii="Courier New" w:hAnsi="Courier New"/>
+          <w:color w:val="242424"/>
+          <w:sz w:val="17"/>
         </w:rPr>
         <w:t>IE00B3RBWM25:  # VWRL</w:t>
         <w:br/>
@@ -2270,13 +5608,29 @@
     </w:p>
     <w:p>
       <w:r>
-        <w:t>PLACEHOLDER entries in oekb_ae.yaml produce KeSt = 0. Always verify and fill real values</w:t>
+        <w:t xml:space="preserve">PLACEHOLDER entries in </w:t>
+      </w:r>
+      <w:r>
+        <w:rPr>
+          <w:rFonts w:ascii="Courier New" w:hAnsi="Courier New"/>
+          <w:color w:val="C02040"/>
+          <w:sz w:val="20"/>
+        </w:rPr>
+        <w:t>oekb_ae.yaml</w:t>
+      </w:r>
+      <w:r>
+        <w:t xml:space="preserve"> produce KeSt = 0. Always verify and fill real values</w:t>
       </w:r>
     </w:p>
     <w:p>
       <w:r>
         <w:t>before filing.</w:t>
       </w:r>
+    </w:p>
+    <w:p>
+      <w:pPr>
+        <w:spacing w:before="40" w:after="40"/>
+      </w:pPr>
     </w:p>
     <w:p>
       <w:pPr>
@@ -2298,25 +5652,66 @@
     </w:p>
     <w:p>
       <w:r>
-        <w:t>Enable by setting at_residency_start_year in your config.local.yaml:</w:t>
+        <w:rPr>
+          <w:b/>
+        </w:rPr>
+        <w:t>Enable by setting</w:t>
+      </w:r>
+      <w:r>
+        <w:t xml:space="preserve"> </w:t>
+      </w:r>
+      <w:r>
+        <w:rPr>
+          <w:rFonts w:ascii="Courier New" w:hAnsi="Courier New"/>
+          <w:color w:val="C02040"/>
+          <w:sz w:val="20"/>
+        </w:rPr>
+        <w:t>at_residency_start_year</w:t>
+      </w:r>
+      <w:r>
+        <w:t xml:space="preserve"> in your </w:t>
+      </w:r>
+      <w:r>
+        <w:rPr>
+          <w:rFonts w:ascii="Courier New" w:hAnsi="Courier New"/>
+          <w:color w:val="C02040"/>
+          <w:sz w:val="20"/>
+        </w:rPr>
+        <w:t>config.local.yaml</w:t>
+      </w:r>
+      <w:r>
+        <w:t>:</w:t>
       </w:r>
     </w:p>
     <w:p>
       <w:pPr>
-        <w:ind w:left="432"/>
+        <w:shd w:val="clear" w:color="auto" w:fill="F2F2F2"/>
+        <w:spacing w:before="80" w:after="120"/>
+        <w:ind w:left="288" w:right="288"/>
       </w:pPr>
       <w:r>
         <w:rPr>
           <w:rFonts w:ascii="Courier New" w:hAnsi="Courier New"/>
-          <w:color w:val="333333"/>
-          <w:sz w:val="16"/>
+          <w:color w:val="242424"/>
+          <w:sz w:val="17"/>
         </w:rPr>
         <w:t>at_residency_start_year: 2024</w:t>
       </w:r>
     </w:p>
     <w:p>
       <w:r>
-        <w:t>The report (*_wht_reclaim.txt) lists each country with excess WHT, the total reclaimable amount,</w:t>
+        <w:t>The report (</w:t>
+      </w:r>
+      <w:r>
+        <w:rPr>
+          <w:rFonts w:ascii="Courier New" w:hAnsi="Courier New"/>
+          <w:color w:val="C02040"/>
+          <w:sz w:val="20"/>
+        </w:rPr>
+        <w:t>*_wht_reclaim.txt</w:t>
+      </w:r>
+      <w:r>
+        <w:t>) lists each country with excess WHT, the total reclaimable amount,</w:t>
       </w:r>
     </w:p>
     <w:p>
@@ -2332,70 +5727,393 @@
         <w:t>Country-specific filing</w:t>
       </w:r>
     </w:p>
+    <w:tbl>
+      <w:tblPr>
+        <w:tblStyle w:val="TableGrid"/>
+        <w:tblW w:type="auto" w:w="0"/>
+        <w:tblLook w:firstColumn="1" w:firstRow="1" w:lastColumn="0" w:lastRow="0" w:noHBand="0" w:noVBand="1" w:val="04A0"/>
+      </w:tblPr>
+      <w:tblGrid>
+        <w:gridCol w:w="2340"/>
+        <w:gridCol w:w="2340"/>
+        <w:gridCol w:w="2340"/>
+        <w:gridCol w:w="2340"/>
+      </w:tblGrid>
+      <w:tr>
+        <w:tc>
+          <w:tcPr>
+            <w:tcW w:type="dxa" w:w="2340"/>
+            <w:shd w:val="clear" w:color="auto" w:fill="2E74B5"/>
+          </w:tcPr>
+          <w:p>
+            <w:pPr>
+              <w:spacing w:before="60" w:after="60"/>
+            </w:pPr>
+            <w:r>
+              <w:rPr>
+                <w:b/>
+                <w:color w:val="FFFFFF"/>
+                <w:sz w:val="18"/>
+              </w:rPr>
+              <w:t>Country</w:t>
+            </w:r>
+          </w:p>
+        </w:tc>
+        <w:tc>
+          <w:tcPr>
+            <w:tcW w:type="dxa" w:w="2340"/>
+            <w:shd w:val="clear" w:color="auto" w:fill="2E74B5"/>
+          </w:tcPr>
+          <w:p>
+            <w:pPr>
+              <w:spacing w:before="60" w:after="60"/>
+            </w:pPr>
+            <w:r>
+              <w:rPr>
+                <w:b/>
+                <w:color w:val="FFFFFF"/>
+                <w:sz w:val="18"/>
+              </w:rPr>
+              <w:t>Authority</w:t>
+            </w:r>
+          </w:p>
+        </w:tc>
+        <w:tc>
+          <w:tcPr>
+            <w:tcW w:type="dxa" w:w="2340"/>
+            <w:shd w:val="clear" w:color="auto" w:fill="2E74B5"/>
+          </w:tcPr>
+          <w:p>
+            <w:pPr>
+              <w:spacing w:before="60" w:after="60"/>
+            </w:pPr>
+            <w:r>
+              <w:rPr>
+                <w:b/>
+                <w:color w:val="FFFFFF"/>
+                <w:sz w:val="18"/>
+              </w:rPr>
+              <w:t>Form</w:t>
+            </w:r>
+          </w:p>
+        </w:tc>
+        <w:tc>
+          <w:tcPr>
+            <w:tcW w:type="dxa" w:w="2340"/>
+            <w:shd w:val="clear" w:color="auto" w:fill="2E74B5"/>
+          </w:tcPr>
+          <w:p>
+            <w:pPr>
+              <w:spacing w:before="60" w:after="60"/>
+            </w:pPr>
+            <w:r>
+              <w:rPr>
+                <w:b/>
+                <w:color w:val="FFFFFF"/>
+                <w:sz w:val="18"/>
+              </w:rPr>
+              <w:t>Deadline</w:t>
+            </w:r>
+          </w:p>
+        </w:tc>
+      </w:tr>
+      <w:tr>
+        <w:tc>
+          <w:tcPr>
+            <w:tcW w:type="dxa" w:w="2340"/>
+          </w:tcPr>
+          <w:p>
+            <w:pPr>
+              <w:spacing w:before="40" w:after="40"/>
+            </w:pPr>
+            <w:r>
+              <w:rPr>
+                <w:sz w:val="18"/>
+              </w:rPr>
+              <w:t>Germany</w:t>
+            </w:r>
+          </w:p>
+        </w:tc>
+        <w:tc>
+          <w:tcPr>
+            <w:tcW w:type="dxa" w:w="2340"/>
+          </w:tcPr>
+          <w:p>
+            <w:pPr>
+              <w:spacing w:before="40" w:after="40"/>
+            </w:pPr>
+            <w:r>
+              <w:rPr>
+                <w:sz w:val="18"/>
+              </w:rPr>
+              <w:t>Bundeszentralamt für Steuern (BZSt)</w:t>
+            </w:r>
+          </w:p>
+        </w:tc>
+        <w:tc>
+          <w:tcPr>
+            <w:tcW w:type="dxa" w:w="2340"/>
+          </w:tcPr>
+          <w:p>
+            <w:pPr>
+              <w:spacing w:before="40" w:after="40"/>
+            </w:pPr>
+            <w:r>
+              <w:rPr>
+                <w:sz w:val="18"/>
+              </w:rPr>
+              <w:t>BZSt portal online</w:t>
+            </w:r>
+          </w:p>
+        </w:tc>
+        <w:tc>
+          <w:tcPr>
+            <w:tcW w:type="dxa" w:w="2340"/>
+          </w:tcPr>
+          <w:p>
+            <w:pPr>
+              <w:spacing w:before="40" w:after="40"/>
+            </w:pPr>
+            <w:r>
+              <w:rPr>
+                <w:sz w:val="18"/>
+              </w:rPr>
+              <w:t>31 Dec + 4 years</w:t>
+            </w:r>
+          </w:p>
+        </w:tc>
+      </w:tr>
+      <w:tr>
+        <w:tc>
+          <w:tcPr>
+            <w:tcW w:type="dxa" w:w="2340"/>
+            <w:shd w:val="clear" w:color="auto" w:fill="EBF3FB"/>
+          </w:tcPr>
+          <w:p>
+            <w:pPr>
+              <w:spacing w:before="40" w:after="40"/>
+            </w:pPr>
+            <w:r>
+              <w:rPr>
+                <w:sz w:val="18"/>
+              </w:rPr>
+              <w:t>France</w:t>
+            </w:r>
+          </w:p>
+        </w:tc>
+        <w:tc>
+          <w:tcPr>
+            <w:tcW w:type="dxa" w:w="2340"/>
+            <w:shd w:val="clear" w:color="auto" w:fill="EBF3FB"/>
+          </w:tcPr>
+          <w:p>
+            <w:pPr>
+              <w:spacing w:before="40" w:after="40"/>
+            </w:pPr>
+            <w:r>
+              <w:rPr>
+                <w:sz w:val="18"/>
+              </w:rPr>
+              <w:t>Direction Générale des Finances Publiques</w:t>
+            </w:r>
+          </w:p>
+        </w:tc>
+        <w:tc>
+          <w:tcPr>
+            <w:tcW w:type="dxa" w:w="2340"/>
+            <w:shd w:val="clear" w:color="auto" w:fill="EBF3FB"/>
+          </w:tcPr>
+          <w:p>
+            <w:pPr>
+              <w:spacing w:before="40" w:after="40"/>
+            </w:pPr>
+            <w:r>
+              <w:rPr>
+                <w:sz w:val="18"/>
+              </w:rPr>
+              <w:t>Cerfa n°12816 (Formulaire 5000+5001)</w:t>
+            </w:r>
+          </w:p>
+        </w:tc>
+        <w:tc>
+          <w:tcPr>
+            <w:tcW w:type="dxa" w:w="2340"/>
+            <w:shd w:val="clear" w:color="auto" w:fill="EBF3FB"/>
+          </w:tcPr>
+          <w:p>
+            <w:pPr>
+              <w:spacing w:before="40" w:after="40"/>
+            </w:pPr>
+            <w:r>
+              <w:rPr>
+                <w:sz w:val="18"/>
+              </w:rPr>
+              <w:t>31 Dec + 2 years</w:t>
+            </w:r>
+          </w:p>
+        </w:tc>
+      </w:tr>
+      <w:tr>
+        <w:tc>
+          <w:tcPr>
+            <w:tcW w:type="dxa" w:w="2340"/>
+          </w:tcPr>
+          <w:p>
+            <w:pPr>
+              <w:spacing w:before="40" w:after="40"/>
+            </w:pPr>
+            <w:r>
+              <w:rPr>
+                <w:sz w:val="18"/>
+              </w:rPr>
+              <w:t>Denmark</w:t>
+            </w:r>
+          </w:p>
+        </w:tc>
+        <w:tc>
+          <w:tcPr>
+            <w:tcW w:type="dxa" w:w="2340"/>
+          </w:tcPr>
+          <w:p>
+            <w:pPr>
+              <w:spacing w:before="40" w:after="40"/>
+            </w:pPr>
+            <w:r>
+              <w:rPr>
+                <w:sz w:val="18"/>
+              </w:rPr>
+              <w:t>SKAT</w:t>
+            </w:r>
+          </w:p>
+        </w:tc>
+        <w:tc>
+          <w:tcPr>
+            <w:tcW w:type="dxa" w:w="2340"/>
+          </w:tcPr>
+          <w:p>
+            <w:pPr>
+              <w:spacing w:before="40" w:after="40"/>
+            </w:pPr>
+            <w:r>
+              <w:rPr>
+                <w:sz w:val="18"/>
+              </w:rPr>
+              <w:t>SKAT online portal</w:t>
+            </w:r>
+          </w:p>
+        </w:tc>
+        <w:tc>
+          <w:tcPr>
+            <w:tcW w:type="dxa" w:w="2340"/>
+          </w:tcPr>
+          <w:p>
+            <w:pPr>
+              <w:spacing w:before="40" w:after="40"/>
+            </w:pPr>
+            <w:r>
+              <w:rPr>
+                <w:sz w:val="18"/>
+              </w:rPr>
+              <w:t>31 Dec + 3 years</w:t>
+            </w:r>
+          </w:p>
+        </w:tc>
+      </w:tr>
+      <w:tr>
+        <w:tc>
+          <w:tcPr>
+            <w:tcW w:type="dxa" w:w="2340"/>
+            <w:shd w:val="clear" w:color="auto" w:fill="EBF3FB"/>
+          </w:tcPr>
+          <w:p>
+            <w:pPr>
+              <w:spacing w:before="40" w:after="40"/>
+            </w:pPr>
+            <w:r>
+              <w:rPr>
+                <w:sz w:val="18"/>
+              </w:rPr>
+              <w:t>Netherlands</w:t>
+            </w:r>
+          </w:p>
+        </w:tc>
+        <w:tc>
+          <w:tcPr>
+            <w:tcW w:type="dxa" w:w="2340"/>
+            <w:shd w:val="clear" w:color="auto" w:fill="EBF3FB"/>
+          </w:tcPr>
+          <w:p>
+            <w:pPr>
+              <w:spacing w:before="40" w:after="40"/>
+            </w:pPr>
+            <w:r>
+              <w:rPr>
+                <w:sz w:val="18"/>
+              </w:rPr>
+              <w:t>Belastingdienst</w:t>
+            </w:r>
+          </w:p>
+        </w:tc>
+        <w:tc>
+          <w:tcPr>
+            <w:tcW w:type="dxa" w:w="2340"/>
+            <w:shd w:val="clear" w:color="auto" w:fill="EBF3FB"/>
+          </w:tcPr>
+          <w:p>
+            <w:pPr>
+              <w:spacing w:before="40" w:after="40"/>
+            </w:pPr>
+            <w:r>
+              <w:rPr>
+                <w:sz w:val="18"/>
+              </w:rPr>
+              <w:t>IB 96 NL</w:t>
+            </w:r>
+          </w:p>
+        </w:tc>
+        <w:tc>
+          <w:tcPr>
+            <w:tcW w:type="dxa" w:w="2340"/>
+            <w:shd w:val="clear" w:color="auto" w:fill="EBF3FB"/>
+          </w:tcPr>
+          <w:p>
+            <w:pPr>
+              <w:spacing w:before="40" w:after="40"/>
+            </w:pPr>
+            <w:r>
+              <w:rPr>
+                <w:sz w:val="18"/>
+              </w:rPr>
+              <w:t>31 Dec + 3 years</w:t>
+            </w:r>
+          </w:p>
+        </w:tc>
+      </w:tr>
+    </w:tbl>
+    <w:p/>
     <w:p>
-      <w:pPr>
-        <w:ind w:left="432"/>
-      </w:pPr>
+      <w:r>
+        <w:t xml:space="preserve">An </w:t>
+      </w:r>
       <w:r>
         <w:rPr>
-          <w:sz w:val="18"/>
+          <w:b/>
         </w:rPr>
-        <w:t>Country  |  Authority  |  Form  |  Deadline</w:t>
+        <w:t>Ansässigkeitsbescheinigung</w:t>
+      </w:r>
+      <w:r>
+        <w:t xml:space="preserve"> (ZS-AD, confirming AT tax residency) from your Austrian</w:t>
+      </w:r>
+    </w:p>
+    <w:p>
+      <w:r>
+        <w:t>Finanzamt is required for most reclaim filings. Request it from your local Finanzamt.</w:t>
       </w:r>
     </w:p>
     <w:p>
       <w:pPr>
-        <w:ind w:left="432"/>
+        <w:spacing w:before="40" w:after="40"/>
       </w:pPr>
-      <w:r>
-        <w:rPr>
-          <w:sz w:val="18"/>
-        </w:rPr>
-        <w:t>Germany  |  Bundeszentralamt für Steuern (BZSt)  |  BZSt portal online  |  31 Dec + 4 years</w:t>
-      </w:r>
-    </w:p>
-    <w:p>
-      <w:pPr>
-        <w:ind w:left="432"/>
-      </w:pPr>
-      <w:r>
-        <w:rPr>
-          <w:sz w:val="18"/>
-        </w:rPr>
-        <w:t>France  |  Direction Générale des Finances Publiques  |  Cerfa n°12816 (Formulaire 5000+5001)  |  31 Dec + 2 years</w:t>
-      </w:r>
-    </w:p>
-    <w:p>
-      <w:pPr>
-        <w:ind w:left="432"/>
-      </w:pPr>
-      <w:r>
-        <w:rPr>
-          <w:sz w:val="18"/>
-        </w:rPr>
-        <w:t>Denmark  |  SKAT  |  SKAT online portal  |  31 Dec + 3 years</w:t>
-      </w:r>
-    </w:p>
-    <w:p>
-      <w:pPr>
-        <w:ind w:left="432"/>
-      </w:pPr>
-      <w:r>
-        <w:rPr>
-          <w:sz w:val="18"/>
-        </w:rPr>
-        <w:t>Netherlands  |  Belastingdienst  |  IB 96 NL  |  31 Dec + 3 years</w:t>
-      </w:r>
-    </w:p>
-    <w:p>
-      <w:r>
-        <w:t>An Ansässigkeitsbescheinigung (ZS-AD, confirming AT tax residency) from your Austrian</w:t>
-      </w:r>
-    </w:p>
-    <w:p>
-      <w:r>
-        <w:t>Finanzamt is required for most reclaim filings. Request it from your local Finanzamt.</w:t>
-      </w:r>
     </w:p>
     <w:p>
       <w:pPr>
@@ -2407,7 +6125,18 @@
     </w:p>
     <w:p>
       <w:r>
-        <w:t>The ANV checklist (*_anv_checklist.txt) lists claimable L1 deductions for the</w:t>
+        <w:t>The ANV checklist (</w:t>
+      </w:r>
+      <w:r>
+        <w:rPr>
+          <w:rFonts w:ascii="Courier New" w:hAnsi="Courier New"/>
+          <w:color w:val="C02040"/>
+          <w:sz w:val="20"/>
+        </w:rPr>
+        <w:t>*_anv_checklist.txt</w:t>
+      </w:r>
+      <w:r>
+        <w:t>) lists claimable L1 deductions for the</w:t>
       </w:r>
     </w:p>
     <w:p>
@@ -2417,18 +6146,48 @@
     </w:p>
     <w:p>
       <w:r>
-        <w:t>Enable by adding anv: to your config.local.yaml:</w:t>
+        <w:rPr>
+          <w:b/>
+        </w:rPr>
+        <w:t>Enable by adding</w:t>
+      </w:r>
+      <w:r>
+        <w:t xml:space="preserve"> </w:t>
+      </w:r>
+      <w:r>
+        <w:rPr>
+          <w:rFonts w:ascii="Courier New" w:hAnsi="Courier New"/>
+          <w:color w:val="C02040"/>
+          <w:sz w:val="20"/>
+        </w:rPr>
+        <w:t>anv:</w:t>
+      </w:r>
+      <w:r>
+        <w:t xml:space="preserve"> to your </w:t>
+      </w:r>
+      <w:r>
+        <w:rPr>
+          <w:rFonts w:ascii="Courier New" w:hAnsi="Courier New"/>
+          <w:color w:val="C02040"/>
+          <w:sz w:val="20"/>
+        </w:rPr>
+        <w:t>config.local.yaml</w:t>
+      </w:r>
+      <w:r>
+        <w:t>:</w:t>
       </w:r>
     </w:p>
     <w:p>
       <w:pPr>
-        <w:ind w:left="432"/>
+        <w:shd w:val="clear" w:color="auto" w:fill="F2F2F2"/>
+        <w:spacing w:before="80" w:after="120"/>
+        <w:ind w:left="288" w:right="288"/>
       </w:pPr>
       <w:r>
         <w:rPr>
           <w:rFonts w:ascii="Courier New" w:hAnsi="Courier New"/>
-          <w:color w:val="333333"/>
-          <w:sz w:val="16"/>
+          <w:color w:val="242424"/>
+          <w:sz w:val="17"/>
         </w:rPr>
         <w:t>anv:</w:t>
         <w:br/>
@@ -2447,108 +6206,204 @@
     </w:p>
     <w:p>
       <w:pPr>
-        <w:pStyle w:val="Heading2"/>
+        <w:spacing w:before="40" w:after="40"/>
       </w:pPr>
-      <w:r>
-        <w:t>15. Household Combined View</w:t>
-      </w:r>
-    </w:p>
-    <w:p>
-      <w:r>
-        <w:t>Generates a side-by-side comparison Excel for two people in the same household.</w:t>
-      </w:r>
-    </w:p>
-    <w:p>
-      <w:pPr>
-        <w:ind w:left="432"/>
-      </w:pPr>
-      <w:r>
-        <w:rPr>
-          <w:rFonts w:ascii="Courier New" w:hAnsi="Courier New"/>
-          <w:color w:val="333333"/>
-          <w:sz w:val="16"/>
-        </w:rPr>
-        <w:t>python main.py --household matthias,jessie --year 2025</w:t>
-      </w:r>
-    </w:p>
-    <w:p>
-      <w:r>
-        <w:t>Prerequisites: Each person's summary.json for the target year must exist (run the</w:t>
-      </w:r>
-    </w:p>
-    <w:p>
-      <w:r>
-        <w:t>individual pipelines first). The tool warns if any person's summary is &gt;7 days old.</w:t>
-      </w:r>
-    </w:p>
-    <w:p>
-      <w:r>
-        <w:t>Output: users/household/output/{year}/household_{year}_{persons}.xlsx</w:t>
-      </w:r>
-    </w:p>
-    <w:p>
-      <w:r>
-        <w:t>The workbook shows side-by-side columns (person A | person B | Combined) for:</w:t>
-      </w:r>
-    </w:p>
-    <w:p>
-      <w:r>
-        <w:t>KZ 863, interest, gains/losses, net taxable, KeSt, WHT, KeSt Remaining, portfolio, yield.</w:t>
-      </w:r>
     </w:p>
     <w:p>
       <w:pPr>
         <w:pStyle w:val="Heading2"/>
       </w:pPr>
       <w:r>
-        <w:t>16. Multi-Year FIFO — The Correct Approach</w:t>
+        <w:t>15. Household Combined View</w:t>
       </w:r>
     </w:p>
     <w:p>
       <w:r>
-        <w:t>The tool has no state between runs. The FIFO queue is built fresh each run from all input</w:t>
+        <w:t>Generates a side-by-side comparison Excel for two people in the same household.</w:t>
       </w:r>
     </w:p>
     <w:p>
-      <w:r>
-        <w:t>files. If you sell securities purchased in a prior year, that year's data must be included.</w:t>
+      <w:pPr>
+        <w:shd w:val="clear" w:color="auto" w:fill="F2F2F2"/>
+        <w:spacing w:before="80" w:after="120"/>
+        <w:ind w:left="288" w:right="288"/>
+      </w:pPr>
+      <w:r>
+        <w:rPr>
+          <w:rFonts w:ascii="Courier New" w:hAnsi="Courier New"/>
+          <w:color w:val="242424"/>
+          <w:sz w:val="17"/>
+        </w:rPr>
+        <w:t>python main.py --household matthias,jessie --year 2025</w:t>
       </w:r>
     </w:p>
     <w:p>
       <w:r>
-        <w:t>With auto-scan (recommended): the tool picks up all years' files from users/{person}/data/</w:t>
+        <w:rPr>
+          <w:b/>
+        </w:rPr>
+        <w:t>Prerequisites</w:t>
+      </w:r>
+      <w:r>
+        <w:t xml:space="preserve">: Each person's </w:t>
+      </w:r>
+      <w:r>
+        <w:rPr>
+          <w:rFonts w:ascii="Courier New" w:hAnsi="Courier New"/>
+          <w:color w:val="C02040"/>
+          <w:sz w:val="20"/>
+        </w:rPr>
+        <w:t>summary.json</w:t>
+      </w:r>
+      <w:r>
+        <w:t xml:space="preserve"> for the target year must exist (run the</w:t>
       </w:r>
     </w:p>
     <w:p>
       <w:r>
-        <w:t>recursively. As long as all broker exports are stored there, multi-year FIFO works automatically.</w:t>
+        <w:t>individual pipelines first). The tool warns if any person's summary is &gt;7 days old.</w:t>
       </w:r>
     </w:p>
     <w:p>
       <w:r>
-        <w:t>With explicit --input: pass all years' files. The --year flag controls which year's gains</w:t>
+        <w:rPr>
+          <w:b/>
+        </w:rPr>
+        <w:t>Output</w:t>
+      </w:r>
+      <w:r>
+        <w:t xml:space="preserve">: </w:t>
+      </w:r>
+      <w:r>
+        <w:rPr>
+          <w:rFonts w:ascii="Courier New" w:hAnsi="Courier New"/>
+          <w:color w:val="C02040"/>
+          <w:sz w:val="20"/>
+        </w:rPr>
+        <w:t>users/household/output/{year}/household_{year}_{persons}.xlsx</w:t>
       </w:r>
     </w:p>
     <w:p>
       <w:r>
-        <w:t>are taxed; all other years provide cost basis only.</w:t>
+        <w:t>The workbook shows side-by-side columns (person A | person B | Combined) for:</w:t>
       </w:r>
     </w:p>
     <w:p>
       <w:r>
-        <w:t>Files can overlap in date range — duplicate transactions are automatically deduplicated by</w:t>
+        <w:t>KZ 863, interest, gains/losses, net taxable, KeSt, WHT, KeSt Remaining, portfolio, yield.</w:t>
       </w:r>
     </w:p>
     <w:p>
-      <w:r>
-        <w:t>raw_id (a deterministic hash of the transaction content).</w:t>
-      </w:r>
+      <w:pPr>
+        <w:spacing w:before="40" w:after="40"/>
+      </w:pPr>
     </w:p>
     <w:p>
       <w:pPr>
         <w:pStyle w:val="Heading2"/>
       </w:pPr>
       <w:r>
+        <w:t>16. Multi-Year FIFO — The Correct Approach</w:t>
+      </w:r>
+    </w:p>
+    <w:p>
+      <w:r>
+        <w:t xml:space="preserve">The tool has </w:t>
+      </w:r>
+      <w:r>
+        <w:rPr>
+          <w:b/>
+        </w:rPr>
+        <w:t>no state between runs</w:t>
+      </w:r>
+      <w:r>
+        <w:t>. The FIFO queue is built fresh each run from all input</w:t>
+      </w:r>
+    </w:p>
+    <w:p>
+      <w:r>
+        <w:t>files. If you sell securities purchased in a prior year, that year's data must be included.</w:t>
+      </w:r>
+    </w:p>
+    <w:p>
+      <w:r>
+        <w:rPr>
+          <w:b/>
+        </w:rPr>
+        <w:t>With auto-scan (recommended)</w:t>
+      </w:r>
+      <w:r>
+        <w:t xml:space="preserve">: the tool picks up all years' files from </w:t>
+      </w:r>
+      <w:r>
+        <w:rPr>
+          <w:rFonts w:ascii="Courier New" w:hAnsi="Courier New"/>
+          <w:color w:val="C02040"/>
+          <w:sz w:val="20"/>
+        </w:rPr>
+        <w:t>users/{person}/data/</w:t>
+      </w:r>
+    </w:p>
+    <w:p>
+      <w:r>
+        <w:t>recursively. As long as all broker exports are stored there, multi-year FIFO works automatically.</w:t>
+      </w:r>
+    </w:p>
+    <w:p>
+      <w:r>
+        <w:rPr>
+          <w:b/>
+        </w:rPr>
+        <w:t>With explicit `--input`</w:t>
+      </w:r>
+      <w:r>
+        <w:t xml:space="preserve">: pass all years' files. The </w:t>
+      </w:r>
+      <w:r>
+        <w:rPr>
+          <w:rFonts w:ascii="Courier New" w:hAnsi="Courier New"/>
+          <w:color w:val="C02040"/>
+          <w:sz w:val="20"/>
+        </w:rPr>
+        <w:t>--year</w:t>
+      </w:r>
+      <w:r>
+        <w:t xml:space="preserve"> flag controls which year's gains</w:t>
+      </w:r>
+    </w:p>
+    <w:p>
+      <w:r>
+        <w:t>are taxed; all other years provide cost basis only.</w:t>
+      </w:r>
+    </w:p>
+    <w:p>
+      <w:r>
+        <w:t>Files can overlap in date range — duplicate transactions are automatically deduplicated by</w:t>
+      </w:r>
+    </w:p>
+    <w:p>
+      <w:r>
+        <w:rPr>
+          <w:rFonts w:ascii="Courier New" w:hAnsi="Courier New"/>
+          <w:color w:val="C02040"/>
+          <w:sz w:val="20"/>
+        </w:rPr>
+        <w:t>raw_id</w:t>
+      </w:r>
+      <w:r>
+        <w:t xml:space="preserve"> (a deterministic hash of the transaction content).</w:t>
+      </w:r>
+    </w:p>
+    <w:p>
+      <w:pPr>
+        <w:spacing w:before="40" w:after="40"/>
+      </w:pPr>
+    </w:p>
+    <w:p>
+      <w:pPr>
+        <w:pStyle w:val="Heading2"/>
+      </w:pPr>
+      <w:r>
         <w:t>17. How the Tax Engine Works</w:t>
       </w:r>
     </w:p>
@@ -2567,7 +6422,18 @@
     </w:p>
     <w:p>
       <w:r>
-        <w:t>downloaded once per currency per year (full-year block) and cached in cache/fx_cache/. The</w:t>
+        <w:t xml:space="preserve">downloaded once per currency per year (full-year block) and cached in </w:t>
+      </w:r>
+      <w:r>
+        <w:rPr>
+          <w:rFonts w:ascii="Courier New" w:hAnsi="Courier New"/>
+          <w:color w:val="C02040"/>
+          <w:sz w:val="20"/>
+        </w:rPr>
+        <w:t>cache/fx_cache/</w:t>
+      </w:r>
+      <w:r>
+        <w:t>. The</w:t>
       </w:r>
     </w:p>
     <w:p>
@@ -2605,7 +6471,21 @@
     </w:p>
     <w:p>
       <w:r>
-        <w:t>Cross-check: if a FIFO-sourced gross gain/loss deviates from IBKR's own FifoPnlRealized</w:t>
+        <w:rPr>
+          <w:b/>
+        </w:rPr>
+        <w:t>Cross-check</w:t>
+      </w:r>
+      <w:r>
+        <w:t xml:space="preserve">: if a FIFO-sourced gross gain/loss deviates from IBKR's own </w:t>
+      </w:r>
+      <w:r>
+        <w:rPr>
+          <w:rFonts w:ascii="Courier New" w:hAnsi="Courier New"/>
+          <w:color w:val="C02040"/>
+          <w:sz w:val="20"/>
+        </w:rPr>
+        <w:t>FifoPnlRealized</w:t>
       </w:r>
     </w:p>
     <w:p>
@@ -2615,7 +6495,13 @@
     </w:p>
     <w:p>
       <w:r>
-        <w:t>ISIN auto-alias: if a sell has no matching lots under its symbol but another symbol shares</w:t>
+        <w:rPr>
+          <w:b/>
+        </w:rPr>
+        <w:t>ISIN auto-alias</w:t>
+      </w:r>
+      <w:r>
+        <w:t>: if a sell has no matching lots under its symbol but another symbol shares</w:t>
       </w:r>
     </w:p>
     <w:p>
@@ -2630,7 +6516,18 @@
     </w:p>
     <w:p>
       <w:r>
-        <w:t>use symbol_aliases: in config.</w:t>
+        <w:t xml:space="preserve">use </w:t>
+      </w:r>
+      <w:r>
+        <w:rPr>
+          <w:rFonts w:ascii="Courier New" w:hAnsi="Courier New"/>
+          <w:color w:val="C02040"/>
+          <w:sz w:val="20"/>
+        </w:rPr>
+        <w:t>symbol_aliases:</w:t>
+      </w:r>
+      <w:r>
+        <w:t xml:space="preserve"> in config.</w:t>
       </w:r>
     </w:p>
     <w:p>
@@ -2643,13 +6540,15 @@
     </w:p>
     <w:p>
       <w:pPr>
-        <w:ind w:left="432"/>
+        <w:shd w:val="clear" w:color="auto" w:fill="F2F2F2"/>
+        <w:spacing w:before="80" w:after="120"/>
+        <w:ind w:left="288" w:right="288"/>
       </w:pPr>
       <w:r>
         <w:rPr>
           <w:rFonts w:ascii="Courier New" w:hAnsi="Courier New"/>
-          <w:color w:val="333333"/>
-          <w:sz w:val="16"/>
+          <w:color w:val="242424"/>
+          <w:sz w:val="17"/>
         </w:rPr>
         <w:t>creditable_WHT = min(actual_WHT_paid, treaty_rate × gross_dividend)</w:t>
         <w:br/>
@@ -2679,7 +6578,24 @@
         <w:pStyle w:val="ListBullet"/>
       </w:pPr>
       <w:r>
-        <w:t>Manual KZ 937 entries: Meldefonds not in data/oekb_ae.yaml produce zero. Verify each</w:t>
+        <w:rPr>
+          <w:b/>
+        </w:rPr>
+        <w:t>Manual KZ 937 entries</w:t>
+      </w:r>
+      <w:r>
+        <w:t xml:space="preserve">: Meldefonds not in </w:t>
+      </w:r>
+      <w:r>
+        <w:rPr>
+          <w:rFonts w:ascii="Courier New" w:hAnsi="Courier New"/>
+          <w:color w:val="C02040"/>
+          <w:sz w:val="20"/>
+        </w:rPr>
+        <w:t>data/oekb_ae.yaml</w:t>
+      </w:r>
+      <w:r>
+        <w:t xml:space="preserve"> produce zero. Verify each</w:t>
       </w:r>
     </w:p>
     <w:p>
@@ -2692,12 +6608,40 @@
         <w:pStyle w:val="ListBullet"/>
       </w:pPr>
       <w:r>
-        <w:t>Corporate actions: splits, mergers, spin-offs affecting cost basis require manual config</w:t>
+        <w:rPr>
+          <w:b/>
+        </w:rPr>
+        <w:t>Corporate actions</w:t>
+      </w:r>
+      <w:r>
+        <w:t>: splits, mergers, spin-offs affecting cost basis require manual config</w:t>
       </w:r>
     </w:p>
     <w:p>
       <w:r>
-        <w:t xml:space="preserve">  entries (manual_cost_basis, symbol_aliases).</w:t>
+        <w:t xml:space="preserve">  entries (</w:t>
+      </w:r>
+      <w:r>
+        <w:rPr>
+          <w:rFonts w:ascii="Courier New" w:hAnsi="Courier New"/>
+          <w:color w:val="C02040"/>
+          <w:sz w:val="20"/>
+        </w:rPr>
+        <w:t>manual_cost_basis</w:t>
+      </w:r>
+      <w:r>
+        <w:t xml:space="preserve">, </w:t>
+      </w:r>
+      <w:r>
+        <w:rPr>
+          <w:rFonts w:ascii="Courier New" w:hAnsi="Courier New"/>
+          <w:color w:val="C02040"/>
+          <w:sz w:val="20"/>
+        </w:rPr>
+        <w:t>symbol_aliases</w:t>
+      </w:r>
+      <w:r>
+        <w:t>).</w:t>
       </w:r>
     </w:p>
     <w:p>
@@ -2705,8 +6649,19 @@
         <w:pStyle w:val="ListBullet"/>
       </w:pPr>
       <w:r>
-        <w:t>Prior-year loss carryforward: the tool calculates current-year net only.</w:t>
-      </w:r>
+        <w:rPr>
+          <w:b/>
+        </w:rPr>
+        <w:t>Prior-year loss carryforward</w:t>
+      </w:r>
+      <w:r>
+        <w:t>: the tool calculates current-year net only.</w:t>
+      </w:r>
+    </w:p>
+    <w:p>
+      <w:pPr>
+        <w:spacing w:before="40" w:after="40"/>
+      </w:pPr>
     </w:p>
     <w:p>
       <w:pPr>
@@ -2716,168 +6671,883 @@
         <w:t>18. Troubleshooting</w:t>
       </w:r>
     </w:p>
+    <w:tbl>
+      <w:tblPr>
+        <w:tblStyle w:val="TableGrid"/>
+        <w:tblW w:type="auto" w:w="0"/>
+        <w:tblLook w:firstColumn="1" w:firstRow="1" w:lastColumn="0" w:lastRow="0" w:noHBand="0" w:noVBand="1" w:val="04A0"/>
+      </w:tblPr>
+      <w:tblGrid>
+        <w:gridCol w:w="3120"/>
+        <w:gridCol w:w="3120"/>
+        <w:gridCol w:w="3120"/>
+      </w:tblGrid>
+      <w:tr>
+        <w:tc>
+          <w:tcPr>
+            <w:tcW w:type="dxa" w:w="3120"/>
+            <w:shd w:val="clear" w:color="auto" w:fill="2E74B5"/>
+          </w:tcPr>
+          <w:p>
+            <w:pPr>
+              <w:spacing w:before="60" w:after="60"/>
+            </w:pPr>
+            <w:r>
+              <w:rPr>
+                <w:b/>
+                <w:color w:val="FFFFFF"/>
+                <w:sz w:val="18"/>
+              </w:rPr>
+              <w:t>Symptom</w:t>
+            </w:r>
+          </w:p>
+        </w:tc>
+        <w:tc>
+          <w:tcPr>
+            <w:tcW w:type="dxa" w:w="3120"/>
+            <w:shd w:val="clear" w:color="auto" w:fill="2E74B5"/>
+          </w:tcPr>
+          <w:p>
+            <w:pPr>
+              <w:spacing w:before="60" w:after="60"/>
+            </w:pPr>
+            <w:r>
+              <w:rPr>
+                <w:b/>
+                <w:color w:val="FFFFFF"/>
+                <w:sz w:val="18"/>
+              </w:rPr>
+              <w:t>Likely cause</w:t>
+            </w:r>
+          </w:p>
+        </w:tc>
+        <w:tc>
+          <w:tcPr>
+            <w:tcW w:type="dxa" w:w="3120"/>
+            <w:shd w:val="clear" w:color="auto" w:fill="2E74B5"/>
+          </w:tcPr>
+          <w:p>
+            <w:pPr>
+              <w:spacing w:before="60" w:after="60"/>
+            </w:pPr>
+            <w:r>
+              <w:rPr>
+                <w:b/>
+                <w:color w:val="FFFFFF"/>
+                <w:sz w:val="18"/>
+              </w:rPr>
+              <w:t>Fix</w:t>
+            </w:r>
+          </w:p>
+        </w:tc>
+      </w:tr>
+      <w:tr>
+        <w:tc>
+          <w:tcPr>
+            <w:tcW w:type="dxa" w:w="3120"/>
+          </w:tcPr>
+          <w:p>
+            <w:pPr>
+              <w:spacing w:before="40" w:after="40"/>
+            </w:pPr>
+            <w:r>
+              <w:rPr>
+                <w:sz w:val="18"/>
+              </w:rPr>
+              <w:t>No transactions loaded</w:t>
+            </w:r>
+          </w:p>
+        </w:tc>
+        <w:tc>
+          <w:tcPr>
+            <w:tcW w:type="dxa" w:w="3120"/>
+          </w:tcPr>
+          <w:p>
+            <w:pPr>
+              <w:spacing w:before="40" w:after="40"/>
+            </w:pPr>
+            <w:r>
+              <w:rPr>
+                <w:sz w:val="18"/>
+              </w:rPr>
+              <w:t>Flex Query missing Trades/CashTransactions sections</w:t>
+            </w:r>
+          </w:p>
+        </w:tc>
+        <w:tc>
+          <w:tcPr>
+            <w:tcW w:type="dxa" w:w="3120"/>
+          </w:tcPr>
+          <w:p>
+            <w:pPr>
+              <w:spacing w:before="40" w:after="40"/>
+            </w:pPr>
+            <w:r>
+              <w:rPr>
+                <w:sz w:val="18"/>
+              </w:rPr>
+              <w:t>Re-export with both sections; verify CSV starts with BOF + HEADER/DATA rows</w:t>
+            </w:r>
+          </w:p>
+        </w:tc>
+      </w:tr>
+      <w:tr>
+        <w:tc>
+          <w:tcPr>
+            <w:tcW w:type="dxa" w:w="3120"/>
+            <w:shd w:val="clear" w:color="auto" w:fill="EBF3FB"/>
+          </w:tcPr>
+          <w:p>
+            <w:pPr>
+              <w:spacing w:before="40" w:after="40"/>
+            </w:pPr>
+            <w:r>
+              <w:rPr>
+                <w:rFonts w:ascii="Courier New" w:hAnsi="Courier New"/>
+                <w:color w:val="C02040"/>
+                <w:sz w:val="16"/>
+              </w:rPr>
+              <w:t>FX: No rate found for X around YYYY-MM-DD</w:t>
+            </w:r>
+            <w:r>
+              <w:rPr>
+                <w:sz w:val="18"/>
+              </w:rPr>
+              <w:t xml:space="preserve"> (&gt;5 days)</w:t>
+            </w:r>
+          </w:p>
+        </w:tc>
+        <w:tc>
+          <w:tcPr>
+            <w:tcW w:type="dxa" w:w="3120"/>
+            <w:shd w:val="clear" w:color="auto" w:fill="EBF3FB"/>
+          </w:tcPr>
+          <w:p>
+            <w:pPr>
+              <w:spacing w:before="40" w:after="40"/>
+            </w:pPr>
+            <w:r>
+              <w:rPr>
+                <w:sz w:val="18"/>
+              </w:rPr>
+              <w:t>Stale current-year FX cache</w:t>
+            </w:r>
+          </w:p>
+        </w:tc>
+        <w:tc>
+          <w:tcPr>
+            <w:tcW w:type="dxa" w:w="3120"/>
+            <w:shd w:val="clear" w:color="auto" w:fill="EBF3FB"/>
+          </w:tcPr>
+          <w:p>
+            <w:pPr>
+              <w:spacing w:before="40" w:after="40"/>
+            </w:pPr>
+            <w:r>
+              <w:rPr>
+                <w:sz w:val="18"/>
+              </w:rPr>
+              <w:t xml:space="preserve">Delete </w:t>
+            </w:r>
+            <w:r>
+              <w:rPr>
+                <w:rFonts w:ascii="Courier New" w:hAnsi="Courier New"/>
+                <w:color w:val="C02040"/>
+                <w:sz w:val="16"/>
+              </w:rPr>
+              <w:t>cache/fx_cache/{CCY}_{YEAR}.json</w:t>
+            </w:r>
+            <w:r>
+              <w:rPr>
+                <w:sz w:val="18"/>
+              </w:rPr>
+              <w:t>; tool re-fetches automatically on next run</w:t>
+            </w:r>
+          </w:p>
+        </w:tc>
+      </w:tr>
+      <w:tr>
+        <w:tc>
+          <w:tcPr>
+            <w:tcW w:type="dxa" w:w="3120"/>
+          </w:tcPr>
+          <w:p>
+            <w:pPr>
+              <w:spacing w:before="40" w:after="40"/>
+            </w:pPr>
+            <w:r>
+              <w:rPr>
+                <w:sz w:val="18"/>
+              </w:rPr>
+              <w:t>28 transactions FX=0</w:t>
+            </w:r>
+          </w:p>
+        </w:tc>
+        <w:tc>
+          <w:tcPr>
+            <w:tcW w:type="dxa" w:w="3120"/>
+          </w:tcPr>
+          <w:p>
+            <w:pPr>
+              <w:spacing w:before="40" w:after="40"/>
+            </w:pPr>
+            <w:r>
+              <w:rPr>
+                <w:sz w:val="18"/>
+              </w:rPr>
+              <w:t>Current-year FX cache created before those dates</w:t>
+            </w:r>
+          </w:p>
+        </w:tc>
+        <w:tc>
+          <w:tcPr>
+            <w:tcW w:type="dxa" w:w="3120"/>
+          </w:tcPr>
+          <w:p>
+            <w:pPr>
+              <w:spacing w:before="40" w:after="40"/>
+            </w:pPr>
+            <w:r>
+              <w:rPr>
+                <w:sz w:val="18"/>
+              </w:rPr>
+              <w:t>Same as above — delete the stale file</w:t>
+            </w:r>
+          </w:p>
+        </w:tc>
+      </w:tr>
+      <w:tr>
+        <w:tc>
+          <w:tcPr>
+            <w:tcW w:type="dxa" w:w="3120"/>
+            <w:shd w:val="clear" w:color="auto" w:fill="EBF3FB"/>
+          </w:tcPr>
+          <w:p>
+            <w:pPr>
+              <w:spacing w:before="40" w:after="40"/>
+            </w:pPr>
+            <w:r>
+              <w:rPr>
+                <w:sz w:val="18"/>
+              </w:rPr>
+              <w:t>Overview tab shows only current year</w:t>
+            </w:r>
+          </w:p>
+        </w:tc>
+        <w:tc>
+          <w:tcPr>
+            <w:tcW w:type="dxa" w:w="3120"/>
+            <w:shd w:val="clear" w:color="auto" w:fill="EBF3FB"/>
+          </w:tcPr>
+          <w:p>
+            <w:pPr>
+              <w:spacing w:before="40" w:after="40"/>
+            </w:pPr>
+            <w:r>
+              <w:rPr>
+                <w:sz w:val="18"/>
+              </w:rPr>
+              <w:t xml:space="preserve">Prior years' </w:t>
+            </w:r>
+            <w:r>
+              <w:rPr>
+                <w:rFonts w:ascii="Courier New" w:hAnsi="Courier New"/>
+                <w:color w:val="C02040"/>
+                <w:sz w:val="16"/>
+              </w:rPr>
+              <w:t>summary.json</w:t>
+            </w:r>
+            <w:r>
+              <w:rPr>
+                <w:sz w:val="18"/>
+              </w:rPr>
+              <w:t xml:space="preserve"> missing</w:t>
+            </w:r>
+          </w:p>
+        </w:tc>
+        <w:tc>
+          <w:tcPr>
+            <w:tcW w:type="dxa" w:w="3120"/>
+            <w:shd w:val="clear" w:color="auto" w:fill="EBF3FB"/>
+          </w:tcPr>
+          <w:p>
+            <w:pPr>
+              <w:spacing w:before="40" w:after="40"/>
+            </w:pPr>
+            <w:r>
+              <w:rPr>
+                <w:sz w:val="18"/>
+              </w:rPr>
+              <w:t xml:space="preserve">Run the tool for each prior year; </w:t>
+            </w:r>
+            <w:r>
+              <w:rPr>
+                <w:rFonts w:ascii="Courier New" w:hAnsi="Courier New"/>
+                <w:color w:val="C02040"/>
+                <w:sz w:val="16"/>
+              </w:rPr>
+              <w:t>summary.json</w:t>
+            </w:r>
+            <w:r>
+              <w:rPr>
+                <w:sz w:val="18"/>
+              </w:rPr>
+              <w:t xml:space="preserve"> is created automatically</w:t>
+            </w:r>
+          </w:p>
+        </w:tc>
+      </w:tr>
+      <w:tr>
+        <w:tc>
+          <w:tcPr>
+            <w:tcW w:type="dxa" w:w="3120"/>
+          </w:tcPr>
+          <w:p>
+            <w:pPr>
+              <w:spacing w:before="40" w:after="40"/>
+            </w:pPr>
+            <w:r>
+              <w:rPr>
+                <w:sz w:val="18"/>
+              </w:rPr>
+              <w:t>IBKR Error 1001 (</w:t>
+            </w:r>
+            <w:r>
+              <w:rPr>
+                <w:rFonts w:ascii="Courier New" w:hAnsi="Courier New"/>
+                <w:color w:val="C02040"/>
+                <w:sz w:val="16"/>
+              </w:rPr>
+              <w:t>--fetch-ibkr</w:t>
+            </w:r>
+            <w:r>
+              <w:rPr>
+                <w:sz w:val="18"/>
+              </w:rPr>
+              <w:t>)</w:t>
+            </w:r>
+          </w:p>
+        </w:tc>
+        <w:tc>
+          <w:tcPr>
+            <w:tcW w:type="dxa" w:w="3120"/>
+          </w:tcPr>
+          <w:p>
+            <w:pPr>
+              <w:spacing w:before="40" w:after="40"/>
+            </w:pPr>
+            <w:r>
+              <w:rPr>
+                <w:sz w:val="18"/>
+              </w:rPr>
+              <w:t>IBKR cooldown between consecutive fetches (~10 min)</w:t>
+            </w:r>
+          </w:p>
+        </w:tc>
+        <w:tc>
+          <w:tcPr>
+            <w:tcW w:type="dxa" w:w="3120"/>
+          </w:tcPr>
+          <w:p>
+            <w:pPr>
+              <w:spacing w:before="40" w:after="40"/>
+            </w:pPr>
+            <w:r>
+              <w:rPr>
+                <w:sz w:val="18"/>
+              </w:rPr>
+              <w:t>Wait 10 minutes and retry</w:t>
+            </w:r>
+          </w:p>
+        </w:tc>
+      </w:tr>
+      <w:tr>
+        <w:tc>
+          <w:tcPr>
+            <w:tcW w:type="dxa" w:w="3120"/>
+            <w:shd w:val="clear" w:color="auto" w:fill="EBF3FB"/>
+          </w:tcPr>
+          <w:p>
+            <w:pPr>
+              <w:spacing w:before="40" w:after="40"/>
+            </w:pPr>
+            <w:r>
+              <w:rPr>
+                <w:sz w:val="18"/>
+              </w:rPr>
+              <w:t>IBKR Error 1019</w:t>
+            </w:r>
+          </w:p>
+        </w:tc>
+        <w:tc>
+          <w:tcPr>
+            <w:tcW w:type="dxa" w:w="3120"/>
+            <w:shd w:val="clear" w:color="auto" w:fill="EBF3FB"/>
+          </w:tcPr>
+          <w:p>
+            <w:pPr>
+              <w:spacing w:before="40" w:after="40"/>
+            </w:pPr>
+            <w:r>
+              <w:rPr>
+                <w:sz w:val="18"/>
+              </w:rPr>
+              <w:t>IBKR still generating the report</w:t>
+            </w:r>
+          </w:p>
+        </w:tc>
+        <w:tc>
+          <w:tcPr>
+            <w:tcW w:type="dxa" w:w="3120"/>
+            <w:shd w:val="clear" w:color="auto" w:fill="EBF3FB"/>
+          </w:tcPr>
+          <w:p>
+            <w:pPr>
+              <w:spacing w:before="40" w:after="40"/>
+            </w:pPr>
+            <w:r>
+              <w:rPr>
+                <w:sz w:val="18"/>
+              </w:rPr>
+              <w:t>Already retried automatically; try again in a few minutes</w:t>
+            </w:r>
+          </w:p>
+        </w:tc>
+      </w:tr>
+      <w:tr>
+        <w:tc>
+          <w:tcPr>
+            <w:tcW w:type="dxa" w:w="3120"/>
+          </w:tcPr>
+          <w:p>
+            <w:pPr>
+              <w:spacing w:before="40" w:after="40"/>
+            </w:pPr>
+            <w:r>
+              <w:rPr>
+                <w:rFonts w:ascii="Courier New" w:hAnsi="Courier New"/>
+                <w:color w:val="C02040"/>
+                <w:sz w:val="16"/>
+              </w:rPr>
+              <w:t>Unmatched sell</w:t>
+            </w:r>
+            <w:r>
+              <w:rPr>
+                <w:sz w:val="18"/>
+              </w:rPr>
+              <w:t xml:space="preserve"> warning</w:t>
+            </w:r>
+          </w:p>
+        </w:tc>
+        <w:tc>
+          <w:tcPr>
+            <w:tcW w:type="dxa" w:w="3120"/>
+          </w:tcPr>
+          <w:p>
+            <w:pPr>
+              <w:spacing w:before="40" w:after="40"/>
+            </w:pPr>
+            <w:r>
+              <w:rPr>
+                <w:sz w:val="18"/>
+              </w:rPr>
+              <w:t>Purchase year not in input data</w:t>
+            </w:r>
+          </w:p>
+        </w:tc>
+        <w:tc>
+          <w:tcPr>
+            <w:tcW w:type="dxa" w:w="3120"/>
+          </w:tcPr>
+          <w:p>
+            <w:pPr>
+              <w:spacing w:before="40" w:after="40"/>
+            </w:pPr>
+            <w:r>
+              <w:rPr>
+                <w:sz w:val="18"/>
+              </w:rPr>
+              <w:t xml:space="preserve">Run with all years' files, or place them all in </w:t>
+            </w:r>
+            <w:r>
+              <w:rPr>
+                <w:rFonts w:ascii="Courier New" w:hAnsi="Courier New"/>
+                <w:color w:val="C02040"/>
+                <w:sz w:val="16"/>
+              </w:rPr>
+              <w:t>users/{person}/data/</w:t>
+            </w:r>
+          </w:p>
+        </w:tc>
+      </w:tr>
+      <w:tr>
+        <w:tc>
+          <w:tcPr>
+            <w:tcW w:type="dxa" w:w="3120"/>
+            <w:shd w:val="clear" w:color="auto" w:fill="EBF3FB"/>
+          </w:tcPr>
+          <w:p>
+            <w:pPr>
+              <w:spacing w:before="40" w:after="40"/>
+            </w:pPr>
+            <w:r>
+              <w:rPr>
+                <w:rFonts w:ascii="Courier New" w:hAnsi="Courier New"/>
+                <w:color w:val="C02040"/>
+                <w:sz w:val="16"/>
+              </w:rPr>
+              <w:t>Negative position</w:t>
+            </w:r>
+            <w:r>
+              <w:rPr>
+                <w:sz w:val="18"/>
+              </w:rPr>
+              <w:t xml:space="preserve"> warning</w:t>
+            </w:r>
+          </w:p>
+        </w:tc>
+        <w:tc>
+          <w:tcPr>
+            <w:tcW w:type="dxa" w:w="3120"/>
+            <w:shd w:val="clear" w:color="auto" w:fill="EBF3FB"/>
+          </w:tcPr>
+          <w:p>
+            <w:pPr>
+              <w:spacing w:before="40" w:after="40"/>
+            </w:pPr>
+            <w:r>
+              <w:rPr>
+                <w:sz w:val="18"/>
+              </w:rPr>
+              <w:t>More sells than buys for a symbol</w:t>
+            </w:r>
+          </w:p>
+        </w:tc>
+        <w:tc>
+          <w:tcPr>
+            <w:tcW w:type="dxa" w:w="3120"/>
+            <w:shd w:val="clear" w:color="auto" w:fill="EBF3FB"/>
+          </w:tcPr>
+          <w:p>
+            <w:pPr>
+              <w:spacing w:before="40" w:after="40"/>
+            </w:pPr>
+            <w:r>
+              <w:rPr>
+                <w:sz w:val="18"/>
+              </w:rPr>
+              <w:t>Usually a missing prior-year file; can also indicate a split not in data</w:t>
+            </w:r>
+          </w:p>
+        </w:tc>
+      </w:tr>
+      <w:tr>
+        <w:tc>
+          <w:tcPr>
+            <w:tcW w:type="dxa" w:w="3120"/>
+          </w:tcPr>
+          <w:p>
+            <w:pPr>
+              <w:spacing w:before="40" w:after="40"/>
+            </w:pPr>
+            <w:r>
+              <w:rPr>
+                <w:sz w:val="18"/>
+              </w:rPr>
+              <w:t>OPT rows skipped warning</w:t>
+            </w:r>
+          </w:p>
+        </w:tc>
+        <w:tc>
+          <w:tcPr>
+            <w:tcW w:type="dxa" w:w="3120"/>
+          </w:tcPr>
+          <w:p>
+            <w:pPr>
+              <w:spacing w:before="40" w:after="40"/>
+            </w:pPr>
+            <w:r>
+              <w:rPr>
+                <w:sz w:val="18"/>
+              </w:rPr>
+              <w:t>Options/derivatives rows in IBKR data</w:t>
+            </w:r>
+          </w:p>
+        </w:tc>
+        <w:tc>
+          <w:tcPr>
+            <w:tcW w:type="dxa" w:w="3120"/>
+          </w:tcPr>
+          <w:p>
+            <w:pPr>
+              <w:spacing w:before="40" w:after="40"/>
+            </w:pPr>
+            <w:r>
+              <w:rPr>
+                <w:sz w:val="18"/>
+              </w:rPr>
+              <w:t xml:space="preserve">Expected: KZ 982/993 not yet implemented; printed as </w:t>
+            </w:r>
+            <w:r>
+              <w:rPr>
+                <w:rFonts w:ascii="Courier New" w:hAnsi="Courier New"/>
+                <w:color w:val="C02040"/>
+                <w:sz w:val="16"/>
+              </w:rPr>
+              <w:t>[warn]</w:t>
+            </w:r>
+          </w:p>
+        </w:tc>
+      </w:tr>
+      <w:tr>
+        <w:tc>
+          <w:tcPr>
+            <w:tcW w:type="dxa" w:w="3120"/>
+            <w:shd w:val="clear" w:color="auto" w:fill="EBF3FB"/>
+          </w:tcPr>
+          <w:p>
+            <w:pPr>
+              <w:spacing w:before="40" w:after="40"/>
+            </w:pPr>
+            <w:r>
+              <w:rPr>
+                <w:rFonts w:ascii="Courier New" w:hAnsi="Courier New"/>
+                <w:color w:val="C02040"/>
+                <w:sz w:val="16"/>
+              </w:rPr>
+              <w:t>openpyxl not installed</w:t>
+            </w:r>
+          </w:p>
+        </w:tc>
+        <w:tc>
+          <w:tcPr>
+            <w:tcW w:type="dxa" w:w="3120"/>
+            <w:shd w:val="clear" w:color="auto" w:fill="EBF3FB"/>
+          </w:tcPr>
+          <w:p>
+            <w:pPr>
+              <w:spacing w:before="40" w:after="40"/>
+            </w:pPr>
+            <w:r>
+              <w:rPr>
+                <w:sz w:val="18"/>
+              </w:rPr>
+              <w:t>Dependency missing</w:t>
+            </w:r>
+          </w:p>
+        </w:tc>
+        <w:tc>
+          <w:tcPr>
+            <w:tcW w:type="dxa" w:w="3120"/>
+            <w:shd w:val="clear" w:color="auto" w:fill="EBF3FB"/>
+          </w:tcPr>
+          <w:p>
+            <w:pPr>
+              <w:spacing w:before="40" w:after="40"/>
+            </w:pPr>
+            <w:r>
+              <w:rPr>
+                <w:rFonts w:ascii="Courier New" w:hAnsi="Courier New"/>
+                <w:color w:val="C02040"/>
+                <w:sz w:val="16"/>
+              </w:rPr>
+              <w:t>pip install -r requirements.txt</w:t>
+            </w:r>
+          </w:p>
+        </w:tc>
+      </w:tr>
+      <w:tr>
+        <w:tc>
+          <w:tcPr>
+            <w:tcW w:type="dxa" w:w="3120"/>
+          </w:tcPr>
+          <w:p>
+            <w:pPr>
+              <w:spacing w:before="40" w:after="40"/>
+            </w:pPr>
+            <w:r>
+              <w:rPr>
+                <w:sz w:val="18"/>
+              </w:rPr>
+              <w:t>NameError / ImportError</w:t>
+            </w:r>
+          </w:p>
+        </w:tc>
+        <w:tc>
+          <w:tcPr>
+            <w:tcW w:type="dxa" w:w="3120"/>
+          </w:tcPr>
+          <w:p>
+            <w:pPr>
+              <w:spacing w:before="40" w:after="40"/>
+            </w:pPr>
+            <w:r>
+              <w:rPr>
+                <w:sz w:val="18"/>
+              </w:rPr>
+              <w:t>Virtual environment not activated</w:t>
+            </w:r>
+          </w:p>
+        </w:tc>
+        <w:tc>
+          <w:tcPr>
+            <w:tcW w:type="dxa" w:w="3120"/>
+          </w:tcPr>
+          <w:p>
+            <w:pPr>
+              <w:spacing w:before="40" w:after="40"/>
+            </w:pPr>
+            <w:r>
+              <w:rPr>
+                <w:rFonts w:ascii="Courier New" w:hAnsi="Courier New"/>
+                <w:color w:val="C02040"/>
+                <w:sz w:val="16"/>
+              </w:rPr>
+              <w:t>source .venv/bin/activate</w:t>
+            </w:r>
+          </w:p>
+        </w:tc>
+      </w:tr>
+      <w:tr>
+        <w:tc>
+          <w:tcPr>
+            <w:tcW w:type="dxa" w:w="3120"/>
+            <w:shd w:val="clear" w:color="auto" w:fill="EBF3FB"/>
+          </w:tcPr>
+          <w:p>
+            <w:pPr>
+              <w:spacing w:before="40" w:after="40"/>
+            </w:pPr>
+            <w:r>
+              <w:rPr>
+                <w:sz w:val="18"/>
+              </w:rPr>
+              <w:t>SAXO ClosedPositions qty=1</w:t>
+            </w:r>
+          </w:p>
+        </w:tc>
+        <w:tc>
+          <w:tcPr>
+            <w:tcW w:type="dxa" w:w="3120"/>
+            <w:shd w:val="clear" w:color="auto" w:fill="EBF3FB"/>
+          </w:tcPr>
+          <w:p>
+            <w:pPr>
+              <w:spacing w:before="40" w:after="40"/>
+            </w:pPr>
+            <w:r>
+              <w:rPr>
+                <w:sz w:val="18"/>
+              </w:rPr>
+              <w:t>Using AggregatedAmounts instead</w:t>
+            </w:r>
+          </w:p>
+        </w:tc>
+        <w:tc>
+          <w:tcPr>
+            <w:tcW w:type="dxa" w:w="3120"/>
+            <w:shd w:val="clear" w:color="auto" w:fill="EBF3FB"/>
+          </w:tcPr>
+          <w:p>
+            <w:pPr>
+              <w:spacing w:before="40" w:after="40"/>
+            </w:pPr>
+            <w:r>
+              <w:rPr>
+                <w:sz w:val="18"/>
+              </w:rPr>
+              <w:t>Preferred: use ClosedPositions for 2024+ DK account capital gains</w:t>
+            </w:r>
+          </w:p>
+        </w:tc>
+      </w:tr>
+      <w:tr>
+        <w:tc>
+          <w:tcPr>
+            <w:tcW w:type="dxa" w:w="3120"/>
+          </w:tcPr>
+          <w:p>
+            <w:pPr>
+              <w:spacing w:before="40" w:after="40"/>
+            </w:pPr>
+            <w:r>
+              <w:rPr>
+                <w:sz w:val="18"/>
+              </w:rPr>
+              <w:t>E*Trade recap PDF not parsed</w:t>
+            </w:r>
+          </w:p>
+        </w:tc>
+        <w:tc>
+          <w:tcPr>
+            <w:tcW w:type="dxa" w:w="3120"/>
+          </w:tcPr>
+          <w:p>
+            <w:pPr>
+              <w:spacing w:before="40" w:after="40"/>
+            </w:pPr>
+            <w:r>
+              <w:rPr>
+                <w:sz w:val="18"/>
+              </w:rPr>
+              <w:t>Standalone annual recap has no year context</w:t>
+            </w:r>
+          </w:p>
+        </w:tc>
+        <w:tc>
+          <w:tcPr>
+            <w:tcW w:type="dxa" w:w="3120"/>
+          </w:tcPr>
+          <w:p>
+            <w:pPr>
+              <w:spacing w:before="40" w:after="40"/>
+            </w:pPr>
+            <w:r>
+              <w:rPr>
+                <w:sz w:val="18"/>
+              </w:rPr>
+              <w:t>Expected: only monthly/quarterly statements are parsed; recaps are skipped</w:t>
+            </w:r>
+          </w:p>
+        </w:tc>
+      </w:tr>
+    </w:tbl>
+    <w:p/>
     <w:p>
       <w:pPr>
-        <w:ind w:left="432"/>
+        <w:spacing w:before="40" w:after="40"/>
       </w:pPr>
-      <w:r>
-        <w:rPr>
-          <w:sz w:val="18"/>
-        </w:rPr>
-        <w:t>Symptom  |  Likely cause  |  Fix</w:t>
-      </w:r>
     </w:p>
     <w:p>
-      <w:pPr>
-        <w:ind w:left="432"/>
-      </w:pPr>
+      <w:r>
+        <w:t xml:space="preserve">*This file supersedes </w:t>
+      </w:r>
       <w:r>
         <w:rPr>
-          <w:sz w:val="18"/>
+          <w:rFonts w:ascii="Courier New" w:hAnsi="Courier New"/>
+          <w:color w:val="C02040"/>
+          <w:sz w:val="20"/>
         </w:rPr>
-        <w:t>No transactions loaded  |  Flex Query missing Trades/CashTransactions sections  |  Re-export with both sections; verify CSV starts with BOF + HEADER/DATA rows</w:t>
+        <w:t>docs/kapitalertrag_documentation.docx</w:t>
+      </w:r>
+      <w:r>
+        <w:t xml:space="preserve"> (archived, last updated 2026-05-01 at v1.0).*</w:t>
       </w:r>
     </w:p>
     <w:p>
-      <w:pPr>
-        <w:ind w:left="432"/>
-      </w:pPr>
+      <w:r>
+        <w:t xml:space="preserve">*For investment strategy and WHT reclaim research, see </w:t>
+      </w:r>
       <w:r>
         <w:rPr>
-          <w:sz w:val="18"/>
+          <w:rFonts w:ascii="Courier New" w:hAnsi="Courier New"/>
+          <w:color w:val="C02040"/>
+          <w:sz w:val="20"/>
         </w:rPr>
-        <w:t>`FX: No rate found for X around YYYY-MM-DD` (&gt;5 days)  |  Stale current-year FX cache  |  Delete `cache/fx_cache/{CCY}_{YEAR}.json`; tool re-fetches automatically on next run</w:t>
-      </w:r>
-    </w:p>
-    <w:p>
-      <w:pPr>
-        <w:ind w:left="432"/>
-      </w:pPr>
-      <w:r>
-        <w:rPr>
-          <w:sz w:val="18"/>
-        </w:rPr>
-        <w:t>28 transactions FX=0  |  Current-year FX cache created before those dates  |  Same as above — delete the stale file</w:t>
-      </w:r>
-    </w:p>
-    <w:p>
-      <w:pPr>
-        <w:ind w:left="432"/>
-      </w:pPr>
-      <w:r>
-        <w:rPr>
-          <w:sz w:val="18"/>
-        </w:rPr>
-        <w:t>Overview tab shows only current year  |  Prior years' `summary.json` missing  |  Run the tool for each prior year; `summary.json` is created automatically</w:t>
-      </w:r>
-    </w:p>
-    <w:p>
-      <w:pPr>
-        <w:ind w:left="432"/>
-      </w:pPr>
-      <w:r>
-        <w:rPr>
-          <w:sz w:val="18"/>
-        </w:rPr>
-        <w:t>IBKR Error 1001 (`--fetch-ibkr`)  |  IBKR cooldown between consecutive fetches (~10 min)  |  Wait 10 minutes and retry</w:t>
-      </w:r>
-    </w:p>
-    <w:p>
-      <w:pPr>
-        <w:ind w:left="432"/>
-      </w:pPr>
-      <w:r>
-        <w:rPr>
-          <w:sz w:val="18"/>
-        </w:rPr>
-        <w:t>IBKR Error 1019  |  IBKR still generating the report  |  Already retried automatically; try again in a few minutes</w:t>
-      </w:r>
-    </w:p>
-    <w:p>
-      <w:pPr>
-        <w:ind w:left="432"/>
-      </w:pPr>
-      <w:r>
-        <w:rPr>
-          <w:sz w:val="18"/>
-        </w:rPr>
-        <w:t>`Unmatched sell` warning  |  Purchase year not in input data  |  Run with all years' files, or place them all in `users/{person}/data/`</w:t>
-      </w:r>
-    </w:p>
-    <w:p>
-      <w:pPr>
-        <w:ind w:left="432"/>
-      </w:pPr>
-      <w:r>
-        <w:rPr>
-          <w:sz w:val="18"/>
-        </w:rPr>
-        <w:t>`Negative position` warning  |  More sells than buys for a symbol  |  Usually a missing prior-year file; can also indicate a split not in data</w:t>
-      </w:r>
-    </w:p>
-    <w:p>
-      <w:pPr>
-        <w:ind w:left="432"/>
-      </w:pPr>
-      <w:r>
-        <w:rPr>
-          <w:sz w:val="18"/>
-        </w:rPr>
-        <w:t>OPT rows skipped warning  |  Options/derivatives rows in IBKR data  |  Expected: KZ 982/993 not yet implemented; printed as `[warn]`</w:t>
-      </w:r>
-    </w:p>
-    <w:p>
-      <w:pPr>
-        <w:ind w:left="432"/>
-      </w:pPr>
-      <w:r>
-        <w:rPr>
-          <w:sz w:val="18"/>
-        </w:rPr>
-        <w:t>`openpyxl not installed`  |  Dependency missing  |  `pip install -r requirements.txt`</w:t>
-      </w:r>
-    </w:p>
-    <w:p>
-      <w:pPr>
-        <w:ind w:left="432"/>
-      </w:pPr>
-      <w:r>
-        <w:rPr>
-          <w:sz w:val="18"/>
-        </w:rPr>
-        <w:t>NameError / ImportError  |  Virtual environment not activated  |  `source .venv/bin/activate`</w:t>
-      </w:r>
-    </w:p>
-    <w:p>
-      <w:pPr>
-        <w:ind w:left="432"/>
-      </w:pPr>
-      <w:r>
-        <w:rPr>
-          <w:sz w:val="18"/>
-        </w:rPr>
-        <w:t>SAXO ClosedPositions qty=1  |  Using AggregatedAmounts instead  |  Preferred: use ClosedPositions for 2024+ DK account capital gains</w:t>
-      </w:r>
-    </w:p>
-    <w:p>
-      <w:pPr>
-        <w:ind w:left="432"/>
-      </w:pPr>
-      <w:r>
-        <w:rPr>
-          <w:sz w:val="18"/>
-        </w:rPr>
-        <w:t>E*Trade recap PDF not parsed  |  Standalone annual recap has no year context  |  Expected: only monthly/quarterly statements are parsed; recaps are skipped</w:t>
-      </w:r>
-    </w:p>
-    <w:p>
-      <w:r>
-        <w:t>*This file supersedes docs/kapitalertrag_documentation.docx (archived, last updated 2026-05-01 at v1.0).*</w:t>
-      </w:r>
-    </w:p>
-    <w:p>
-      <w:r>
-        <w:t>*For investment strategy and WHT reclaim research, see docs/investment-strategy-matthias-2026.md.*</w:t>
+        <w:t>docs/investment-strategy-matthias-2026.md</w:t>
+      </w:r>
+      <w:r>
+        <w:t>.*</w:t>
       </w:r>
     </w:p>
     <w:sectPr>
@@ -3253,6 +7923,10 @@
     <w:name w:val="Normal"/>
     <w:qFormat/>
     <w:rsid w:val="00FC693F"/>
+    <w:rPr>
+      <w:rFonts w:ascii="Calibri" w:hAnsi="Calibri"/>
+      <w:sz w:val="22"/>
+    </w:rPr>
   </w:style>
   <w:style w:type="paragraph" w:styleId="Header">
     <w:name w:val="header"/>

--- a/docs/kapitalertrag_documentation.docx
+++ b/docs/kapitalertrag_documentation.docx
@@ -3038,12 +3038,12 @@
           <w:color w:val="242424"/>
           <w:sz w:val="17"/>
         </w:rPr>
-        <w:t># Fetch + run in one step</w:t>
+        <w:t># Fetch + run in one step (skips download if file already exists)</w:t>
         <w:br/>
         <w:t>python main.py --person matthias --year 2025 --fetch-ibkr</w:t>
         <w:br/>
         <w:br/>
-        <w:t># Force re-download even if file already exists today</w:t>
+        <w:t># Force re-download even if a file already exists</w:t>
         <w:br/>
         <w:t>python main.py --person matthias --year 2025 --force-fetch-ibkr</w:t>
       </w:r>
@@ -3070,6 +3070,305 @@
       </w:r>
     </w:p>
     <w:p>
+      <w:pPr>
+        <w:pStyle w:val="Heading3"/>
+      </w:pPr>
+      <w:r>
+        <w:t>6.5 --fetch-ibkr vs --force-fetch-ibkr</w:t>
+      </w:r>
+    </w:p>
+    <w:tbl>
+      <w:tblPr>
+        <w:tblStyle w:val="TableGrid"/>
+        <w:tblW w:type="auto" w:w="0"/>
+        <w:tblLook w:firstColumn="1" w:firstRow="1" w:lastColumn="0" w:lastRow="0" w:noHBand="0" w:noVBand="1" w:val="04A0"/>
+      </w:tblPr>
+      <w:tblGrid>
+        <w:gridCol w:w="4680"/>
+        <w:gridCol w:w="4680"/>
+      </w:tblGrid>
+      <w:tr>
+        <w:tc>
+          <w:tcPr>
+            <w:tcW w:type="dxa" w:w="4680"/>
+            <w:shd w:val="clear" w:color="auto" w:fill="2E74B5"/>
+          </w:tcPr>
+          <w:p>
+            <w:pPr>
+              <w:spacing w:before="60" w:after="60"/>
+            </w:pPr>
+            <w:r>
+              <w:rPr>
+                <w:b/>
+                <w:color w:val="FFFFFF"/>
+                <w:sz w:val="18"/>
+              </w:rPr>
+              <w:t>Flag</w:t>
+            </w:r>
+          </w:p>
+        </w:tc>
+        <w:tc>
+          <w:tcPr>
+            <w:tcW w:type="dxa" w:w="4680"/>
+            <w:shd w:val="clear" w:color="auto" w:fill="2E74B5"/>
+          </w:tcPr>
+          <w:p>
+            <w:pPr>
+              <w:spacing w:before="60" w:after="60"/>
+            </w:pPr>
+            <w:r>
+              <w:rPr>
+                <w:b/>
+                <w:color w:val="FFFFFF"/>
+                <w:sz w:val="18"/>
+              </w:rPr>
+              <w:t>Behaviour</w:t>
+            </w:r>
+          </w:p>
+        </w:tc>
+      </w:tr>
+      <w:tr>
+        <w:tc>
+          <w:tcPr>
+            <w:tcW w:type="dxa" w:w="4680"/>
+          </w:tcPr>
+          <w:p>
+            <w:pPr>
+              <w:spacing w:before="40" w:after="40"/>
+            </w:pPr>
+            <w:r>
+              <w:rPr>
+                <w:rFonts w:ascii="Courier New" w:hAnsi="Courier New"/>
+                <w:color w:val="C02040"/>
+                <w:sz w:val="16"/>
+              </w:rPr>
+              <w:t>--fetch-ibkr</w:t>
+            </w:r>
+          </w:p>
+        </w:tc>
+        <w:tc>
+          <w:tcPr>
+            <w:tcW w:type="dxa" w:w="4680"/>
+          </w:tcPr>
+          <w:p>
+            <w:pPr>
+              <w:spacing w:before="40" w:after="40"/>
+            </w:pPr>
+            <w:r>
+              <w:rPr>
+                <w:sz w:val="18"/>
+              </w:rPr>
+              <w:t xml:space="preserve">Download from IBKR </w:t>
+            </w:r>
+            <w:r>
+              <w:rPr>
+                <w:b/>
+                <w:sz w:val="18"/>
+              </w:rPr>
+              <w:t>only if no file exists</w:t>
+            </w:r>
+            <w:r>
+              <w:rPr>
+                <w:sz w:val="18"/>
+              </w:rPr>
+              <w:t xml:space="preserve"> at the save path. If a previously downloaded file is present, it is reused silently. Safe to include in any run without risking rate-limit hits.</w:t>
+            </w:r>
+          </w:p>
+        </w:tc>
+      </w:tr>
+      <w:tr>
+        <w:tc>
+          <w:tcPr>
+            <w:tcW w:type="dxa" w:w="4680"/>
+            <w:shd w:val="clear" w:color="auto" w:fill="EBF3FB"/>
+          </w:tcPr>
+          <w:p>
+            <w:pPr>
+              <w:spacing w:before="40" w:after="40"/>
+            </w:pPr>
+            <w:r>
+              <w:rPr>
+                <w:rFonts w:ascii="Courier New" w:hAnsi="Courier New"/>
+                <w:color w:val="C02040"/>
+                <w:sz w:val="16"/>
+              </w:rPr>
+              <w:t>--force-fetch-ibkr</w:t>
+            </w:r>
+          </w:p>
+        </w:tc>
+        <w:tc>
+          <w:tcPr>
+            <w:tcW w:type="dxa" w:w="4680"/>
+            <w:shd w:val="clear" w:color="auto" w:fill="EBF3FB"/>
+          </w:tcPr>
+          <w:p>
+            <w:pPr>
+              <w:spacing w:before="40" w:after="40"/>
+            </w:pPr>
+            <w:r>
+              <w:rPr>
+                <w:b/>
+                <w:sz w:val="18"/>
+              </w:rPr>
+              <w:t>Always re-download</w:t>
+            </w:r>
+            <w:r>
+              <w:rPr>
+                <w:sz w:val="18"/>
+              </w:rPr>
+              <w:t xml:space="preserve">, overwriting any existing file. Use this when you need fresh data (e.g. you ran the tool earlier today and new transactions have since settled), or after changing the Flex Query layout in IBKR. Implies </w:t>
+            </w:r>
+            <w:r>
+              <w:rPr>
+                <w:rFonts w:ascii="Courier New" w:hAnsi="Courier New"/>
+                <w:color w:val="C02040"/>
+                <w:sz w:val="16"/>
+              </w:rPr>
+              <w:t>--fetch-ibkr</w:t>
+            </w:r>
+            <w:r>
+              <w:rPr>
+                <w:sz w:val="18"/>
+              </w:rPr>
+              <w:t>.</w:t>
+            </w:r>
+          </w:p>
+        </w:tc>
+      </w:tr>
+    </w:tbl>
+    <w:p/>
+    <w:p>
+      <w:r>
+        <w:t>The same logic applies to the Open Positions variants:</w:t>
+      </w:r>
+    </w:p>
+    <w:tbl>
+      <w:tblPr>
+        <w:tblStyle w:val="TableGrid"/>
+        <w:tblW w:type="auto" w:w="0"/>
+        <w:tblLook w:firstColumn="1" w:firstRow="1" w:lastColumn="0" w:lastRow="0" w:noHBand="0" w:noVBand="1" w:val="04A0"/>
+      </w:tblPr>
+      <w:tblGrid>
+        <w:gridCol w:w="4680"/>
+        <w:gridCol w:w="4680"/>
+      </w:tblGrid>
+      <w:tr>
+        <w:tc>
+          <w:tcPr>
+            <w:tcW w:type="dxa" w:w="4680"/>
+            <w:shd w:val="clear" w:color="auto" w:fill="2E74B5"/>
+          </w:tcPr>
+          <w:p>
+            <w:pPr>
+              <w:spacing w:before="60" w:after="60"/>
+            </w:pPr>
+            <w:r>
+              <w:rPr>
+                <w:b/>
+                <w:color w:val="FFFFFF"/>
+                <w:sz w:val="18"/>
+              </w:rPr>
+              <w:t>Flag</w:t>
+            </w:r>
+          </w:p>
+        </w:tc>
+        <w:tc>
+          <w:tcPr>
+            <w:tcW w:type="dxa" w:w="4680"/>
+            <w:shd w:val="clear" w:color="auto" w:fill="2E74B5"/>
+          </w:tcPr>
+          <w:p>
+            <w:pPr>
+              <w:spacing w:before="60" w:after="60"/>
+            </w:pPr>
+            <w:r>
+              <w:rPr>
+                <w:b/>
+                <w:color w:val="FFFFFF"/>
+                <w:sz w:val="18"/>
+              </w:rPr>
+              <w:t>Behaviour</w:t>
+            </w:r>
+          </w:p>
+        </w:tc>
+      </w:tr>
+      <w:tr>
+        <w:tc>
+          <w:tcPr>
+            <w:tcW w:type="dxa" w:w="4680"/>
+          </w:tcPr>
+          <w:p>
+            <w:pPr>
+              <w:spacing w:before="40" w:after="40"/>
+            </w:pPr>
+            <w:r>
+              <w:rPr>
+                <w:rFonts w:ascii="Courier New" w:hAnsi="Courier New"/>
+                <w:color w:val="C02040"/>
+                <w:sz w:val="16"/>
+              </w:rPr>
+              <w:t>--fetch-ibkr-positions</w:t>
+            </w:r>
+          </w:p>
+        </w:tc>
+        <w:tc>
+          <w:tcPr>
+            <w:tcW w:type="dxa" w:w="4680"/>
+          </w:tcPr>
+          <w:p>
+            <w:pPr>
+              <w:spacing w:before="40" w:after="40"/>
+            </w:pPr>
+            <w:r>
+              <w:rPr>
+                <w:sz w:val="18"/>
+              </w:rPr>
+              <w:t>Download Open Positions only if no cached file exists.</w:t>
+            </w:r>
+          </w:p>
+        </w:tc>
+      </w:tr>
+      <w:tr>
+        <w:tc>
+          <w:tcPr>
+            <w:tcW w:type="dxa" w:w="4680"/>
+            <w:shd w:val="clear" w:color="auto" w:fill="EBF3FB"/>
+          </w:tcPr>
+          <w:p>
+            <w:pPr>
+              <w:spacing w:before="40" w:after="40"/>
+            </w:pPr>
+            <w:r>
+              <w:rPr>
+                <w:rFonts w:ascii="Courier New" w:hAnsi="Courier New"/>
+                <w:color w:val="C02040"/>
+                <w:sz w:val="16"/>
+              </w:rPr>
+              <w:t>--force-fetch-ibkr-positions</w:t>
+            </w:r>
+          </w:p>
+        </w:tc>
+        <w:tc>
+          <w:tcPr>
+            <w:tcW w:type="dxa" w:w="4680"/>
+            <w:shd w:val="clear" w:color="auto" w:fill="EBF3FB"/>
+          </w:tcPr>
+          <w:p>
+            <w:pPr>
+              <w:spacing w:before="40" w:after="40"/>
+            </w:pPr>
+            <w:r>
+              <w:rPr>
+                <w:sz w:val="18"/>
+              </w:rPr>
+              <w:t>Always re-download Open Positions. Use after editing the Flex Query or when portfolio values look stale.</w:t>
+            </w:r>
+          </w:p>
+        </w:tc>
+      </w:tr>
+    </w:tbl>
+    <w:p/>
+    <w:p>
       <w:r>
         <w:rPr>
           <w:b/>
@@ -3077,7 +3376,39 @@
         <w:t>Error 1001</w:t>
       </w:r>
       <w:r>
-        <w:t>: IBKR enforces a ~10-minute cooldown between consecutive fetches. Wait and retry.</w:t>
+        <w:t>: IBKR enforces a ~10-minute cooldown between consecutive fetches. If you hit it,</w:t>
+      </w:r>
+    </w:p>
+    <w:p>
+      <w:r>
+        <w:t xml:space="preserve">wait 10 minutes and re-run with </w:t>
+      </w:r>
+      <w:r>
+        <w:rPr>
+          <w:rFonts w:ascii="Courier New" w:hAnsi="Courier New"/>
+          <w:color w:val="C02040"/>
+          <w:sz w:val="20"/>
+        </w:rPr>
+        <w:t>--force-fetch-ibkr</w:t>
+      </w:r>
+      <w:r>
+        <w:t xml:space="preserve">. Using plain </w:t>
+      </w:r>
+      <w:r>
+        <w:rPr>
+          <w:rFonts w:ascii="Courier New" w:hAnsi="Courier New"/>
+          <w:color w:val="C02040"/>
+          <w:sz w:val="20"/>
+        </w:rPr>
+        <w:t>--fetch-ibkr</w:t>
+      </w:r>
+      <w:r>
+        <w:t xml:space="preserve"> will not</w:t>
+      </w:r>
+    </w:p>
+    <w:p>
+      <w:r>
+        <w:t>trigger a new fetch (the existing file is reused), so it is safe to run immediately.</w:t>
       </w:r>
     </w:p>
     <w:p>
@@ -4344,7 +4675,7 @@
               <w:rPr>
                 <w:sz w:val="18"/>
               </w:rPr>
-              <w:t xml:space="preserve">Fetch IBKR Flex data automatically before running. Requires </w:t>
+              <w:t xml:space="preserve">Download IBKR Flex report if no cached file exists. Requires </w:t>
             </w:r>
             <w:r>
               <w:rPr>
@@ -4394,7 +4725,109 @@
               <w:rPr>
                 <w:sz w:val="18"/>
               </w:rPr>
-              <w:t>Force re-download even if file exists today.</w:t>
+              <w:t xml:space="preserve">Always re-download IBKR Flex report, overwriting any cached file. Implies </w:t>
+            </w:r>
+            <w:r>
+              <w:rPr>
+                <w:rFonts w:ascii="Courier New" w:hAnsi="Courier New"/>
+                <w:color w:val="C02040"/>
+                <w:sz w:val="16"/>
+              </w:rPr>
+              <w:t>--fetch-ibkr</w:t>
+            </w:r>
+            <w:r>
+              <w:rPr>
+                <w:sz w:val="18"/>
+              </w:rPr>
+              <w:t>.</w:t>
+            </w:r>
+          </w:p>
+        </w:tc>
+      </w:tr>
+      <w:tr>
+        <w:tc>
+          <w:tcPr>
+            <w:tcW w:type="dxa" w:w="4680"/>
+            <w:shd w:val="clear" w:color="auto" w:fill="EBF3FB"/>
+          </w:tcPr>
+          <w:p>
+            <w:pPr>
+              <w:spacing w:before="40" w:after="40"/>
+            </w:pPr>
+            <w:r>
+              <w:rPr>
+                <w:rFonts w:ascii="Courier New" w:hAnsi="Courier New"/>
+                <w:color w:val="C02040"/>
+                <w:sz w:val="16"/>
+              </w:rPr>
+              <w:t>--fetch-ibkr-positions</w:t>
+            </w:r>
+          </w:p>
+        </w:tc>
+        <w:tc>
+          <w:tcPr>
+            <w:tcW w:type="dxa" w:w="4680"/>
+            <w:shd w:val="clear" w:color="auto" w:fill="EBF3FB"/>
+          </w:tcPr>
+          <w:p>
+            <w:pPr>
+              <w:spacing w:before="40" w:after="40"/>
+            </w:pPr>
+            <w:r>
+              <w:rPr>
+                <w:sz w:val="18"/>
+              </w:rPr>
+              <w:t>Download Open Positions report if no cached file exists.</w:t>
+            </w:r>
+          </w:p>
+        </w:tc>
+      </w:tr>
+      <w:tr>
+        <w:tc>
+          <w:tcPr>
+            <w:tcW w:type="dxa" w:w="4680"/>
+          </w:tcPr>
+          <w:p>
+            <w:pPr>
+              <w:spacing w:before="40" w:after="40"/>
+            </w:pPr>
+            <w:r>
+              <w:rPr>
+                <w:rFonts w:ascii="Courier New" w:hAnsi="Courier New"/>
+                <w:color w:val="C02040"/>
+                <w:sz w:val="16"/>
+              </w:rPr>
+              <w:t>--force-fetch-ibkr-positions</w:t>
+            </w:r>
+          </w:p>
+        </w:tc>
+        <w:tc>
+          <w:tcPr>
+            <w:tcW w:type="dxa" w:w="4680"/>
+          </w:tcPr>
+          <w:p>
+            <w:pPr>
+              <w:spacing w:before="40" w:after="40"/>
+            </w:pPr>
+            <w:r>
+              <w:rPr>
+                <w:sz w:val="18"/>
+              </w:rPr>
+              <w:t xml:space="preserve">Always re-download Open Positions report. Implies </w:t>
+            </w:r>
+            <w:r>
+              <w:rPr>
+                <w:rFonts w:ascii="Courier New" w:hAnsi="Courier New"/>
+                <w:color w:val="C02040"/>
+                <w:sz w:val="16"/>
+              </w:rPr>
+              <w:t>--fetch-ibkr-positions</w:t>
+            </w:r>
+            <w:r>
+              <w:rPr>
+                <w:sz w:val="18"/>
+              </w:rPr>
+              <w:t>.</w:t>
             </w:r>
           </w:p>
         </w:tc>
